--- a/docs/superpowers/specs/2026-06-22-field-audit-design.docx
+++ b/docs/superpowers/specs/2026-06-22-field-audit-design.docx
@@ -58,7 +58,7 @@
         <w:rPr>
           <w:rFonts w:hint="eastAsia"/>
         </w:rPr>
-        <w:t xml:space="preserve">2026-06-23（§9，7</w:t>
+        <w:t xml:space="preserve">2026-06-23（§9，8</w:t>
       </w:r>
       <w:r>
         <w:t xml:space="preserve"> </w:t>
@@ -4483,7 +4483,7 @@
         <w:rPr>
           <w:rStyle w:val="CommentTok"/>
         </w:rPr>
-        <w:t xml:space="preserve">被审计实体主键（Guid 字符串）。</w:t>
+        <w:t xml:space="preserve">被审计实体主键字符串（经 EF 主键元数据提取，键形无关：Guid/int 直取，复合键以 "|" 连接；见 §3.4 R8）。</w:t>
       </w:r>
       <w:r>
         <w:rPr>
@@ -4522,7 +4522,7 @@
         <w:rPr>
           <w:rStyle w:val="DecValTok"/>
         </w:rPr>
-        <w:t xml:space="preserve">64</w:t>
+        <w:t xml:space="preserve">128</w:t>
       </w:r>
       <w:r>
         <w:rPr>
@@ -5970,6 +5970,299 @@
         </w:rPr>
         <w:t xml:space="preserve">的控制器先查后改改造。</w:t>
       </w:r>
+      <w:r>
+        <w:rPr>
+          <w:rFonts w:hint="eastAsia"/>
+          <w:b/>
+          <w:bCs/>
+        </w:rPr>
+        <w:t xml:space="preserve">且</w:t>
+      </w:r>
+      <w:r>
+        <w:rPr>
+          <w:b/>
+          <w:bCs/>
+        </w:rPr>
+        <w:t xml:space="preserve"> </w:t>
+      </w:r>
+      <w:r>
+        <w:rPr>
+          <w:rStyle w:val="VerbatimChar"/>
+          <w:b/>
+          <w:bCs/>
+        </w:rPr>
+        <w:t xml:space="preserve">Sys_Role</w:t>
+      </w:r>
+      <w:r>
+        <w:rPr>
+          <w:b/>
+          <w:bCs/>
+        </w:rPr>
+        <w:t xml:space="preserve">(int RoleId)/</w:t>
+      </w:r>
+      <w:r>
+        <w:rPr>
+          <w:rStyle w:val="VerbatimChar"/>
+          <w:b/>
+          <w:bCs/>
+        </w:rPr>
+        <w:t xml:space="preserve">Sys_Menu</w:t>
+      </w:r>
+      <w:r>
+        <w:rPr>
+          <w:b/>
+          <w:bCs/>
+        </w:rPr>
+        <w:t xml:space="preserve">(int MenuId) </w:t>
+      </w:r>
+      <w:r>
+        <w:rPr>
+          <w:rFonts w:hint="eastAsia"/>
+          <w:b/>
+          <w:bCs/>
+        </w:rPr>
+        <w:t xml:space="preserve">为用户自定义</w:t>
+      </w:r>
+      <w:r>
+        <w:rPr>
+          <w:b/>
+          <w:bCs/>
+        </w:rPr>
+        <w:t xml:space="preserve"> int </w:t>
+      </w:r>
+      <w:r>
+        <w:rPr>
+          <w:rFonts w:hint="eastAsia"/>
+          <w:b/>
+          <w:bCs/>
+        </w:rPr>
+        <w:t xml:space="preserve">键、不继承</w:t>
+      </w:r>
+      <w:r>
+        <w:rPr>
+          <w:b/>
+          <w:bCs/>
+        </w:rPr>
+        <w:t xml:space="preserve"> </w:t>
+      </w:r>
+      <w:r>
+        <w:rPr>
+          <w:rStyle w:val="VerbatimChar"/>
+          <w:b/>
+          <w:bCs/>
+        </w:rPr>
+        <w:t xml:space="preserve">BaseEntity</w:t>
+      </w:r>
+      <w:r>
+        <w:rPr>
+          <w:b/>
+          <w:bCs/>
+        </w:rPr>
+        <w:t xml:space="preserve">/</w:t>
+      </w:r>
+      <w:r>
+        <w:rPr>
+          <w:rStyle w:val="VerbatimChar"/>
+          <w:b/>
+          <w:bCs/>
+        </w:rPr>
+        <w:t xml:space="preserve">BaseTenantEntity</w:t>
+      </w:r>
+      <w:r>
+        <w:rPr>
+          <w:rFonts w:hint="eastAsia"/>
+          <w:b/>
+          <w:bCs/>
+        </w:rPr>
+        <w:t xml:space="preserve">（无</w:t>
+      </w:r>
+      <w:r>
+        <w:rPr>
+          <w:b/>
+          <w:bCs/>
+        </w:rPr>
+        <w:t xml:space="preserve"> </w:t>
+      </w:r>
+      <w:r>
+        <w:rPr>
+          <w:rStyle w:val="VerbatimChar"/>
+          <w:b/>
+          <w:bCs/>
+        </w:rPr>
+        <w:t xml:space="preserve">.Id</w:t>
+      </w:r>
+      <w:r>
+        <w:rPr>
+          <w:rFonts w:hint="eastAsia"/>
+          <w:b/>
+          <w:bCs/>
+        </w:rPr>
+        <w:t xml:space="preserve">、无</w:t>
+      </w:r>
+      <w:r>
+        <w:rPr>
+          <w:b/>
+          <w:bCs/>
+        </w:rPr>
+        <w:t xml:space="preserve"> </w:t>
+      </w:r>
+      <w:r>
+        <w:rPr>
+          <w:rStyle w:val="VerbatimChar"/>
+          <w:b/>
+          <w:bCs/>
+        </w:rPr>
+        <w:t xml:space="preserve">TenantId</w:t>
+      </w:r>
+      <w:r>
+        <w:rPr>
+          <w:rFonts w:hint="eastAsia"/>
+          <w:b/>
+          <w:bCs/>
+        </w:rPr>
+        <w:t xml:space="preserve">）</w:t>
+      </w:r>
+      <w:r>
+        <w:rPr>
+          <w:rFonts w:hint="eastAsia"/>
+        </w:rPr>
+        <w:t xml:space="preserve">——故</w:t>
+      </w:r>
+      <w:r>
+        <w:t xml:space="preserve"> EntityKey </w:t>
+      </w:r>
+      <w:r>
+        <w:rPr>
+          <w:rFonts w:hint="eastAsia"/>
+        </w:rPr>
+        <w:t xml:space="preserve">走通用主键提取、审计行</w:t>
+      </w:r>
+      <w:r>
+        <w:t xml:space="preserve"> TenantId </w:t>
+      </w:r>
+      <w:r>
+        <w:rPr>
+          <w:rFonts w:hint="eastAsia"/>
+        </w:rPr>
+        <w:t xml:space="preserve">回退</w:t>
+      </w:r>
+      <w:r>
+        <w:t xml:space="preserve"> </w:t>
+      </w:r>
+      <w:r>
+        <w:rPr>
+          <w:rStyle w:val="VerbatimChar"/>
+        </w:rPr>
+        <w:t xml:space="preserve">CurrentTenantId</w:t>
+      </w:r>
+      <w:r>
+        <w:rPr>
+          <w:rFonts w:hint="eastAsia"/>
+        </w:rPr>
+        <w:t xml:space="preserve">（见</w:t>
+      </w:r>
+      <w:r>
+        <w:t xml:space="preserve"> §3.4 </w:t>
+      </w:r>
+      <w:r>
+        <w:rPr>
+          <w:rFonts w:hint="eastAsia"/>
+        </w:rPr>
+        <w:t xml:space="preserve">R8）。其余</w:t>
+      </w:r>
+      <w:r>
+        <w:t xml:space="preserve"> 9 </w:t>
+      </w:r>
+      <w:r>
+        <w:rPr>
+          <w:rFonts w:hint="eastAsia"/>
+        </w:rPr>
+        <w:t xml:space="preserve">个首批实体均</w:t>
+      </w:r>
+      <w:r>
+        <w:t xml:space="preserve"> </w:t>
+      </w:r>
+      <w:r>
+        <w:rPr>
+          <w:rStyle w:val="VerbatimChar"/>
+        </w:rPr>
+        <w:t xml:space="preserve">BaseTenantEntity</w:t>
+      </w:r>
+      <w:r>
+        <w:t xml:space="preserve">/</w:t>
+      </w:r>
+      <w:r>
+        <w:rPr>
+          <w:rStyle w:val="VerbatimChar"/>
+        </w:rPr>
+        <w:t xml:space="preserve">BaseEntity</w:t>
+      </w:r>
+      <w:r>
+        <w:rPr>
+          <w:rFonts w:hint="eastAsia"/>
+        </w:rPr>
+        <w:t xml:space="preserve">（</w:t>
+      </w:r>
+      <w:r>
+        <w:rPr>
+          <w:rStyle w:val="VerbatimChar"/>
+        </w:rPr>
+        <w:t xml:space="preserve">Guid Id</w:t>
+      </w:r>
+      <w:r>
+        <w:rPr>
+          <w:rFonts w:hint="eastAsia"/>
+        </w:rPr>
+        <w:t xml:space="preserve">），其中</w:t>
+      </w:r>
+      <w:r>
+        <w:t xml:space="preserve"> </w:t>
+      </w:r>
+      <w:r>
+        <w:rPr>
+          <w:rStyle w:val="VerbatimChar"/>
+        </w:rPr>
+        <w:t xml:space="preserve">Sys_Tenant</w:t>
+      </w:r>
+      <w:r>
+        <w:t xml:space="preserve"> </w:t>
+      </w:r>
+      <w:r>
+        <w:rPr>
+          <w:rFonts w:hint="eastAsia"/>
+        </w:rPr>
+        <w:t xml:space="preserve">为共享表（</w:t>
+      </w:r>
+      <w:r>
+        <w:rPr>
+          <w:rStyle w:val="VerbatimChar"/>
+        </w:rPr>
+        <w:t xml:space="preserve">BaseEntity</w:t>
+      </w:r>
+      <w:r>
+        <w:t xml:space="preserve"> </w:t>
+      </w:r>
+      <w:r>
+        <w:rPr>
+          <w:rFonts w:hint="eastAsia"/>
+        </w:rPr>
+        <w:t xml:space="preserve">无</w:t>
+      </w:r>
+      <w:r>
+        <w:t xml:space="preserve"> </w:t>
+      </w:r>
+      <w:r>
+        <w:rPr>
+          <w:rStyle w:val="VerbatimChar"/>
+        </w:rPr>
+        <w:t xml:space="preserve">TenantId</w:t>
+      </w:r>
+      <w:r>
+        <w:rPr>
+          <w:rFonts w:hint="eastAsia"/>
+        </w:rPr>
+        <w:t xml:space="preserve">）。</w:t>
+      </w:r>
     </w:p>
     <w:p>
       <w:pPr>
@@ -6714,19 +7007,116 @@
         <w:rPr>
           <w:rFonts w:hint="eastAsia"/>
         </w:rPr>
-        <w:t xml:space="preserve">捕获时统一跳过：主键</w:t>
-      </w:r>
-      <w:r>
-        <w:t xml:space="preserve"> </w:t>
-      </w:r>
-      <w:r>
-        <w:rPr>
-          <w:rStyle w:val="VerbatimChar"/>
+        <w:t xml:space="preserve">捕获时统一跳过：</w:t>
+      </w:r>
+      <w:r>
+        <w:rPr>
+          <w:rFonts w:hint="eastAsia"/>
+          <w:b/>
+          <w:bCs/>
+        </w:rPr>
+        <w:t xml:space="preserve">全部主键列</w:t>
+      </w:r>
+      <w:r>
+        <w:rPr>
+          <w:rFonts w:hint="eastAsia"/>
+        </w:rPr>
+        <w:t xml:space="preserve">（经</w:t>
+      </w:r>
+      <w:r>
+        <w:t xml:space="preserve"> </w:t>
+      </w:r>
+      <w:r>
+        <w:rPr>
+          <w:rStyle w:val="VerbatimChar"/>
+        </w:rPr>
+        <w:t xml:space="preserve">entry.Metadata.FindPrimaryKey().Properties</w:t>
+      </w:r>
+      <w:r>
+        <w:t xml:space="preserve"> </w:t>
+      </w:r>
+      <w:r>
+        <w:rPr>
+          <w:rFonts w:hint="eastAsia"/>
+        </w:rPr>
+        <w:t xml:space="preserve">识别，含</w:t>
+      </w:r>
+      <w:r>
+        <w:t xml:space="preserve"> </w:t>
+      </w:r>
+      <w:r>
+        <w:rPr>
+          <w:rStyle w:val="VerbatimChar"/>
+        </w:rPr>
+        <w:t xml:space="preserve">Guid Id</w:t>
+      </w:r>
+      <w:r>
+        <w:t xml:space="preserve"> </w:t>
+      </w:r>
+      <w:r>
+        <w:rPr>
+          <w:rFonts w:hint="eastAsia"/>
+        </w:rPr>
+        <w:t xml:space="preserve">与</w:t>
+      </w:r>
+      <w:r>
+        <w:t xml:space="preserve"> int</w:t>
+      </w:r>
+      <w:r>
+        <w:t xml:space="preserve"> </w:t>
+      </w:r>
+      <w:r>
+        <w:rPr>
+          <w:rStyle w:val="VerbatimChar"/>
+        </w:rPr>
+        <w:t xml:space="preserve">RoleId</w:t>
+      </w:r>
+      <w:r>
+        <w:t xml:space="preserve">/</w:t>
+      </w:r>
+      <w:r>
+        <w:rPr>
+          <w:rStyle w:val="VerbatimChar"/>
+        </w:rPr>
+        <w:t xml:space="preserve">MenuId</w:t>
+      </w:r>
+      <w:r>
+        <w:t xml:space="preserve"> </w:t>
+      </w:r>
+      <w:r>
+        <w:rPr>
+          <w:rFonts w:hint="eastAsia"/>
+        </w:rPr>
+        <w:t xml:space="preserve">等；</w:t>
+      </w:r>
+      <w:r>
+        <w:rPr>
+          <w:rFonts w:hint="eastAsia"/>
+          <w:b/>
+          <w:bCs/>
+        </w:rPr>
+        <w:t xml:space="preserve">勿写死</w:t>
+      </w:r>
+      <w:r>
+        <w:rPr>
+          <w:b/>
+          <w:bCs/>
+        </w:rPr>
+        <w:t xml:space="preserve"> </w:t>
+      </w:r>
+      <w:r>
+        <w:rPr>
+          <w:rStyle w:val="VerbatimChar"/>
+          <w:b/>
+          <w:bCs/>
         </w:rPr>
         <w:t xml:space="preserve">Id</w:t>
       </w:r>
       <w:r>
-        <w:t xml:space="preserve">、</w:t>
+        <w:rPr>
+          <w:rFonts w:hint="eastAsia"/>
+        </w:rPr>
+        <w:t xml:space="preserve">）、</w:t>
       </w:r>
       <w:r>
         <w:rPr>
@@ -7216,52 +7606,191 @@
           <w:b/>
           <w:bCs/>
         </w:rPr>
-        <w:t xml:space="preserve">两阶段（兑现”原子”目标，因</w:t>
-      </w:r>
-      <w:r>
-        <w:rPr>
-          <w:b/>
-          <w:bCs/>
-        </w:rPr>
-        <w:t xml:space="preserve"> </w:t>
-      </w:r>
-      <w:r>
-        <w:rPr>
-          <w:rStyle w:val="VerbatimChar"/>
-          <w:b/>
-          <w:bCs/>
-        </w:rPr>
-        <w:t xml:space="preserve">Id</w:t>
-      </w:r>
-      <w:r>
-        <w:rPr>
-          <w:b/>
-          <w:bCs/>
-        </w:rPr>
-        <w:t xml:space="preserve"> </w:t>
-      </w:r>
-      <w:r>
-        <w:rPr>
-          <w:rFonts w:hint="eastAsia"/>
-          <w:b/>
-          <w:bCs/>
-        </w:rPr>
-        <w:t xml:space="preserve">store-generated，Added</w:t>
-      </w:r>
-      <w:r>
-        <w:rPr>
-          <w:b/>
-          <w:bCs/>
-        </w:rPr>
-        <w:t xml:space="preserve"> </w:t>
-      </w:r>
-      <w:r>
-        <w:rPr>
-          <w:rFonts w:hint="eastAsia"/>
-          <w:b/>
-          <w:bCs/>
-        </w:rPr>
-        <w:t xml:space="preserve">键须存后取）：</w:t>
+        <w:t xml:space="preserve">主键提取键形无关（评审</w:t>
+      </w:r>
+      <w:r>
+        <w:rPr>
+          <w:b/>
+          <w:bCs/>
+        </w:rPr>
+        <w:t xml:space="preserve"> </w:t>
+      </w:r>
+      <w:r>
+        <w:rPr>
+          <w:rFonts w:hint="eastAsia"/>
+          <w:b/>
+          <w:bCs/>
+        </w:rPr>
+        <w:t xml:space="preserve">R8）</w:t>
+      </w:r>
+      <w:r>
+        <w:rPr>
+          <w:rFonts w:hint="eastAsia"/>
+        </w:rPr>
+        <w:t xml:space="preserve">：首批键形不一——9</w:t>
+      </w:r>
+      <w:r>
+        <w:t xml:space="preserve"> </w:t>
+      </w:r>
+      <w:r>
+        <w:rPr>
+          <w:rFonts w:hint="eastAsia"/>
+        </w:rPr>
+        <w:t xml:space="preserve">个</w:t>
+      </w:r>
+      <w:r>
+        <w:t xml:space="preserve"> </w:t>
+      </w:r>
+      <w:r>
+        <w:rPr>
+          <w:rStyle w:val="VerbatimChar"/>
+        </w:rPr>
+        <w:t xml:space="preserve">BaseTenantEntity</w:t>
+      </w:r>
+      <w:r>
+        <w:t xml:space="preserve">/</w:t>
+      </w:r>
+      <w:r>
+        <w:rPr>
+          <w:rStyle w:val="VerbatimChar"/>
+        </w:rPr>
+        <w:t xml:space="preserve">BaseEntity</w:t>
+      </w:r>
+      <w:r>
+        <w:t xml:space="preserve"> </w:t>
+      </w:r>
+      <w:r>
+        <w:rPr>
+          <w:rFonts w:hint="eastAsia"/>
+        </w:rPr>
+        <w:t xml:space="preserve">为</w:t>
+      </w:r>
+      <w:r>
+        <w:t xml:space="preserve"> </w:t>
+      </w:r>
+      <w:r>
+        <w:rPr>
+          <w:rStyle w:val="VerbatimChar"/>
+        </w:rPr>
+        <w:t xml:space="preserve">Guid Id</w:t>
+      </w:r>
+      <w:r>
+        <w:rPr>
+          <w:rFonts w:hint="eastAsia"/>
+        </w:rPr>
+        <w:t xml:space="preserve">（store-generated），</w:t>
+      </w:r>
+      <w:r>
+        <w:rPr>
+          <w:rStyle w:val="VerbatimChar"/>
+          <w:b/>
+          <w:bCs/>
+        </w:rPr>
+        <w:t xml:space="preserve">Sys_Role</w:t>
+      </w:r>
+      <w:r>
+        <w:rPr>
+          <w:b/>
+          <w:bCs/>
+        </w:rPr>
+        <w:t xml:space="preserve">(int RoleId)/</w:t>
+      </w:r>
+      <w:r>
+        <w:rPr>
+          <w:rStyle w:val="VerbatimChar"/>
+          <w:b/>
+          <w:bCs/>
+        </w:rPr>
+        <w:t xml:space="preserve">Sys_Menu</w:t>
+      </w:r>
+      <w:r>
+        <w:rPr>
+          <w:b/>
+          <w:bCs/>
+        </w:rPr>
+        <w:t xml:space="preserve">(int MenuId) </w:t>
+      </w:r>
+      <w:r>
+        <w:rPr>
+          <w:rFonts w:hint="eastAsia"/>
+          <w:b/>
+          <w:bCs/>
+        </w:rPr>
+        <w:t xml:space="preserve">为用户自定义</w:t>
+      </w:r>
+      <w:r>
+        <w:rPr>
+          <w:b/>
+          <w:bCs/>
+        </w:rPr>
+        <w:t xml:space="preserve"> int </w:t>
+      </w:r>
+      <w:r>
+        <w:rPr>
+          <w:rFonts w:hint="eastAsia"/>
+          <w:b/>
+          <w:bCs/>
+        </w:rPr>
+        <w:t xml:space="preserve">键、无</w:t>
+      </w:r>
+      <w:r>
+        <w:rPr>
+          <w:b/>
+          <w:bCs/>
+        </w:rPr>
+        <w:t xml:space="preserve"> </w:t>
+      </w:r>
+      <w:r>
+        <w:rPr>
+          <w:rStyle w:val="VerbatimChar"/>
+          <w:b/>
+          <w:bCs/>
+        </w:rPr>
+        <w:t xml:space="preserve">.Id</w:t>
+      </w:r>
+      <w:r>
+        <w:rPr>
+          <w:rFonts w:hint="eastAsia"/>
+        </w:rPr>
+        <w:t xml:space="preserve">。故</w:t>
+      </w:r>
+      <w:r>
+        <w:t xml:space="preserve"> EntityKey</w:t>
+      </w:r>
+      <w:r>
+        <w:t xml:space="preserve"> </w:t>
+      </w:r>
+      <w:r>
+        <w:rPr>
+          <w:rFonts w:hint="eastAsia"/>
+          <w:b/>
+          <w:bCs/>
+        </w:rPr>
+        <w:t xml:space="preserve">不得写死</w:t>
+      </w:r>
+      <w:r>
+        <w:t xml:space="preserve"> </w:t>
+      </w:r>
+      <w:r>
+        <w:rPr>
+          <w:rStyle w:val="VerbatimChar"/>
+        </w:rPr>
+        <w:t xml:space="preserve">entry.Entity.Id</w:t>
+      </w:r>
+      <w:r>
+        <w:rPr>
+          <w:rFonts w:hint="eastAsia"/>
+        </w:rPr>
+        <w:t xml:space="preserve">，须经</w:t>
+      </w:r>
+      <w:r>
+        <w:t xml:space="preserve"> EF </w:t>
+      </w:r>
+      <w:r>
+        <w:rPr>
+          <w:rFonts w:hint="eastAsia"/>
+        </w:rPr>
+        <w:t xml:space="preserve">主键元数据提取：</w:t>
       </w:r>
     </w:p>
     <w:p>
@@ -7272,7 +7801,7 @@
         <w:rPr>
           <w:rStyle w:val="VerbatimChar"/>
         </w:rPr>
-        <w:t xml:space="preserve">private List&lt;PendingAudit&gt; CaptureFieldAuditBeforeSave()</w:t>
+        <w:t xml:space="preserve">private static string ExtractKey(EntityEntry e)</w:t>
       </w:r>
       <w:r>
         <w:br/>
@@ -7290,7 +7819,7 @@
         <w:rPr>
           <w:rStyle w:val="VerbatimChar"/>
         </w:rPr>
-        <w:t xml:space="preserve">    var list = new List&lt;PendingAudit&gt;();</w:t>
+        <w:t xml:space="preserve">    var pk = e.Metadata.FindPrimaryKey();</w:t>
       </w:r>
       <w:r>
         <w:br/>
@@ -7299,53 +7828,7 @@
         <w:rPr>
           <w:rStyle w:val="VerbatimChar"/>
         </w:rPr>
-        <w:t xml:space="preserve">    foreach (var e in ChangeTracker.Entries&lt;IAuditable&gt;())   // </w:t>
-      </w:r>
-      <w:r>
-        <w:rPr>
-          <w:rStyle w:val="VerbatimChar"/>
-          <w:rFonts w:hint="eastAsia"/>
-        </w:rPr>
-        <w:t xml:space="preserve">触发</w:t>
-      </w:r>
-      <w:r>
-        <w:rPr>
-          <w:rStyle w:val="VerbatimChar"/>
-        </w:rPr>
-        <w:t xml:space="preserve"> </w:t>
-      </w:r>
-      <w:r>
-        <w:rPr>
-          <w:rStyle w:val="VerbatimChar"/>
-          <w:rFonts w:hint="eastAsia"/>
-        </w:rPr>
-        <w:t xml:space="preserve">DetectChanges（AutoDetectChangesEnabled</w:t>
-      </w:r>
-      <w:r>
-        <w:rPr>
-          <w:rStyle w:val="VerbatimChar"/>
-        </w:rPr>
-        <w:t xml:space="preserve"> </w:t>
-      </w:r>
-      <w:r>
-        <w:rPr>
-          <w:rStyle w:val="VerbatimChar"/>
-          <w:rFonts w:hint="eastAsia"/>
-        </w:rPr>
-        <w:t xml:space="preserve">默认</w:t>
-      </w:r>
-      <w:r>
-        <w:rPr>
-          <w:rStyle w:val="VerbatimChar"/>
-        </w:rPr>
-        <w:t xml:space="preserve"> </w:t>
-      </w:r>
-      <w:r>
-        <w:rPr>
-          <w:rStyle w:val="VerbatimChar"/>
-          <w:rFonts w:hint="eastAsia"/>
-        </w:rPr>
-        <w:t xml:space="preserve">true）</w:t>
+        <w:t xml:space="preserve">    if (pk == null) return "";</w:t>
       </w:r>
       <w:r>
         <w:br/>
@@ -7354,153 +7837,7 @@
         <w:rPr>
           <w:rStyle w:val="VerbatimChar"/>
         </w:rPr>
-        <w:t xml:space="preserve">    {</w:t>
-      </w:r>
-      <w:r>
-        <w:br/>
-      </w:r>
-      <w:r>
-        <w:rPr>
-          <w:rStyle w:val="VerbatimChar"/>
-        </w:rPr>
-        <w:t xml:space="preserve">        if (e.State is not (Added or Modified or Deleted)) continue;</w:t>
-      </w:r>
-      <w:r>
-        <w:br/>
-      </w:r>
-      <w:r>
-        <w:rPr>
-          <w:rStyle w:val="VerbatimChar"/>
-        </w:rPr>
-        <w:t xml:space="preserve">        var changes = BuildChanges(e);          // </w:t>
-      </w:r>
-      <w:r>
-        <w:rPr>
-          <w:rStyle w:val="VerbatimChar"/>
-          <w:rFonts w:hint="eastAsia"/>
-        </w:rPr>
-        <w:t xml:space="preserve">跳过集</w:t>
-      </w:r>
-      <w:r>
-        <w:rPr>
-          <w:rStyle w:val="VerbatimChar"/>
-        </w:rPr>
-        <w:t xml:space="preserve"> + </w:t>
-      </w:r>
-      <w:r>
-        <w:rPr>
-          <w:rStyle w:val="VerbatimChar"/>
-          <w:rFonts w:hint="eastAsia"/>
-        </w:rPr>
-        <w:t xml:space="preserve">拒名单；Modified</w:t>
-      </w:r>
-      <w:r>
-        <w:rPr>
-          <w:rStyle w:val="VerbatimChar"/>
-        </w:rPr>
-        <w:t xml:space="preserve"> </w:t>
-      </w:r>
-      <w:r>
-        <w:rPr>
-          <w:rStyle w:val="VerbatimChar"/>
-          <w:rFonts w:hint="eastAsia"/>
-        </w:rPr>
-        <w:t xml:space="preserve">仅</w:t>
-      </w:r>
-      <w:r>
-        <w:rPr>
-          <w:rStyle w:val="VerbatimChar"/>
-        </w:rPr>
-        <w:t xml:space="preserve"> IsModified &amp;&amp; !Equals(orig,cur)</w:t>
-      </w:r>
-      <w:r>
-        <w:br/>
-      </w:r>
-      <w:r>
-        <w:rPr>
-          <w:rStyle w:val="VerbatimChar"/>
-        </w:rPr>
-        <w:t xml:space="preserve">        if (e.State == Modified &amp;&amp; changes.Count == 0) continue;   // </w:t>
-      </w:r>
-      <w:r>
-        <w:rPr>
-          <w:rStyle w:val="VerbatimChar"/>
-          <w:rFonts w:hint="eastAsia"/>
-        </w:rPr>
-        <w:t xml:space="preserve">空改不记</w:t>
-      </w:r>
-      <w:r>
-        <w:br/>
-      </w:r>
-      <w:r>
-        <w:rPr>
-          <w:rStyle w:val="VerbatimChar"/>
-        </w:rPr>
-        <w:t xml:space="preserve">        list.Add(new PendingAudit(e /*EntityEntry </w:t>
-      </w:r>
-      <w:r>
-        <w:rPr>
-          <w:rStyle w:val="VerbatimChar"/>
-          <w:rFonts w:hint="eastAsia"/>
-        </w:rPr>
-        <w:t xml:space="preserve">引用*/,</w:t>
-      </w:r>
-      <w:r>
-        <w:rPr>
-          <w:rStyle w:val="VerbatimChar"/>
-        </w:rPr>
-        <w:t xml:space="preserve"> MapOp(e.State), changes));</w:t>
-      </w:r>
-      <w:r>
-        <w:br/>
-      </w:r>
-      <w:r>
-        <w:rPr>
-          <w:rStyle w:val="VerbatimChar"/>
-        </w:rPr>
-        <w:t xml:space="preserve">    }</w:t>
-      </w:r>
-      <w:r>
-        <w:br/>
-      </w:r>
-      <w:r>
-        <w:rPr>
-          <w:rStyle w:val="VerbatimChar"/>
-        </w:rPr>
-        <w:t xml:space="preserve">    return list;   // </w:t>
-      </w:r>
-      <w:r>
-        <w:rPr>
-          <w:rStyle w:val="VerbatimChar"/>
-          <w:rFonts w:hint="eastAsia"/>
-        </w:rPr>
-        <w:t xml:space="preserve">此刻不读</w:t>
-      </w:r>
-      <w:r>
-        <w:rPr>
-          <w:rStyle w:val="VerbatimChar"/>
-        </w:rPr>
-        <w:t xml:space="preserve"> Added </w:t>
-      </w:r>
-      <w:r>
-        <w:rPr>
-          <w:rStyle w:val="VerbatimChar"/>
-          <w:rFonts w:hint="eastAsia"/>
-        </w:rPr>
-        <w:t xml:space="preserve">的</w:t>
-      </w:r>
-      <w:r>
-        <w:rPr>
-          <w:rStyle w:val="VerbatimChar"/>
-        </w:rPr>
-        <w:t xml:space="preserve"> </w:t>
-      </w:r>
-      <w:r>
-        <w:rPr>
-          <w:rStyle w:val="VerbatimChar"/>
-          <w:rFonts w:hint="eastAsia"/>
-        </w:rPr>
-        <w:t xml:space="preserve">Id（临时值）</w:t>
+        <w:t xml:space="preserve">    return string.Join("|", pk.Properties.Select(p =&gt; e.Property(p.Name).CurrentValue?.ToString() ?? ""));</w:t>
       </w:r>
       <w:r>
         <w:br/>
@@ -7522,51 +7859,56 @@
       </w:pPr>
       <w:r>
         <w:rPr>
-          <w:rStyle w:val="VerbatimChar"/>
-        </w:rPr>
-        <w:t xml:space="preserve">SaveChanges</w:t>
-      </w:r>
-      <w:r>
-        <w:t xml:space="preserve">/</w:t>
-      </w:r>
-      <w:r>
-        <w:rPr>
-          <w:rStyle w:val="VerbatimChar"/>
-        </w:rPr>
-        <w:t xml:space="preserve">SaveChangesAsync</w:t>
-      </w:r>
-      <w:r>
-        <w:t xml:space="preserve"> </w:t>
-      </w:r>
-      <w:r>
-        <w:rPr>
-          <w:rFonts w:hint="eastAsia"/>
-        </w:rPr>
-        <w:t xml:space="preserve">重写内：</w:t>
-      </w:r>
-      <w:r>
-        <w:rPr>
-          <w:rStyle w:val="VerbatimChar"/>
-        </w:rPr>
-        <w:t xml:space="preserve">StampTenant()</w:t>
-      </w:r>
-      <w:r>
-        <w:t xml:space="preserve"> </w:t>
-      </w:r>
-      <w:r>
-        <w:t xml:space="preserve">→</w:t>
-      </w:r>
-      <w:r>
-        <w:t xml:space="preserve"> </w:t>
-      </w:r>
-      <w:r>
-        <w:rPr>
-          <w:rStyle w:val="VerbatimChar"/>
-        </w:rPr>
-        <w:t xml:space="preserve">var pending = CaptureFieldAuditBeforeSave()</w:t>
-      </w:r>
-      <w:r>
-        <w:t xml:space="preserve">。</w:t>
+          <w:rFonts w:hint="eastAsia"/>
+        </w:rPr>
+        <w:t xml:space="preserve">store-generated（Guid</w:t>
+      </w:r>
+      <w:r>
+        <w:t xml:space="preserve"> </w:t>
+      </w:r>
+      <w:r>
+        <w:rPr>
+          <w:rFonts w:hint="eastAsia"/>
+        </w:rPr>
+        <w:t xml:space="preserve">Identity）：存前临时值</w:t>
+      </w:r>
+      <w:r>
+        <w:t xml:space="preserve"> →</w:t>
+      </w:r>
+      <w:r>
+        <w:t xml:space="preserve"> </w:t>
+      </w:r>
+      <w:r>
+        <w:rPr>
+          <w:rFonts w:hint="eastAsia"/>
+          <w:b/>
+          <w:bCs/>
+        </w:rPr>
+        <w:t xml:space="preserve">存后</w:t>
+      </w:r>
+      <w:r>
+        <w:rPr>
+          <w:rFonts w:hint="eastAsia"/>
+        </w:rPr>
+        <w:t xml:space="preserve">取真值（Added</w:t>
+      </w:r>
+      <w:r>
+        <w:t xml:space="preserve"> </w:t>
+      </w:r>
+      <w:r>
+        <w:rPr>
+          <w:rFonts w:hint="eastAsia"/>
+        </w:rPr>
+        <w:t xml:space="preserve">在</w:t>
+      </w:r>
+      <w:r>
+        <w:t xml:space="preserve"> step5 </w:t>
+      </w:r>
+      <w:r>
+        <w:rPr>
+          <w:rFonts w:hint="eastAsia"/>
+        </w:rPr>
+        <w:t xml:space="preserve">重取）。</w:t>
       </w:r>
     </w:p>
     <w:p>
@@ -7581,49 +7923,16 @@
         <w:rPr>
           <w:rFonts w:hint="eastAsia"/>
         </w:rPr>
-        <w:t xml:space="preserve">若</w:t>
-      </w:r>
-      <w:r>
-        <w:t xml:space="preserve"> </w:t>
-      </w:r>
-      <w:r>
-        <w:rPr>
-          <w:rStyle w:val="VerbatimChar"/>
-        </w:rPr>
-        <w:t xml:space="preserve">pending</w:t>
-      </w:r>
-      <w:r>
-        <w:t xml:space="preserve"> </w:t>
-      </w:r>
-      <w:r>
-        <w:rPr>
-          <w:rFonts w:hint="eastAsia"/>
-        </w:rPr>
-        <w:t xml:space="preserve">空</w:t>
-      </w:r>
-      <w:r>
-        <w:t xml:space="preserve"> → </w:t>
-      </w:r>
-      <w:r>
-        <w:rPr>
-          <w:rFonts w:hint="eastAsia"/>
-        </w:rPr>
-        <w:t xml:space="preserve">直接</w:t>
-      </w:r>
-      <w:r>
-        <w:t xml:space="preserve"> </w:t>
-      </w:r>
-      <w:r>
-        <w:rPr>
-          <w:rStyle w:val="VerbatimChar"/>
-        </w:rPr>
-        <w:t xml:space="preserve">base.SaveChanges(acceptAllChangesOnSuccess)</w:t>
-      </w:r>
-      <w:r>
-        <w:rPr>
-          <w:rFonts w:hint="eastAsia"/>
-        </w:rPr>
-        <w:t xml:space="preserve">（零开销）。</w:t>
+        <w:t xml:space="preserve">用户自定义键（int</w:t>
+      </w:r>
+      <w:r>
+        <w:t xml:space="preserve"> </w:t>
+      </w:r>
+      <w:r>
+        <w:rPr>
+          <w:rFonts w:hint="eastAsia"/>
+        </w:rPr>
+        <w:t xml:space="preserve">RoleId/MenuId）：存前已知。</w:t>
       </w:r>
     </w:p>
     <w:p>
@@ -7638,66 +7947,327 @@
         <w:rPr>
           <w:rFonts w:hint="eastAsia"/>
         </w:rPr>
-        <w:t xml:space="preserve">否则：</w:t>
-      </w:r>
-      <w:r>
-        <w:rPr>
-          <w:b/>
-          <w:bCs/>
-        </w:rPr>
-        <w:t xml:space="preserve">relational</w:t>
-      </w:r>
-      <w:r>
-        <w:rPr>
-          <w:rFonts w:hint="eastAsia"/>
-        </w:rPr>
-        <w:t xml:space="preserve">（</w:t>
-      </w:r>
-      <w:r>
-        <w:rPr>
-          <w:rStyle w:val="VerbatimChar"/>
-        </w:rPr>
-        <w:t xml:space="preserve">Database.IsRelational()</w:t>
-      </w:r>
-      <w:r>
-        <w:t xml:space="preserve"> </w:t>
-      </w:r>
-      <w:r>
-        <w:rPr>
-          <w:rFonts w:hint="eastAsia"/>
-        </w:rPr>
-        <w:t xml:space="preserve">为真）时</w:t>
-      </w:r>
-      <w:r>
-        <w:t xml:space="preserve"> </w:t>
-      </w:r>
-      <w:r>
-        <w:rPr>
-          <w:rStyle w:val="VerbatimChar"/>
-        </w:rPr>
-        <w:t xml:space="preserve">if (Database.CurrentTransaction == null) using var tx = Database.BeginTransaction()</w:t>
-      </w:r>
-      <w:r>
-        <w:rPr>
-          <w:rFonts w:hint="eastAsia"/>
-        </w:rPr>
-        <w:t xml:space="preserve">（无环境事务才自开；有则参与不另开）；</w:t>
-      </w:r>
-      <w:r>
-        <w:rPr>
-          <w:b/>
-          <w:bCs/>
-        </w:rPr>
-        <w:t xml:space="preserve">InMemory</w:t>
-      </w:r>
-      <w:r>
-        <w:t xml:space="preserve"> </w:t>
-      </w:r>
-      <w:r>
-        <w:rPr>
-          <w:rFonts w:hint="eastAsia"/>
-        </w:rPr>
-        <w:t xml:space="preserve">跳过事务（不支持，且会告警/抛）。</w:t>
+        <w:t xml:space="preserve">复合键：</w:t>
+      </w:r>
+      <w:r>
+        <w:rPr>
+          <w:rStyle w:val="VerbatimChar"/>
+        </w:rPr>
+        <w:t xml:space="preserve">|</w:t>
+      </w:r>
+      <w:r>
+        <w:t xml:space="preserve"> </w:t>
+      </w:r>
+      <w:r>
+        <w:rPr>
+          <w:rFonts w:hint="eastAsia"/>
+        </w:rPr>
+        <w:t xml:space="preserve">连接（首批均单列，前瞻兼容）。</w:t>
+      </w:r>
+    </w:p>
+    <w:p>
+      <w:pPr>
+        <w:pStyle w:val="FirstParagraph"/>
+      </w:pPr>
+      <w:r>
+        <w:rPr>
+          <w:rFonts w:hint="eastAsia"/>
+          <w:b/>
+          <w:bCs/>
+        </w:rPr>
+        <w:t xml:space="preserve">两阶段（兑现”原子”目标</w:t>
+      </w:r>
+      <w:r>
+        <w:rPr>
+          <w:b/>
+          <w:bCs/>
+        </w:rPr>
+        <w:t xml:space="preserve"> + </w:t>
+      </w:r>
+      <w:r>
+        <w:rPr>
+          <w:rFonts w:hint="eastAsia"/>
+          <w:b/>
+          <w:bCs/>
+        </w:rPr>
+        <w:t xml:space="preserve">兼容</w:t>
+      </w:r>
+      <w:r>
+        <w:rPr>
+          <w:b/>
+          <w:bCs/>
+        </w:rPr>
+        <w:t xml:space="preserve"> store-generated </w:t>
+      </w:r>
+      <w:r>
+        <w:rPr>
+          <w:rFonts w:hint="eastAsia"/>
+          <w:b/>
+          <w:bCs/>
+        </w:rPr>
+        <w:t xml:space="preserve">键）：</w:t>
+      </w:r>
+    </w:p>
+    <w:p>
+      <w:pPr>
+        <w:pStyle w:val="SourceCode"/>
+      </w:pPr>
+      <w:r>
+        <w:rPr>
+          <w:rStyle w:val="VerbatimChar"/>
+        </w:rPr>
+        <w:t xml:space="preserve">record PendingAudit(EntityEntry Entry, int Operation, List&lt;FieldChange&gt; Changes, string KeyBeforeSave, Guid TenantId);</w:t>
+      </w:r>
+      <w:r>
+        <w:br/>
+      </w:r>
+      <w:r>
+        <w:br/>
+      </w:r>
+      <w:r>
+        <w:rPr>
+          <w:rStyle w:val="VerbatimChar"/>
+        </w:rPr>
+        <w:t xml:space="preserve">private List&lt;PendingAudit&gt; CaptureFieldAuditBeforeSave()</w:t>
+      </w:r>
+      <w:r>
+        <w:br/>
+      </w:r>
+      <w:r>
+        <w:rPr>
+          <w:rStyle w:val="VerbatimChar"/>
+        </w:rPr>
+        <w:t xml:space="preserve">{</w:t>
+      </w:r>
+      <w:r>
+        <w:br/>
+      </w:r>
+      <w:r>
+        <w:rPr>
+          <w:rStyle w:val="VerbatimChar"/>
+        </w:rPr>
+        <w:t xml:space="preserve">    var list = new List&lt;PendingAudit&gt;();</w:t>
+      </w:r>
+      <w:r>
+        <w:br/>
+      </w:r>
+      <w:r>
+        <w:rPr>
+          <w:rStyle w:val="VerbatimChar"/>
+        </w:rPr>
+        <w:t xml:space="preserve">    foreach (var e in ChangeTracker.Entries&lt;IAuditable&gt;())   // </w:t>
+      </w:r>
+      <w:r>
+        <w:rPr>
+          <w:rStyle w:val="VerbatimChar"/>
+          <w:rFonts w:hint="eastAsia"/>
+        </w:rPr>
+        <w:t xml:space="preserve">触发</w:t>
+      </w:r>
+      <w:r>
+        <w:rPr>
+          <w:rStyle w:val="VerbatimChar"/>
+        </w:rPr>
+        <w:t xml:space="preserve"> </w:t>
+      </w:r>
+      <w:r>
+        <w:rPr>
+          <w:rStyle w:val="VerbatimChar"/>
+          <w:rFonts w:hint="eastAsia"/>
+        </w:rPr>
+        <w:t xml:space="preserve">DetectChanges（AutoDetectChangesEnabled</w:t>
+      </w:r>
+      <w:r>
+        <w:rPr>
+          <w:rStyle w:val="VerbatimChar"/>
+        </w:rPr>
+        <w:t xml:space="preserve"> </w:t>
+      </w:r>
+      <w:r>
+        <w:rPr>
+          <w:rStyle w:val="VerbatimChar"/>
+          <w:rFonts w:hint="eastAsia"/>
+        </w:rPr>
+        <w:t xml:space="preserve">默认</w:t>
+      </w:r>
+      <w:r>
+        <w:rPr>
+          <w:rStyle w:val="VerbatimChar"/>
+        </w:rPr>
+        <w:t xml:space="preserve"> </w:t>
+      </w:r>
+      <w:r>
+        <w:rPr>
+          <w:rStyle w:val="VerbatimChar"/>
+          <w:rFonts w:hint="eastAsia"/>
+        </w:rPr>
+        <w:t xml:space="preserve">true）</w:t>
+      </w:r>
+      <w:r>
+        <w:br/>
+      </w:r>
+      <w:r>
+        <w:rPr>
+          <w:rStyle w:val="VerbatimChar"/>
+        </w:rPr>
+        <w:t xml:space="preserve">    {</w:t>
+      </w:r>
+      <w:r>
+        <w:br/>
+      </w:r>
+      <w:r>
+        <w:rPr>
+          <w:rStyle w:val="VerbatimChar"/>
+        </w:rPr>
+        <w:t xml:space="preserve">        if (e.State is not (Added or Modified or Deleted)) continue;</w:t>
+      </w:r>
+      <w:r>
+        <w:br/>
+      </w:r>
+      <w:r>
+        <w:rPr>
+          <w:rStyle w:val="VerbatimChar"/>
+        </w:rPr>
+        <w:t xml:space="preserve">        var changes = BuildChanges(e);          // </w:t>
+      </w:r>
+      <w:r>
+        <w:rPr>
+          <w:rStyle w:val="VerbatimChar"/>
+          <w:rFonts w:hint="eastAsia"/>
+        </w:rPr>
+        <w:t xml:space="preserve">跳过全部主键列+TenantId+元字段</w:t>
+      </w:r>
+      <w:r>
+        <w:rPr>
+          <w:rStyle w:val="VerbatimChar"/>
+        </w:rPr>
+        <w:t xml:space="preserve"> + </w:t>
+      </w:r>
+      <w:r>
+        <w:rPr>
+          <w:rStyle w:val="VerbatimChar"/>
+          <w:rFonts w:hint="eastAsia"/>
+        </w:rPr>
+        <w:t xml:space="preserve">拒名单；Modified</w:t>
+      </w:r>
+      <w:r>
+        <w:rPr>
+          <w:rStyle w:val="VerbatimChar"/>
+        </w:rPr>
+        <w:t xml:space="preserve"> </w:t>
+      </w:r>
+      <w:r>
+        <w:rPr>
+          <w:rStyle w:val="VerbatimChar"/>
+          <w:rFonts w:hint="eastAsia"/>
+        </w:rPr>
+        <w:t xml:space="preserve">仅</w:t>
+      </w:r>
+      <w:r>
+        <w:rPr>
+          <w:rStyle w:val="VerbatimChar"/>
+        </w:rPr>
+        <w:t xml:space="preserve"> IsModified &amp;&amp; !Equals(orig,cur)</w:t>
+      </w:r>
+      <w:r>
+        <w:br/>
+      </w:r>
+      <w:r>
+        <w:rPr>
+          <w:rStyle w:val="VerbatimChar"/>
+        </w:rPr>
+        <w:t xml:space="preserve">        if (e.State == Modified &amp;&amp; changes.Count == 0) continue;   // </w:t>
+      </w:r>
+      <w:r>
+        <w:rPr>
+          <w:rStyle w:val="VerbatimChar"/>
+          <w:rFonts w:hint="eastAsia"/>
+        </w:rPr>
+        <w:t xml:space="preserve">空改不记</w:t>
+      </w:r>
+      <w:r>
+        <w:br/>
+      </w:r>
+      <w:r>
+        <w:rPr>
+          <w:rStyle w:val="VerbatimChar"/>
+        </w:rPr>
+        <w:t xml:space="preserve">        var tenant = e.Entity is BaseTenantEntity bt ? bt.TenantId : CurrentTenantId;   // </w:t>
+      </w:r>
+      <w:r>
+        <w:rPr>
+          <w:rStyle w:val="VerbatimChar"/>
+          <w:rFonts w:hint="eastAsia"/>
+        </w:rPr>
+        <w:t xml:space="preserve">此刻业务实体已</w:t>
+      </w:r>
+      <w:r>
+        <w:rPr>
+          <w:rStyle w:val="VerbatimChar"/>
+        </w:rPr>
+        <w:t xml:space="preserve"> StampTenant</w:t>
+      </w:r>
+      <w:r>
+        <w:br/>
+      </w:r>
+      <w:r>
+        <w:rPr>
+          <w:rStyle w:val="VerbatimChar"/>
+        </w:rPr>
+        <w:t xml:space="preserve">        list.Add(new PendingAudit(e, MapOp(e.State), changes, ExtractKey(e) /*Added </w:t>
+      </w:r>
+      <w:r>
+        <w:rPr>
+          <w:rStyle w:val="VerbatimChar"/>
+          <w:rFonts w:hint="eastAsia"/>
+        </w:rPr>
+        <w:t xml:space="preserve">为临时值，step5</w:t>
+      </w:r>
+      <w:r>
+        <w:rPr>
+          <w:rStyle w:val="VerbatimChar"/>
+        </w:rPr>
+        <w:t xml:space="preserve"> </w:t>
+      </w:r>
+      <w:r>
+        <w:rPr>
+          <w:rStyle w:val="VerbatimChar"/>
+          <w:rFonts w:hint="eastAsia"/>
+        </w:rPr>
+        <w:t xml:space="preserve">重取*/,</w:t>
+      </w:r>
+      <w:r>
+        <w:rPr>
+          <w:rStyle w:val="VerbatimChar"/>
+        </w:rPr>
+        <w:t xml:space="preserve"> tenant));</w:t>
+      </w:r>
+      <w:r>
+        <w:br/>
+      </w:r>
+      <w:r>
+        <w:rPr>
+          <w:rStyle w:val="VerbatimChar"/>
+        </w:rPr>
+        <w:t xml:space="preserve">    }</w:t>
+      </w:r>
+      <w:r>
+        <w:br/>
+      </w:r>
+      <w:r>
+        <w:rPr>
+          <w:rStyle w:val="VerbatimChar"/>
+        </w:rPr>
+        <w:t xml:space="preserve">    return list;</w:t>
+      </w:r>
+      <w:r>
+        <w:br/>
+      </w:r>
+      <w:r>
+        <w:rPr>
+          <w:rStyle w:val="VerbatimChar"/>
+        </w:rPr>
+        <w:t xml:space="preserve">}</w:t>
       </w:r>
     </w:p>
     <w:p>
@@ -7705,47 +8275,56 @@
         <w:pStyle w:val="Compact"/>
         <w:numPr>
           <w:ilvl w:val="0"/>
-          <w:numId w:val="1006"/>
+          <w:numId w:val="1007"/>
         </w:numPr>
       </w:pPr>
       <w:r>
         <w:rPr>
           <w:rStyle w:val="VerbatimChar"/>
         </w:rPr>
-        <w:t xml:space="preserve">var result = base.SaveChanges(acceptAllChangesOnSuccess)</w:t>
-      </w:r>
-      <w:r>
-        <w:rPr>
-          <w:rFonts w:hint="eastAsia"/>
-        </w:rPr>
-        <w:t xml:space="preserve">（业务变更落库，Added</w:t>
-      </w:r>
-      <w:r>
-        <w:t xml:space="preserve"> </w:t>
-      </w:r>
-      <w:r>
-        <w:rPr>
-          <w:rFonts w:hint="eastAsia"/>
-        </w:rPr>
-        <w:t xml:space="preserve">的</w:t>
-      </w:r>
-      <w:r>
-        <w:t xml:space="preserve"> </w:t>
-      </w:r>
-      <w:r>
-        <w:rPr>
-          <w:rStyle w:val="VerbatimChar"/>
-        </w:rPr>
-        <w:t xml:space="preserve">Id</w:t>
-      </w:r>
-      <w:r>
-        <w:t xml:space="preserve"> </w:t>
-      </w:r>
-      <w:r>
-        <w:rPr>
-          <w:rFonts w:hint="eastAsia"/>
-        </w:rPr>
-        <w:t xml:space="preserve">落定真值）。</w:t>
+        <w:t xml:space="preserve">SaveChanges</w:t>
+      </w:r>
+      <w:r>
+        <w:t xml:space="preserve">/</w:t>
+      </w:r>
+      <w:r>
+        <w:rPr>
+          <w:rStyle w:val="VerbatimChar"/>
+        </w:rPr>
+        <w:t xml:space="preserve">SaveChangesAsync</w:t>
+      </w:r>
+      <w:r>
+        <w:t xml:space="preserve"> </w:t>
+      </w:r>
+      <w:r>
+        <w:rPr>
+          <w:rFonts w:hint="eastAsia"/>
+        </w:rPr>
+        <w:t xml:space="preserve">重写内：</w:t>
+      </w:r>
+      <w:r>
+        <w:rPr>
+          <w:rStyle w:val="VerbatimChar"/>
+        </w:rPr>
+        <w:t xml:space="preserve">StampTenant()</w:t>
+      </w:r>
+      <w:r>
+        <w:t xml:space="preserve"> </w:t>
+      </w:r>
+      <w:r>
+        <w:t xml:space="preserve">→</w:t>
+      </w:r>
+      <w:r>
+        <w:t xml:space="preserve"> </w:t>
+      </w:r>
+      <w:r>
+        <w:rPr>
+          <w:rStyle w:val="VerbatimChar"/>
+        </w:rPr>
+        <w:t xml:space="preserve">var pending = CaptureFieldAuditBeforeSave()</w:t>
+      </w:r>
+      <w:r>
+        <w:t xml:space="preserve">。</w:t>
       </w:r>
     </w:p>
     <w:p>
@@ -7753,350 +8332,56 @@
         <w:pStyle w:val="Compact"/>
         <w:numPr>
           <w:ilvl w:val="0"/>
-          <w:numId w:val="1006"/>
-        </w:numPr>
-      </w:pPr>
-      <w:r>
-        <w:rPr>
-          <w:rFonts w:hint="eastAsia"/>
-        </w:rPr>
-        <w:t xml:space="preserve">对每个</w:t>
-      </w:r>
-      <w:r>
-        <w:t xml:space="preserve"> </w:t>
-      </w:r>
-      <w:r>
-        <w:rPr>
-          <w:rStyle w:val="VerbatimChar"/>
-        </w:rPr>
-        <w:t xml:space="preserve">pending</w:t>
-      </w:r>
-      <w:r>
-        <w:rPr>
-          <w:rFonts w:hint="eastAsia"/>
-        </w:rPr>
-        <w:t xml:space="preserve">：读</w:t>
-      </w:r>
-      <w:r>
-        <w:t xml:space="preserve"> </w:t>
-      </w:r>
-      <w:r>
-        <w:rPr>
-          <w:rStyle w:val="VerbatimChar"/>
-        </w:rPr>
-        <w:t xml:space="preserve">entry.Entity.Id</w:t>
-      </w:r>
-      <w:r>
-        <w:rPr>
-          <w:rFonts w:hint="eastAsia"/>
-        </w:rPr>
-        <w:t xml:space="preserve">（现为真值）→</w:t>
-      </w:r>
-      <w:r>
-        <w:t xml:space="preserve"> </w:t>
-      </w:r>
-      <w:r>
-        <w:rPr>
-          <w:rFonts w:hint="eastAsia"/>
-        </w:rPr>
-        <w:t xml:space="preserve">建</w:t>
-      </w:r>
-      <w:r>
-        <w:t xml:space="preserve"> </w:t>
-      </w:r>
-      <w:r>
-        <w:rPr>
-          <w:rStyle w:val="VerbatimChar"/>
-        </w:rPr>
-        <w:t xml:space="preserve">Sys_FieldAuditLog{ EntityName=ClrType.Name, EntityKey=Id.ToString(), Operation, Changes=JsonSerialize(changes), UserId=_user?.UserId, UserName=_user?.UserName, ChangedAt=DateTime.Now, TenantId=ResolveAuditTenant(entry) }</w:t>
-      </w:r>
-      <w:r>
-        <w:t xml:space="preserve"> </w:t>
-      </w:r>
-      <w:r>
-        <w:t xml:space="preserve">→</w:t>
-      </w:r>
-      <w:r>
-        <w:t xml:space="preserve"> </w:t>
-      </w:r>
-      <w:r>
-        <w:rPr>
-          <w:rStyle w:val="VerbatimChar"/>
-        </w:rPr>
-        <w:t xml:space="preserve">Sys_FieldAuditLogs.Add</w:t>
-      </w:r>
-      <w:r>
-        <w:t xml:space="preserve">。</w:t>
-      </w:r>
-    </w:p>
-    <w:p>
-      <w:pPr>
-        <w:pStyle w:val="Compact"/>
-        <w:numPr>
-          <w:ilvl w:val="1"/>
           <w:numId w:val="1007"/>
         </w:numPr>
       </w:pPr>
       <w:r>
         <w:rPr>
           <w:rFonts w:hint="eastAsia"/>
-          <w:b/>
-          <w:bCs/>
-        </w:rPr>
-        <w:t xml:space="preserve">审计行</w:t>
-      </w:r>
-      <w:r>
-        <w:rPr>
-          <w:b/>
-          <w:bCs/>
-        </w:rPr>
-        <w:t xml:space="preserve"> TenantId </w:t>
-      </w:r>
-      <w:r>
-        <w:rPr>
-          <w:rFonts w:hint="eastAsia"/>
-          <w:b/>
-          <w:bCs/>
-        </w:rPr>
-        <w:t xml:space="preserve">归属（评审</w:t>
-      </w:r>
-      <w:r>
-        <w:rPr>
-          <w:b/>
-          <w:bCs/>
-        </w:rPr>
-        <w:t xml:space="preserve"> </w:t>
-      </w:r>
-      <w:r>
-        <w:rPr>
-          <w:rFonts w:hint="eastAsia"/>
-          <w:b/>
-          <w:bCs/>
-        </w:rPr>
-        <w:t xml:space="preserve">R4）</w:t>
-      </w:r>
-      <w:r>
-        <w:rPr>
-          <w:rFonts w:hint="eastAsia"/>
-        </w:rPr>
-        <w:t xml:space="preserve">：</w:t>
-      </w:r>
-      <w:r>
-        <w:rPr>
-          <w:rStyle w:val="VerbatimChar"/>
-        </w:rPr>
-        <w:t xml:space="preserve">ResolveAuditTenant(entry)</w:t>
-      </w:r>
-      <w:r>
-        <w:t xml:space="preserve"> </w:t>
-      </w:r>
-      <w:r>
-        <w:t xml:space="preserve">=</w:t>
-      </w:r>
-      <w:r>
-        <w:t xml:space="preserve"> </w:t>
-      </w:r>
-      <w:r>
-        <w:rPr>
-          <w:rStyle w:val="VerbatimChar"/>
-        </w:rPr>
-        <w:t xml:space="preserve">entry.Entity is BaseTenantEntity bt ? bt.TenantId : CurrentTenantId</w:t>
-      </w:r>
-      <w:r>
-        <w:rPr>
-          <w:rFonts w:hint="eastAsia"/>
-        </w:rPr>
-        <w:t xml:space="preserve">。即审计行</w:t>
-      </w:r>
-      <w:r>
-        <w:rPr>
-          <w:rFonts w:hint="eastAsia"/>
-          <w:b/>
-          <w:bCs/>
-        </w:rPr>
-        <w:t xml:space="preserve">镜像业务实体的</w:t>
-      </w:r>
-      <w:r>
-        <w:rPr>
-          <w:b/>
-          <w:bCs/>
-        </w:rPr>
-        <w:t xml:space="preserve"> TenantId</w:t>
-      </w:r>
-      <w:r>
-        <w:rPr>
-          <w:rFonts w:hint="eastAsia"/>
-        </w:rPr>
-        <w:t xml:space="preserve">（业务实体经</w:t>
-      </w:r>
-      <w:r>
-        <w:t xml:space="preserve"> step1</w:t>
-      </w:r>
-      <w:r>
-        <w:t xml:space="preserve"> </w:t>
-      </w:r>
-      <w:r>
-        <w:rPr>
-          <w:rStyle w:val="VerbatimChar"/>
-        </w:rPr>
-        <w:t xml:space="preserve">StampTenant</w:t>
-      </w:r>
-      <w:r>
-        <w:t xml:space="preserve"> </w:t>
-      </w:r>
-      <w:r>
-        <w:rPr>
-          <w:rFonts w:hint="eastAsia"/>
-        </w:rPr>
-        <w:t xml:space="preserve">已定</w:t>
-      </w:r>
-      <w:r>
-        <w:t xml:space="preserve"> </w:t>
-      </w:r>
-      <w:r>
-        <w:rPr>
-          <w:rFonts w:hint="eastAsia"/>
-        </w:rPr>
-        <w:t xml:space="preserve">TenantId；后台</w:t>
-      </w:r>
-      <w:r>
-        <w:t xml:space="preserve"> Worker </w:t>
-      </w:r>
-      <w:r>
-        <w:rPr>
-          <w:rFonts w:hint="eastAsia"/>
-        </w:rPr>
-        <w:t xml:space="preserve">按租户循环写他租数据时也正确）；</w:t>
-      </w:r>
-      <w:r>
-        <w:rPr>
-          <w:rFonts w:hint="eastAsia"/>
-          <w:b/>
-          <w:bCs/>
-        </w:rPr>
-        <w:t xml:space="preserve">共享表</w:t>
-      </w:r>
-      <w:r>
-        <w:rPr>
-          <w:rFonts w:hint="eastAsia"/>
-        </w:rPr>
-        <w:t xml:space="preserve">（</w:t>
-      </w:r>
-      <w:r>
-        <w:rPr>
-          <w:rStyle w:val="VerbatimChar"/>
-        </w:rPr>
-        <w:t xml:space="preserve">Sys_Tenant</w:t>
-      </w:r>
-      <w:r>
-        <w:t xml:space="preserve"> </w:t>
-      </w:r>
-      <w:r>
-        <w:rPr>
-          <w:rFonts w:hint="eastAsia"/>
-        </w:rPr>
-        <w:t xml:space="preserve">等</w:t>
-      </w:r>
-      <w:r>
-        <w:t xml:space="preserve"> </w:t>
-      </w:r>
-      <w:r>
-        <w:rPr>
-          <w:rStyle w:val="VerbatimChar"/>
-        </w:rPr>
-        <w:t xml:space="preserve">BaseEntity</w:t>
-      </w:r>
-      <w:r>
-        <w:t xml:space="preserve"> </w:t>
-      </w:r>
-      <w:r>
-        <w:rPr>
-          <w:rFonts w:hint="eastAsia"/>
-        </w:rPr>
-        <w:t xml:space="preserve">无</w:t>
-      </w:r>
-      <w:r>
-        <w:t xml:space="preserve"> </w:t>
-      </w:r>
-      <w:r>
-        <w:rPr>
-          <w:rFonts w:hint="eastAsia"/>
-        </w:rPr>
-        <w:t xml:space="preserve">TenantId）回退</w:t>
-      </w:r>
-      <w:r>
-        <w:t xml:space="preserve"> </w:t>
-      </w:r>
-      <w:r>
-        <w:rPr>
-          <w:rStyle w:val="VerbatimChar"/>
-        </w:rPr>
-        <w:t xml:space="preserve">CurrentTenantId</w:t>
-      </w:r>
-      <w:r>
-        <w:rPr>
-          <w:rFonts w:hint="eastAsia"/>
-        </w:rPr>
-        <w:t xml:space="preserve">（落操作者当前租户上下文，超管系统上下文审阅；文档化接受）。step6</w:t>
-      </w:r>
-      <w:r>
-        <w:t xml:space="preserve"> </w:t>
-      </w:r>
-      <w:r>
-        <w:rPr>
-          <w:rFonts w:hint="eastAsia"/>
-        </w:rPr>
-        <w:t xml:space="preserve">走</w:t>
-      </w:r>
-      <w:r>
-        <w:t xml:space="preserve"> </w:t>
-      </w:r>
-      <w:r>
-        <w:rPr>
-          <w:rStyle w:val="VerbatimChar"/>
-        </w:rPr>
-        <w:t xml:space="preserve">base.SaveChanges</w:t>
-      </w:r>
-      <w:r>
-        <w:t xml:space="preserve"> </w:t>
-      </w:r>
-      <w:r>
-        <w:rPr>
-          <w:rFonts w:hint="eastAsia"/>
-        </w:rPr>
-        <w:t xml:space="preserve">不经</w:t>
-      </w:r>
-      <w:r>
-        <w:t xml:space="preserve"> </w:t>
-      </w:r>
-      <w:r>
-        <w:rPr>
-          <w:rStyle w:val="VerbatimChar"/>
-        </w:rPr>
-        <w:t xml:space="preserve">StampTenant</w:t>
-      </w:r>
-      <w:r>
-        <w:rPr>
-          <w:rFonts w:hint="eastAsia"/>
-        </w:rPr>
-        <w:t xml:space="preserve">，故此处</w:t>
-      </w:r>
-      <w:r>
-        <w:rPr>
-          <w:rFonts w:hint="eastAsia"/>
-          <w:b/>
-          <w:bCs/>
-        </w:rPr>
-        <w:t xml:space="preserve">显式设</w:t>
-      </w:r>
-      <w:r>
-        <w:t xml:space="preserve"> </w:t>
-      </w:r>
-      <w:r>
-        <w:rPr>
-          <w:rFonts w:hint="eastAsia"/>
-        </w:rPr>
-        <w:t xml:space="preserve">TenantId（避免二次遍历）。</w:t>
+        </w:rPr>
+        <w:t xml:space="preserve">若</w:t>
+      </w:r>
+      <w:r>
+        <w:t xml:space="preserve"> </w:t>
+      </w:r>
+      <w:r>
+        <w:rPr>
+          <w:rStyle w:val="VerbatimChar"/>
+        </w:rPr>
+        <w:t xml:space="preserve">pending</w:t>
+      </w:r>
+      <w:r>
+        <w:t xml:space="preserve"> </w:t>
+      </w:r>
+      <w:r>
+        <w:rPr>
+          <w:rFonts w:hint="eastAsia"/>
+        </w:rPr>
+        <w:t xml:space="preserve">空</w:t>
+      </w:r>
+      <w:r>
+        <w:t xml:space="preserve"> → </w:t>
+      </w:r>
+      <w:r>
+        <w:rPr>
+          <w:rFonts w:hint="eastAsia"/>
+        </w:rPr>
+        <w:t xml:space="preserve">直接</w:t>
+      </w:r>
+      <w:r>
+        <w:t xml:space="preserve"> </w:t>
+      </w:r>
+      <w:r>
+        <w:rPr>
+          <w:rStyle w:val="VerbatimChar"/>
+        </w:rPr>
+        <w:t xml:space="preserve">base.SaveChanges(acceptAllChangesOnSuccess)</w:t>
+      </w:r>
+      <w:r>
+        <w:rPr>
+          <w:rFonts w:hint="eastAsia"/>
+        </w:rPr>
+        <w:t xml:space="preserve">（零开销）。</w:t>
       </w:r>
     </w:p>
     <w:p>
@@ -8104,56 +8389,227 @@
         <w:pStyle w:val="Compact"/>
         <w:numPr>
           <w:ilvl w:val="0"/>
-          <w:numId w:val="1006"/>
+          <w:numId w:val="1007"/>
         </w:numPr>
       </w:pPr>
       <w:r>
         <w:rPr>
-          <w:rStyle w:val="VerbatimChar"/>
-        </w:rPr>
-        <w:t xml:space="preserve">base.SaveChanges(acceptAllChangesOnSuccess: true)</w:t>
-      </w:r>
-      <w:r>
-        <w:rPr>
-          <w:rFonts w:hint="eastAsia"/>
-        </w:rPr>
-        <w:t xml:space="preserve">（审计行落库）。relational：</w:t>
-      </w:r>
-      <w:r>
-        <w:rPr>
-          <w:rStyle w:val="VerbatimChar"/>
-        </w:rPr>
-        <w:t xml:space="preserve">tx.Commit()</w:t>
-      </w:r>
-      <w:r>
-        <w:rPr>
-          <w:rFonts w:hint="eastAsia"/>
-        </w:rPr>
-        <w:t xml:space="preserve">。返</w:t>
-      </w:r>
-      <w:r>
-        <w:t xml:space="preserve"> step4 </w:t>
-      </w:r>
-      <w:r>
-        <w:rPr>
-          <w:rFonts w:hint="eastAsia"/>
-        </w:rPr>
-        <w:t xml:space="preserve">的</w:t>
-      </w:r>
-      <w:r>
-        <w:t xml:space="preserve"> </w:t>
-      </w:r>
-      <w:r>
-        <w:rPr>
-          <w:rStyle w:val="VerbatimChar"/>
-        </w:rPr>
-        <w:t xml:space="preserve">result</w:t>
-      </w:r>
-      <w:r>
-        <w:rPr>
-          <w:rFonts w:hint="eastAsia"/>
-        </w:rPr>
-        <w:t xml:space="preserve">（业务影响行数；审计行数不计入返回值）。</w:t>
+          <w:rFonts w:hint="eastAsia"/>
+        </w:rPr>
+        <w:t xml:space="preserve">否则：</w:t>
+      </w:r>
+      <w:r>
+        <w:rPr>
+          <w:b/>
+          <w:bCs/>
+        </w:rPr>
+        <w:t xml:space="preserve">relational</w:t>
+      </w:r>
+      <w:r>
+        <w:rPr>
+          <w:rFonts w:hint="eastAsia"/>
+        </w:rPr>
+        <w:t xml:space="preserve">（</w:t>
+      </w:r>
+      <w:r>
+        <w:rPr>
+          <w:rStyle w:val="VerbatimChar"/>
+        </w:rPr>
+        <w:t xml:space="preserve">Database.IsRelational()</w:t>
+      </w:r>
+      <w:r>
+        <w:t xml:space="preserve"> </w:t>
+      </w:r>
+      <w:r>
+        <w:rPr>
+          <w:rFonts w:hint="eastAsia"/>
+        </w:rPr>
+        <w:t xml:space="preserve">为真）时</w:t>
+      </w:r>
+      <w:r>
+        <w:t xml:space="preserve"> </w:t>
+      </w:r>
+      <w:r>
+        <w:rPr>
+          <w:rStyle w:val="VerbatimChar"/>
+        </w:rPr>
+        <w:t xml:space="preserve">if (Database.CurrentTransaction == null) using var tx = Database.BeginTransaction()</w:t>
+      </w:r>
+      <w:r>
+        <w:rPr>
+          <w:rFonts w:hint="eastAsia"/>
+        </w:rPr>
+        <w:t xml:space="preserve">（无环境事务才自开；有则参与不另开）；</w:t>
+      </w:r>
+      <w:r>
+        <w:rPr>
+          <w:b/>
+          <w:bCs/>
+        </w:rPr>
+        <w:t xml:space="preserve">InMemory</w:t>
+      </w:r>
+      <w:r>
+        <w:t xml:space="preserve"> </w:t>
+      </w:r>
+      <w:r>
+        <w:rPr>
+          <w:rFonts w:hint="eastAsia"/>
+        </w:rPr>
+        <w:t xml:space="preserve">跳过事务（不支持，且会告警/抛）。</w:t>
+      </w:r>
+    </w:p>
+    <w:p>
+      <w:pPr>
+        <w:pStyle w:val="Compact"/>
+        <w:numPr>
+          <w:ilvl w:val="0"/>
+          <w:numId w:val="1007"/>
+        </w:numPr>
+      </w:pPr>
+      <w:r>
+        <w:rPr>
+          <w:rStyle w:val="VerbatimChar"/>
+        </w:rPr>
+        <w:t xml:space="preserve">var result = base.SaveChanges(acceptAllChangesOnSuccess)</w:t>
+      </w:r>
+      <w:r>
+        <w:rPr>
+          <w:rFonts w:hint="eastAsia"/>
+        </w:rPr>
+        <w:t xml:space="preserve">（业务变更落库，Added</w:t>
+      </w:r>
+      <w:r>
+        <w:t xml:space="preserve"> </w:t>
+      </w:r>
+      <w:r>
+        <w:rPr>
+          <w:rFonts w:hint="eastAsia"/>
+        </w:rPr>
+        <w:t xml:space="preserve">的键落定真值）。</w:t>
+      </w:r>
+    </w:p>
+    <w:p>
+      <w:pPr>
+        <w:pStyle w:val="Compact"/>
+        <w:numPr>
+          <w:ilvl w:val="0"/>
+          <w:numId w:val="1007"/>
+        </w:numPr>
+      </w:pPr>
+      <w:r>
+        <w:rPr>
+          <w:rFonts w:hint="eastAsia"/>
+        </w:rPr>
+        <w:t xml:space="preserve">对每个</w:t>
+      </w:r>
+      <w:r>
+        <w:t xml:space="preserve"> </w:t>
+      </w:r>
+      <w:r>
+        <w:rPr>
+          <w:rStyle w:val="VerbatimChar"/>
+        </w:rPr>
+        <w:t xml:space="preserve">pa in pending</w:t>
+      </w:r>
+      <w:r>
+        <w:rPr>
+          <w:rFonts w:hint="eastAsia"/>
+        </w:rPr>
+        <w:t xml:space="preserve">：取键</w:t>
+      </w:r>
+      <w:r>
+        <w:t xml:space="preserve"> </w:t>
+      </w:r>
+      <w:r>
+        <w:rPr>
+          <w:rStyle w:val="VerbatimChar"/>
+        </w:rPr>
+        <w:t xml:space="preserve">var key = pa.Operation == (int)Added ? ExtractKey(pa.Entry) </w:t>
+      </w:r>
+      <w:r>
+        <w:rPr>
+          <w:rStyle w:val="VerbatimChar"/>
+          <w:rFonts w:hint="eastAsia"/>
+        </w:rPr>
+        <w:t xml:space="preserve">/*存后真值，仍</w:t>
+      </w:r>
+      <w:r>
+        <w:rPr>
+          <w:rStyle w:val="VerbatimChar"/>
+        </w:rPr>
+        <w:t xml:space="preserve"> tracked*/ : pa.KeyBeforeSave /*Modified/Deleted </w:t>
+      </w:r>
+      <w:r>
+        <w:rPr>
+          <w:rStyle w:val="VerbatimChar"/>
+          <w:rFonts w:hint="eastAsia"/>
+        </w:rPr>
+        <w:t xml:space="preserve">存前已知；Deleted</w:t>
+      </w:r>
+      <w:r>
+        <w:rPr>
+          <w:rStyle w:val="VerbatimChar"/>
+        </w:rPr>
+        <w:t xml:space="preserve"> </w:t>
+      </w:r>
+      <w:r>
+        <w:rPr>
+          <w:rStyle w:val="VerbatimChar"/>
+          <w:rFonts w:hint="eastAsia"/>
+        </w:rPr>
+        <w:t xml:space="preserve">存后已</w:t>
+      </w:r>
+      <w:r>
+        <w:rPr>
+          <w:rStyle w:val="VerbatimChar"/>
+        </w:rPr>
+        <w:t xml:space="preserve"> Detached </w:t>
+      </w:r>
+      <w:r>
+        <w:rPr>
+          <w:rStyle w:val="VerbatimChar"/>
+          <w:rFonts w:hint="eastAsia"/>
+        </w:rPr>
+        <w:t xml:space="preserve">不可重取*/;</w:t>
+      </w:r>
+      <w:r>
+        <w:t xml:space="preserve"> </w:t>
+      </w:r>
+      <w:r>
+        <w:t xml:space="preserve">→ </w:t>
+      </w:r>
+      <w:r>
+        <w:rPr>
+          <w:rFonts w:hint="eastAsia"/>
+        </w:rPr>
+        <w:t xml:space="preserve">建</w:t>
+      </w:r>
+      <w:r>
+        <w:t xml:space="preserve"> </w:t>
+      </w:r>
+      <w:r>
+        <w:rPr>
+          <w:rStyle w:val="VerbatimChar"/>
+        </w:rPr>
+        <w:t xml:space="preserve">Sys_FieldAuditLog{ EntityName=pa.Entry.Metadata.ClrType.Name, EntityKey=key, Operation=pa.Operation, Changes=JsonSerialize(pa.Changes), UserId=_user?.UserId, UserName=_user?.UserName, ChangedAt=DateTime.Now, TenantId=pa.TenantId }</w:t>
+      </w:r>
+      <w:r>
+        <w:t xml:space="preserve"> </w:t>
+      </w:r>
+      <w:r>
+        <w:t xml:space="preserve">→</w:t>
+      </w:r>
+      <w:r>
+        <w:t xml:space="preserve"> </w:t>
+      </w:r>
+      <w:r>
+        <w:rPr>
+          <w:rStyle w:val="VerbatimChar"/>
+        </w:rPr>
+        <w:t xml:space="preserve">Sys_FieldAuditLogs.Add</w:t>
+      </w:r>
+      <w:r>
+        <w:t xml:space="preserve">。</w:t>
       </w:r>
     </w:p>
     <w:p>
@@ -8170,7 +8626,117 @@
           <w:b/>
           <w:bCs/>
         </w:rPr>
-        <w:t xml:space="preserve">审计行自身不被审计</w:t>
+        <w:t xml:space="preserve">审计行</w:t>
+      </w:r>
+      <w:r>
+        <w:rPr>
+          <w:b/>
+          <w:bCs/>
+        </w:rPr>
+        <w:t xml:space="preserve"> TenantId </w:t>
+      </w:r>
+      <w:r>
+        <w:rPr>
+          <w:rFonts w:hint="eastAsia"/>
+          <w:b/>
+          <w:bCs/>
+        </w:rPr>
+        <w:t xml:space="preserve">归属（评审</w:t>
+      </w:r>
+      <w:r>
+        <w:rPr>
+          <w:b/>
+          <w:bCs/>
+        </w:rPr>
+        <w:t xml:space="preserve"> </w:t>
+      </w:r>
+      <w:r>
+        <w:rPr>
+          <w:rFonts w:hint="eastAsia"/>
+          <w:b/>
+          <w:bCs/>
+        </w:rPr>
+        <w:t xml:space="preserve">R4）</w:t>
+      </w:r>
+      <w:r>
+        <w:rPr>
+          <w:rFonts w:hint="eastAsia"/>
+        </w:rPr>
+        <w:t xml:space="preserve">：step1</w:t>
+      </w:r>
+      <w:r>
+        <w:t xml:space="preserve"> </w:t>
+      </w:r>
+      <w:r>
+        <w:rPr>
+          <w:rFonts w:hint="eastAsia"/>
+        </w:rPr>
+        <w:t xml:space="preserve">已捕获</w:t>
+      </w:r>
+      <w:r>
+        <w:t xml:space="preserve"> </w:t>
+      </w:r>
+      <w:r>
+        <w:rPr>
+          <w:rStyle w:val="VerbatimChar"/>
+        </w:rPr>
+        <w:t xml:space="preserve">pa.TenantId</w:t>
+      </w:r>
+      <w:r>
+        <w:rPr>
+          <w:rFonts w:hint="eastAsia"/>
+        </w:rPr>
+        <w:t xml:space="preserve">——业务实体是</w:t>
+      </w:r>
+      <w:r>
+        <w:t xml:space="preserve"> </w:t>
+      </w:r>
+      <w:r>
+        <w:rPr>
+          <w:rStyle w:val="VerbatimChar"/>
+        </w:rPr>
+        <w:t xml:space="preserve">BaseTenantEntity</w:t>
+      </w:r>
+      <w:r>
+        <w:t xml:space="preserve">→</w:t>
+      </w:r>
+      <w:r>
+        <w:rPr>
+          <w:rFonts w:hint="eastAsia"/>
+          <w:b/>
+          <w:bCs/>
+        </w:rPr>
+        <w:t xml:space="preserve">镜像其</w:t>
+      </w:r>
+      <w:r>
+        <w:rPr>
+          <w:b/>
+          <w:bCs/>
+        </w:rPr>
+        <w:t xml:space="preserve"> TenantId</w:t>
+      </w:r>
+      <w:r>
+        <w:rPr>
+          <w:rFonts w:hint="eastAsia"/>
+        </w:rPr>
+        <w:t xml:space="preserve">（后台</w:t>
+      </w:r>
+      <w:r>
+        <w:t xml:space="preserve"> Worker </w:t>
+      </w:r>
+      <w:r>
+        <w:rPr>
+          <w:rFonts w:hint="eastAsia"/>
+        </w:rPr>
+        <w:t xml:space="preserve">按租户循环写他租数据时也正确）；</w:t>
+      </w:r>
+      <w:r>
+        <w:rPr>
+          <w:rFonts w:hint="eastAsia"/>
+          <w:b/>
+          <w:bCs/>
+        </w:rPr>
+        <w:t xml:space="preserve">共享表/无租户实体</w:t>
       </w:r>
       <w:r>
         <w:rPr>
@@ -8182,31 +8748,102 @@
         <w:rPr>
           <w:rStyle w:val="VerbatimChar"/>
         </w:rPr>
-        <w:t xml:space="preserve">Sys_FieldAuditLog</w:t>
-      </w:r>
-      <w:r>
-        <w:t xml:space="preserve"> </w:t>
-      </w:r>
-      <w:r>
-        <w:rPr>
-          <w:rFonts w:hint="eastAsia"/>
-        </w:rPr>
-        <w:t xml:space="preserve">不实现</w:t>
-      </w:r>
-      <w:r>
-        <w:t xml:space="preserve"> </w:t>
-      </w:r>
-      <w:r>
-        <w:rPr>
-          <w:rStyle w:val="VerbatimChar"/>
-        </w:rPr>
-        <w:t xml:space="preserve">IAuditable</w:t>
-      </w:r>
-      <w:r>
-        <w:rPr>
-          <w:rFonts w:hint="eastAsia"/>
-        </w:rPr>
-        <w:t xml:space="preserve">）。</w:t>
+        <w:t xml:space="preserve">Sys_Tenant</w:t>
+      </w:r>
+      <w:r>
+        <w:t xml:space="preserve">/</w:t>
+      </w:r>
+      <w:r>
+        <w:rPr>
+          <w:rStyle w:val="VerbatimChar"/>
+        </w:rPr>
+        <w:t xml:space="preserve">Sys_Role</w:t>
+      </w:r>
+      <w:r>
+        <w:t xml:space="preserve">/</w:t>
+      </w:r>
+      <w:r>
+        <w:rPr>
+          <w:rStyle w:val="VerbatimChar"/>
+        </w:rPr>
+        <w:t xml:space="preserve">Sys_Menu</w:t>
+      </w:r>
+      <w:r>
+        <w:rPr>
+          <w:rFonts w:hint="eastAsia"/>
+        </w:rPr>
+        <w:t xml:space="preserve">）回退</w:t>
+      </w:r>
+      <w:r>
+        <w:t xml:space="preserve"> </w:t>
+      </w:r>
+      <w:r>
+        <w:rPr>
+          <w:rStyle w:val="VerbatimChar"/>
+        </w:rPr>
+        <w:t xml:space="preserve">CurrentTenantId</w:t>
+      </w:r>
+      <w:r>
+        <w:rPr>
+          <w:rFonts w:hint="eastAsia"/>
+        </w:rPr>
+        <w:t xml:space="preserve">（落操作者当前租户上下文，超管系统上下文审阅；文档化接受）。step6</w:t>
+      </w:r>
+      <w:r>
+        <w:t xml:space="preserve"> </w:t>
+      </w:r>
+      <w:r>
+        <w:rPr>
+          <w:rFonts w:hint="eastAsia"/>
+        </w:rPr>
+        <w:t xml:space="preserve">走</w:t>
+      </w:r>
+      <w:r>
+        <w:t xml:space="preserve"> </w:t>
+      </w:r>
+      <w:r>
+        <w:rPr>
+          <w:rStyle w:val="VerbatimChar"/>
+        </w:rPr>
+        <w:t xml:space="preserve">base.SaveChanges</w:t>
+      </w:r>
+      <w:r>
+        <w:t xml:space="preserve"> </w:t>
+      </w:r>
+      <w:r>
+        <w:rPr>
+          <w:rFonts w:hint="eastAsia"/>
+        </w:rPr>
+        <w:t xml:space="preserve">不经</w:t>
+      </w:r>
+      <w:r>
+        <w:t xml:space="preserve"> </w:t>
+      </w:r>
+      <w:r>
+        <w:rPr>
+          <w:rStyle w:val="VerbatimChar"/>
+        </w:rPr>
+        <w:t xml:space="preserve">StampTenant</w:t>
+      </w:r>
+      <w:r>
+        <w:rPr>
+          <w:rFonts w:hint="eastAsia"/>
+        </w:rPr>
+        <w:t xml:space="preserve">，故此处</w:t>
+      </w:r>
+      <w:r>
+        <w:rPr>
+          <w:rFonts w:hint="eastAsia"/>
+          <w:b/>
+          <w:bCs/>
+        </w:rPr>
+        <w:t xml:space="preserve">显式设</w:t>
+      </w:r>
+      <w:r>
+        <w:t xml:space="preserve"> </w:t>
+      </w:r>
+      <w:r>
+        <w:t xml:space="preserve">TenantId。</w:t>
       </w:r>
     </w:p>
     <w:p>
@@ -8219,48 +8856,159 @@
       </w:pPr>
       <w:r>
         <w:rPr>
-          <w:rFonts w:hint="eastAsia"/>
-        </w:rPr>
-        <w:t xml:space="preserve">异常（任一</w:t>
-      </w:r>
-      <w:r>
-        <w:t xml:space="preserve"> </w:t>
-      </w:r>
-      <w:r>
-        <w:rPr>
-          <w:rStyle w:val="VerbatimChar"/>
-        </w:rPr>
-        <w:t xml:space="preserve">base.SaveChanges</w:t>
-      </w:r>
-      <w:r>
-        <w:t xml:space="preserve"> </w:t>
-      </w:r>
-      <w:r>
-        <w:rPr>
-          <w:rFonts w:hint="eastAsia"/>
-        </w:rPr>
-        <w:t xml:space="preserve">抛）：relational</w:t>
-      </w:r>
-      <w:r>
-        <w:t xml:space="preserve"> </w:t>
-      </w:r>
-      <w:r>
-        <w:rPr>
-          <w:rFonts w:hint="eastAsia"/>
-        </w:rPr>
-        <w:t xml:space="preserve">事务回滚（业务+审计同生同死=原子）；记</w:t>
-      </w:r>
-      <w:r>
-        <w:t xml:space="preserve"> </w:t>
-      </w:r>
-      <w:r>
-        <w:rPr>
-          <w:rStyle w:val="VerbatimChar"/>
-        </w:rPr>
-        <w:t xml:space="preserve">ILogger</w:t>
-      </w:r>
-      <w:r>
-        <w:t xml:space="preserve">。</w:t>
+          <w:b/>
+          <w:bCs/>
+        </w:rPr>
+        <w:t xml:space="preserve">Deleted </w:t>
+      </w:r>
+      <w:r>
+        <w:rPr>
+          <w:rFonts w:hint="eastAsia"/>
+          <w:b/>
+          <w:bCs/>
+        </w:rPr>
+        <w:t xml:space="preserve">键时序（R8）</w:t>
+      </w:r>
+      <w:r>
+        <w:rPr>
+          <w:rFonts w:hint="eastAsia"/>
+        </w:rPr>
+        <w:t xml:space="preserve">：Deleted</w:t>
+      </w:r>
+      <w:r>
+        <w:t xml:space="preserve"> </w:t>
+      </w:r>
+      <w:r>
+        <w:rPr>
+          <w:rFonts w:hint="eastAsia"/>
+        </w:rPr>
+        <w:t xml:space="preserve">实体存后转</w:t>
+      </w:r>
+      <w:r>
+        <w:t xml:space="preserve"> </w:t>
+      </w:r>
+      <w:r>
+        <w:rPr>
+          <w:rFonts w:hint="eastAsia"/>
+        </w:rPr>
+        <w:t xml:space="preserve">Detached、不可重取键</w:t>
+      </w:r>
+      <w:r>
+        <w:t xml:space="preserve"> → </w:t>
+      </w:r>
+      <w:r>
+        <w:rPr>
+          <w:rFonts w:hint="eastAsia"/>
+        </w:rPr>
+        <w:t xml:space="preserve">用</w:t>
+      </w:r>
+      <w:r>
+        <w:t xml:space="preserve"> step1 </w:t>
+      </w:r>
+      <w:r>
+        <w:rPr>
+          <w:rFonts w:hint="eastAsia"/>
+        </w:rPr>
+        <w:t xml:space="preserve">的</w:t>
+      </w:r>
+      <w:r>
+        <w:t xml:space="preserve"> </w:t>
+      </w:r>
+      <w:r>
+        <w:rPr>
+          <w:rStyle w:val="VerbatimChar"/>
+        </w:rPr>
+        <w:t xml:space="preserve">KeyBeforeSave</w:t>
+      </w:r>
+      <w:r>
+        <w:rPr>
+          <w:rFonts w:hint="eastAsia"/>
+        </w:rPr>
+        <w:t xml:space="preserve">（删除前键已知，无</w:t>
+      </w:r>
+      <w:r>
+        <w:t xml:space="preserve"> store-generated </w:t>
+      </w:r>
+      <w:r>
+        <w:rPr>
+          <w:rFonts w:hint="eastAsia"/>
+        </w:rPr>
+        <w:t xml:space="preserve">顾虑）；仅</w:t>
+      </w:r>
+      <w:r>
+        <w:t xml:space="preserve"> Added </w:t>
+      </w:r>
+      <w:r>
+        <w:rPr>
+          <w:rFonts w:hint="eastAsia"/>
+        </w:rPr>
+        <w:t xml:space="preserve">在</w:t>
+      </w:r>
+      <w:r>
+        <w:t xml:space="preserve"> step5 </w:t>
+      </w:r>
+      <w:r>
+        <w:rPr>
+          <w:rFonts w:hint="eastAsia"/>
+        </w:rPr>
+        <w:t xml:space="preserve">重取。</w:t>
+      </w:r>
+    </w:p>
+    <w:p>
+      <w:pPr>
+        <w:pStyle w:val="Compact"/>
+        <w:numPr>
+          <w:ilvl w:val="0"/>
+          <w:numId w:val="1007"/>
+        </w:numPr>
+      </w:pPr>
+      <w:r>
+        <w:rPr>
+          <w:rStyle w:val="VerbatimChar"/>
+        </w:rPr>
+        <w:t xml:space="preserve">base.SaveChanges(acceptAllChangesOnSuccess: true)</w:t>
+      </w:r>
+      <w:r>
+        <w:rPr>
+          <w:rFonts w:hint="eastAsia"/>
+        </w:rPr>
+        <w:t xml:space="preserve">（审计行落库）。relational：</w:t>
+      </w:r>
+      <w:r>
+        <w:rPr>
+          <w:rStyle w:val="VerbatimChar"/>
+        </w:rPr>
+        <w:t xml:space="preserve">tx.Commit()</w:t>
+      </w:r>
+      <w:r>
+        <w:rPr>
+          <w:rFonts w:hint="eastAsia"/>
+        </w:rPr>
+        <w:t xml:space="preserve">。返</w:t>
+      </w:r>
+      <w:r>
+        <w:t xml:space="preserve"> step4 </w:t>
+      </w:r>
+      <w:r>
+        <w:rPr>
+          <w:rFonts w:hint="eastAsia"/>
+        </w:rPr>
+        <w:t xml:space="preserve">的</w:t>
+      </w:r>
+      <w:r>
+        <w:t xml:space="preserve"> </w:t>
+      </w:r>
+      <w:r>
+        <w:rPr>
+          <w:rStyle w:val="VerbatimChar"/>
+        </w:rPr>
+        <w:t xml:space="preserve">result</w:t>
+      </w:r>
+      <w:r>
+        <w:rPr>
+          <w:rFonts w:hint="eastAsia"/>
+        </w:rPr>
+        <w:t xml:space="preserve">（业务影响行数；审计行数不计入返回值）。</w:t>
       </w:r>
     </w:p>
     <w:p>
@@ -8268,7 +9016,114 @@
         <w:pStyle w:val="Compact"/>
         <w:numPr>
           <w:ilvl w:val="1"/>
-          <w:numId w:val="1008"/>
+          <w:numId w:val="1009"/>
+        </w:numPr>
+      </w:pPr>
+      <w:r>
+        <w:rPr>
+          <w:rFonts w:hint="eastAsia"/>
+          <w:b/>
+          <w:bCs/>
+        </w:rPr>
+        <w:t xml:space="preserve">审计行自身不被审计</w:t>
+      </w:r>
+      <w:r>
+        <w:rPr>
+          <w:rFonts w:hint="eastAsia"/>
+        </w:rPr>
+        <w:t xml:space="preserve">（</w:t>
+      </w:r>
+      <w:r>
+        <w:rPr>
+          <w:rStyle w:val="VerbatimChar"/>
+        </w:rPr>
+        <w:t xml:space="preserve">Sys_FieldAuditLog</w:t>
+      </w:r>
+      <w:r>
+        <w:t xml:space="preserve"> </w:t>
+      </w:r>
+      <w:r>
+        <w:rPr>
+          <w:rFonts w:hint="eastAsia"/>
+        </w:rPr>
+        <w:t xml:space="preserve">不实现</w:t>
+      </w:r>
+      <w:r>
+        <w:t xml:space="preserve"> </w:t>
+      </w:r>
+      <w:r>
+        <w:rPr>
+          <w:rStyle w:val="VerbatimChar"/>
+        </w:rPr>
+        <w:t xml:space="preserve">IAuditable</w:t>
+      </w:r>
+      <w:r>
+        <w:rPr>
+          <w:rFonts w:hint="eastAsia"/>
+        </w:rPr>
+        <w:t xml:space="preserve">）。</w:t>
+      </w:r>
+    </w:p>
+    <w:p>
+      <w:pPr>
+        <w:pStyle w:val="Compact"/>
+        <w:numPr>
+          <w:ilvl w:val="1"/>
+          <w:numId w:val="1009"/>
+        </w:numPr>
+      </w:pPr>
+      <w:r>
+        <w:rPr>
+          <w:rFonts w:hint="eastAsia"/>
+        </w:rPr>
+        <w:t xml:space="preserve">异常（任一</w:t>
+      </w:r>
+      <w:r>
+        <w:t xml:space="preserve"> </w:t>
+      </w:r>
+      <w:r>
+        <w:rPr>
+          <w:rStyle w:val="VerbatimChar"/>
+        </w:rPr>
+        <w:t xml:space="preserve">base.SaveChanges</w:t>
+      </w:r>
+      <w:r>
+        <w:t xml:space="preserve"> </w:t>
+      </w:r>
+      <w:r>
+        <w:rPr>
+          <w:rFonts w:hint="eastAsia"/>
+        </w:rPr>
+        <w:t xml:space="preserve">抛）：relational</w:t>
+      </w:r>
+      <w:r>
+        <w:t xml:space="preserve"> </w:t>
+      </w:r>
+      <w:r>
+        <w:rPr>
+          <w:rFonts w:hint="eastAsia"/>
+        </w:rPr>
+        <w:t xml:space="preserve">事务回滚（业务+审计同生同死=原子）；记</w:t>
+      </w:r>
+      <w:r>
+        <w:t xml:space="preserve"> </w:t>
+      </w:r>
+      <w:r>
+        <w:rPr>
+          <w:rStyle w:val="VerbatimChar"/>
+        </w:rPr>
+        <w:t xml:space="preserve">ILogger</w:t>
+      </w:r>
+      <w:r>
+        <w:t xml:space="preserve">。</w:t>
+      </w:r>
+    </w:p>
+    <w:p>
+      <w:pPr>
+        <w:pStyle w:val="Compact"/>
+        <w:numPr>
+          <w:ilvl w:val="1"/>
+          <w:numId w:val="1009"/>
         </w:numPr>
       </w:pPr>
       <w:r>
@@ -8348,7 +9203,7 @@
         <w:pStyle w:val="Compact"/>
         <w:numPr>
           <w:ilvl w:val="0"/>
-          <w:numId w:val="1006"/>
+          <w:numId w:val="1007"/>
         </w:numPr>
       </w:pPr>
       <w:r>
@@ -9560,7 +10415,7 @@
         <w:pStyle w:val="Compact"/>
         <w:numPr>
           <w:ilvl w:val="0"/>
-          <w:numId w:val="1009"/>
+          <w:numId w:val="1010"/>
         </w:numPr>
       </w:pPr>
       <w:r>
@@ -9608,7 +10463,7 @@
         <w:pStyle w:val="Compact"/>
         <w:numPr>
           <w:ilvl w:val="1"/>
-          <w:numId w:val="1010"/>
+          <w:numId w:val="1011"/>
         </w:numPr>
       </w:pPr>
       <w:r>
@@ -9674,7 +10529,7 @@
         <w:pStyle w:val="Compact"/>
         <w:numPr>
           <w:ilvl w:val="1"/>
-          <w:numId w:val="1010"/>
+          <w:numId w:val="1011"/>
         </w:numPr>
       </w:pPr>
       <w:r>
@@ -9715,7 +10570,7 @@
         <w:pStyle w:val="Compact"/>
         <w:numPr>
           <w:ilvl w:val="1"/>
-          <w:numId w:val="1010"/>
+          <w:numId w:val="1011"/>
         </w:numPr>
       </w:pPr>
       <w:r>
@@ -9769,7 +10624,7 @@
         <w:pStyle w:val="Compact"/>
         <w:numPr>
           <w:ilvl w:val="1"/>
-          <w:numId w:val="1010"/>
+          <w:numId w:val="1011"/>
         </w:numPr>
       </w:pPr>
       <w:r>
@@ -9826,7 +10681,7 @@
         <w:pStyle w:val="Compact"/>
         <w:numPr>
           <w:ilvl w:val="0"/>
-          <w:numId w:val="1009"/>
+          <w:numId w:val="1010"/>
         </w:numPr>
       </w:pPr>
       <w:r>
@@ -9952,7 +10807,7 @@
         <w:pStyle w:val="Compact"/>
         <w:numPr>
           <w:ilvl w:val="0"/>
-          <w:numId w:val="1009"/>
+          <w:numId w:val="1010"/>
         </w:numPr>
       </w:pPr>
       <w:r>
@@ -10038,7 +10893,7 @@
         <w:pStyle w:val="Compact"/>
         <w:numPr>
           <w:ilvl w:val="0"/>
-          <w:numId w:val="1009"/>
+          <w:numId w:val="1010"/>
         </w:numPr>
       </w:pPr>
       <w:r>
@@ -10166,100 +11021,6 @@
           <w:rFonts w:hint="eastAsia"/>
         </w:rPr>
         <w:t xml:space="preserve">）</w:t>
-      </w:r>
-    </w:p>
-    <w:p>
-      <w:pPr>
-        <w:pStyle w:val="Compact"/>
-        <w:numPr>
-          <w:ilvl w:val="0"/>
-          <w:numId w:val="1011"/>
-        </w:numPr>
-      </w:pPr>
-      <w:r>
-        <w:rPr>
-          <w:rFonts w:hint="eastAsia"/>
-        </w:rPr>
-        <w:t xml:space="preserve">画面词条</w:t>
-      </w:r>
-      <w:r>
-        <w:t xml:space="preserve"> </w:t>
-      </w:r>
-      <w:r>
-        <w:rPr>
-          <w:rStyle w:val="VerbatimChar"/>
-        </w:rPr>
-        <w:t xml:space="preserve">LangKey</w:t>
-      </w:r>
-      <w:r>
-        <w:rPr>
-          <w:rFonts w:hint="eastAsia"/>
-        </w:rPr>
-        <w:t xml:space="preserve">：</w:t>
-      </w:r>
-      <w:r>
-        <w:rPr>
-          <w:rStyle w:val="VerbatimChar"/>
-        </w:rPr>
-        <w:t xml:space="preserve">sec.audit.{title, entityName, entityKey, operation, op.added, op.modified, op.deleted, operator, changedAt, changeCount, field, oldValue, newValue, viewTimeline, timelineTitle, noChanges, filterEntity, filterUser, filterFrom, filterTo}</w:t>
-      </w:r>
-      <w:r>
-        <w:t xml:space="preserve"> </w:t>
-      </w:r>
-      <w:r>
-        <w:rPr>
-          <w:rFonts w:hint="eastAsia"/>
-        </w:rPr>
-        <w:t xml:space="preserve">等，五语</w:t>
-      </w:r>
-      <w:r>
-        <w:t xml:space="preserve"> ZhCN/ZhTW/En/Ja/Ko。</w:t>
-      </w:r>
-    </w:p>
-    <w:p>
-      <w:pPr>
-        <w:pStyle w:val="Compact"/>
-        <w:numPr>
-          <w:ilvl w:val="0"/>
-          <w:numId w:val="1011"/>
-        </w:numPr>
-      </w:pPr>
-      <w:r>
-        <w:rPr>
-          <w:rFonts w:hint="eastAsia"/>
-        </w:rPr>
-        <w:t xml:space="preserve">（无错误码，无新增</w:t>
-      </w:r>
-      <w:r>
-        <w:t xml:space="preserve"> </w:t>
-      </w:r>
-      <w:r>
-        <w:rPr>
-          <w:rStyle w:val="VerbatimChar"/>
-        </w:rPr>
-        <w:t xml:space="preserve">sec.event.*</w:t>
-      </w:r>
-      <w:r>
-        <w:rPr>
-          <w:rFonts w:hint="eastAsia"/>
-        </w:rPr>
-        <w:t xml:space="preserve">。）</w:t>
-      </w:r>
-    </w:p>
-    <w:bookmarkEnd w:id="23"/>
-    <w:bookmarkStart w:id="24" w:name="前端"/>
-    <w:p>
-      <w:pPr>
-        <w:pStyle w:val="Heading3"/>
-      </w:pPr>
-      <w:r>
-        <w:t xml:space="preserve">§6.2 </w:t>
-      </w:r>
-      <w:r>
-        <w:rPr>
-          <w:rFonts w:hint="eastAsia"/>
-        </w:rPr>
-        <w:t xml:space="preserve">前端</w:t>
       </w:r>
     </w:p>
     <w:p>
@@ -10272,110 +11033,42 @@
       </w:pPr>
       <w:r>
         <w:rPr>
-          <w:rStyle w:val="VerbatimChar"/>
-        </w:rPr>
-        <w:t xml:space="preserve">views/pms/FieldAuditView.vue</w:t>
-      </w:r>
-      <w:r>
-        <w:rPr>
-          <w:rFonts w:hint="eastAsia"/>
-        </w:rPr>
-        <w:t xml:space="preserve">（系统设置内）：列表（实体/主键/操作/操作人/时间/</w:t>
-      </w:r>
-      <w:r>
-        <w:rPr>
-          <w:rFonts w:hint="eastAsia"/>
-          <w:b/>
-          <w:bCs/>
-        </w:rPr>
-        <w:t xml:space="preserve">变更字段数</w:t>
-      </w:r>
-      <w:r>
-        <w:rPr>
-          <w:b/>
-          <w:bCs/>
-        </w:rPr>
-        <w:t xml:space="preserve"> </w:t>
-      </w:r>
-      <w:r>
-        <w:rPr>
-          <w:rStyle w:val="VerbatimChar"/>
-          <w:b/>
-          <w:bCs/>
-        </w:rPr>
-        <w:t xml:space="preserve">changeCount</w:t>
-      </w:r>
-      <w:r>
-        <w:rPr>
-          <w:rFonts w:hint="eastAsia"/>
-        </w:rPr>
-        <w:t xml:space="preserve">）+</w:t>
-      </w:r>
-      <w:r>
-        <w:t xml:space="preserve"> </w:t>
-      </w:r>
-      <w:r>
-        <w:rPr>
-          <w:rFonts w:hint="eastAsia"/>
-        </w:rPr>
-        <w:t xml:space="preserve">筛选（实体名/操作人/日期）；行点开”时间线”抽屉</w:t>
-      </w:r>
-      <w:r>
-        <w:t xml:space="preserve"> → </w:t>
-      </w:r>
-      <w:r>
-        <w:rPr>
-          <w:rFonts w:hint="eastAsia"/>
-        </w:rPr>
-        <w:t xml:space="preserve">调</w:t>
-      </w:r>
-      <w:r>
-        <w:t xml:space="preserve"> </w:t>
-      </w:r>
-      <w:r>
-        <w:rPr>
-          <w:rStyle w:val="VerbatimChar"/>
-        </w:rPr>
-        <w:t xml:space="preserve">record</w:t>
-      </w:r>
-      <w:r>
-        <w:t xml:space="preserve"> </w:t>
-      </w:r>
-      <w:r>
-        <w:rPr>
-          <w:rFonts w:hint="eastAsia"/>
-        </w:rPr>
-        <w:t xml:space="preserve">端点（返完整</w:t>
-      </w:r>
-      <w:r>
-        <w:t xml:space="preserve"> </w:t>
-      </w:r>
-      <w:r>
-        <w:rPr>
-          <w:rStyle w:val="VerbatimChar"/>
-        </w:rPr>
-        <w:t xml:space="preserve">changes</w:t>
-      </w:r>
-      <w:r>
-        <w:rPr>
-          <w:rFonts w:hint="eastAsia"/>
-        </w:rPr>
-        <w:t xml:space="preserve">），按时间正序展示每次变更的</w:t>
-      </w:r>
-      <w:r>
-        <w:t xml:space="preserve"> </w:t>
-      </w:r>
-      <w:r>
-        <w:rPr>
-          <w:rStyle w:val="VerbatimChar"/>
-        </w:rPr>
-        <w:t xml:space="preserve">[{field, old→new}]</w:t>
-      </w:r>
-      <w:r>
-        <w:rPr>
-          <w:rFonts w:hint="eastAsia"/>
-        </w:rPr>
-        <w:t xml:space="preserve">（回放）。</w:t>
+          <w:rFonts w:hint="eastAsia"/>
+        </w:rPr>
+        <w:t xml:space="preserve">画面词条</w:t>
+      </w:r>
+      <w:r>
+        <w:t xml:space="preserve"> </w:t>
+      </w:r>
+      <w:r>
+        <w:rPr>
+          <w:rStyle w:val="VerbatimChar"/>
+        </w:rPr>
+        <w:t xml:space="preserve">LangKey</w:t>
+      </w:r>
+      <w:r>
+        <w:rPr>
+          <w:rFonts w:hint="eastAsia"/>
+        </w:rPr>
+        <w:t xml:space="preserve">：</w:t>
+      </w:r>
+      <w:r>
+        <w:rPr>
+          <w:rStyle w:val="VerbatimChar"/>
+        </w:rPr>
+        <w:t xml:space="preserve">sec.audit.{title, entityName, entityKey, operation, op.added, op.modified, op.deleted, operator, changedAt, changeCount, field, oldValue, newValue, viewTimeline, timelineTitle, noChanges, filterEntity, filterUser, filterFrom, filterTo}</w:t>
+      </w:r>
+      <w:r>
+        <w:t xml:space="preserve"> </w:t>
+      </w:r>
+      <w:r>
+        <w:rPr>
+          <w:rFonts w:hint="eastAsia"/>
+        </w:rPr>
+        <w:t xml:space="preserve">等，五语</w:t>
+      </w:r>
+      <w:r>
+        <w:t xml:space="preserve"> ZhCN/ZhTW/En/Ja/Ko。</w:t>
       </w:r>
     </w:p>
     <w:p>
@@ -10388,215 +11081,40 @@
       </w:pPr>
       <w:r>
         <w:rPr>
-          <w:rStyle w:val="VerbatimChar"/>
-        </w:rPr>
-        <w:t xml:space="preserve">api/sys/fieldAudit.ts</w:t>
-      </w:r>
-      <w:r>
-        <w:rPr>
-          <w:rFonts w:hint="eastAsia"/>
-        </w:rPr>
-        <w:t xml:space="preserve">（</w:t>
-      </w:r>
-      <w:r>
-        <w:rPr>
-          <w:rStyle w:val="VerbatimChar"/>
-        </w:rPr>
-        <w:t xml:space="preserve">getList</w:t>
-      </w:r>
-      <w:r>
-        <w:t xml:space="preserve">/</w:t>
-      </w:r>
-      <w:r>
-        <w:rPr>
-          <w:rStyle w:val="VerbatimChar"/>
-        </w:rPr>
-        <w:t xml:space="preserve">getRecordTimeline</w:t>
-      </w:r>
-      <w:r>
-        <w:rPr>
-          <w:rFonts w:hint="eastAsia"/>
-        </w:rPr>
-        <w:t xml:space="preserve">，仿</w:t>
-      </w:r>
-      <w:r>
-        <w:t xml:space="preserve"> </w:t>
-      </w:r>
-      <w:r>
-        <w:rPr>
-          <w:rFonts w:hint="eastAsia"/>
-        </w:rPr>
-        <w:t xml:space="preserve">securityLog.ts）+</w:t>
-      </w:r>
-      <w:r>
-        <w:t xml:space="preserve"> </w:t>
-      </w:r>
-      <w:r>
-        <w:rPr>
-          <w:rStyle w:val="VerbatimChar"/>
-        </w:rPr>
-        <w:t xml:space="preserve">types/sys/fieldAudit.ts</w:t>
-      </w:r>
-      <w:r>
-        <w:rPr>
-          <w:rFonts w:hint="eastAsia"/>
-        </w:rPr>
-        <w:t xml:space="preserve">（</w:t>
-      </w:r>
-      <w:r>
-        <w:rPr>
-          <w:rStyle w:val="VerbatimChar"/>
-        </w:rPr>
-        <w:t xml:space="preserve">Operation</w:t>
-      </w:r>
-      <w:r>
-        <w:t xml:space="preserve"> </w:t>
-      </w:r>
-      <w:r>
-        <w:rPr>
-          <w:rFonts w:hint="eastAsia"/>
-        </w:rPr>
-        <w:t xml:space="preserve">枚举、列表项、</w:t>
-      </w:r>
-      <w:r>
-        <w:rPr>
-          <w:rStyle w:val="VerbatimChar"/>
-        </w:rPr>
-        <w:t xml:space="preserve">Change</w:t>
-      </w:r>
-      <w:r>
-        <w:t xml:space="preserve"> </w:t>
-      </w:r>
-      <w:r>
-        <w:rPr>
-          <w:rFonts w:hint="eastAsia"/>
-        </w:rPr>
-        <w:t xml:space="preserve">项）。</w:t>
+          <w:rFonts w:hint="eastAsia"/>
+        </w:rPr>
+        <w:t xml:space="preserve">（无错误码，无新增</w:t>
+      </w:r>
+      <w:r>
+        <w:t xml:space="preserve"> </w:t>
+      </w:r>
+      <w:r>
+        <w:rPr>
+          <w:rStyle w:val="VerbatimChar"/>
+        </w:rPr>
+        <w:t xml:space="preserve">sec.event.*</w:t>
+      </w:r>
+      <w:r>
+        <w:rPr>
+          <w:rFonts w:hint="eastAsia"/>
+        </w:rPr>
+        <w:t xml:space="preserve">。）</w:t>
       </w:r>
     </w:p>
-    <w:p>
-      <w:pPr>
-        <w:pStyle w:val="Compact"/>
-        <w:numPr>
-          <w:ilvl w:val="0"/>
-          <w:numId w:val="1012"/>
-        </w:numPr>
-      </w:pPr>
-      <w:r>
-        <w:t xml:space="preserve">router</w:t>
-      </w:r>
-      <w:r>
-        <w:t xml:space="preserve"> </w:t>
-      </w:r>
-      <w:r>
-        <w:rPr>
-          <w:rStyle w:val="VerbatimChar"/>
-        </w:rPr>
-        <w:t xml:space="preserve">viewModules</w:t>
-      </w:r>
-      <w:r>
-        <w:t xml:space="preserve"> </w:t>
-      </w:r>
-      <w:r>
-        <w:rPr>
-          <w:rFonts w:hint="eastAsia"/>
-        </w:rPr>
-        <w:t xml:space="preserve">加</w:t>
-      </w:r>
-      <w:r>
-        <w:t xml:space="preserve"> </w:t>
-      </w:r>
-      <w:r>
-        <w:rPr>
-          <w:rStyle w:val="VerbatimChar"/>
-        </w:rPr>
-        <w:t xml:space="preserve">'/sys/field-audit': () =&gt; import('@/views/pms/FieldAuditView.vue')</w:t>
-      </w:r>
-      <w:r>
-        <w:t xml:space="preserve">。</w:t>
-      </w:r>
-    </w:p>
-    <w:bookmarkEnd w:id="24"/>
-    <w:bookmarkEnd w:id="25"/>
-    <w:bookmarkStart w:id="28" w:name="测试策略"/>
-    <w:p>
-      <w:pPr>
-        <w:pStyle w:val="Heading2"/>
-      </w:pPr>
-      <w:r>
-        <w:t xml:space="preserve">§7 </w:t>
-      </w:r>
-      <w:r>
-        <w:rPr>
-          <w:rFonts w:hint="eastAsia"/>
-        </w:rPr>
-        <w:t xml:space="preserve">测试策略</w:t>
-      </w:r>
-    </w:p>
-    <w:bookmarkStart w:id="26" w:name="X7275ecddb1e06fa24edf38f2e987f0428ffb03a"/>
+    <w:bookmarkEnd w:id="23"/>
+    <w:bookmarkStart w:id="24" w:name="前端"/>
     <w:p>
       <w:pPr>
         <w:pStyle w:val="Heading3"/>
       </w:pPr>
       <w:r>
-        <w:t xml:space="preserve">§7.1 </w:t>
-      </w:r>
-      <w:r>
-        <w:rPr>
-          <w:rFonts w:hint="eastAsia"/>
-        </w:rPr>
-        <w:t xml:space="preserve">单测（各</w:t>
-      </w:r>
-      <w:r>
-        <w:t xml:space="preserve"> </w:t>
-      </w:r>
-      <w:r>
-        <w:rPr>
-          <w:rFonts w:hint="eastAsia"/>
-        </w:rPr>
-        <w:t xml:space="preserve">Task，InMemory</w:t>
-      </w:r>
-      <w:r>
-        <w:t xml:space="preserve"> + </w:t>
-      </w:r>
-      <w:r>
-        <w:rPr>
-          <w:rFonts w:hint="eastAsia"/>
-        </w:rPr>
-        <w:t xml:space="preserve">直构</w:t>
-      </w:r>
-      <w:r>
-        <w:t xml:space="preserve"> </w:t>
-      </w:r>
-      <w:r>
-        <w:rPr>
-          <w:rStyle w:val="VerbatimChar"/>
-        </w:rPr>
-        <w:t xml:space="preserve">CP6Context</w:t>
-      </w:r>
-      <w:r>
-        <w:t xml:space="preserve"> </w:t>
-      </w:r>
-      <w:r>
-        <w:rPr>
-          <w:rFonts w:hint="eastAsia"/>
-        </w:rPr>
-        <w:t xml:space="preserve">注入假</w:t>
-      </w:r>
-      <w:r>
-        <w:t xml:space="preserve"> </w:t>
-      </w:r>
-      <w:r>
-        <w:rPr>
-          <w:rStyle w:val="VerbatimChar"/>
-        </w:rPr>
-        <w:t xml:space="preserve">ICurrentUserAccessor</w:t>
-      </w:r>
-      <w:r>
-        <w:rPr>
-          <w:rFonts w:hint="eastAsia"/>
-        </w:rPr>
-        <w:t xml:space="preserve">）</w:t>
+        <w:t xml:space="preserve">§6.2 </w:t>
+      </w:r>
+      <w:r>
+        <w:rPr>
+          <w:rFonts w:hint="eastAsia"/>
+        </w:rPr>
+        <w:t xml:space="preserve">前端</w:t>
       </w:r>
     </w:p>
     <w:p>
@@ -10609,134 +11127,110 @@
       </w:pPr>
       <w:r>
         <w:rPr>
-          <w:rFonts w:hint="eastAsia"/>
-          <w:b/>
-          <w:bCs/>
-        </w:rPr>
-        <w:t xml:space="preserve">捕获正确性</w:t>
-      </w:r>
-      <w:r>
-        <w:rPr>
-          <w:rFonts w:hint="eastAsia"/>
-        </w:rPr>
-        <w:t xml:space="preserve">：标记实体</w:t>
-      </w:r>
-      <w:r>
-        <w:t xml:space="preserve"> </w:t>
-      </w:r>
-      <w:r>
-        <w:rPr>
-          <w:rFonts w:hint="eastAsia"/>
-        </w:rPr>
-        <w:t xml:space="preserve">Modified（先查后改）→</w:t>
-      </w:r>
-      <w:r>
-        <w:t xml:space="preserve"> </w:t>
-      </w:r>
-      <w:r>
-        <w:rPr>
-          <w:rFonts w:hint="eastAsia"/>
-        </w:rPr>
-        <w:t xml:space="preserve">一行</w:t>
-      </w:r>
-      <w:r>
-        <w:t xml:space="preserve"> </w:t>
-      </w:r>
-      <w:r>
-        <w:rPr>
-          <w:rStyle w:val="VerbatimChar"/>
-        </w:rPr>
-        <w:t xml:space="preserve">Sys_FieldAuditLog</w:t>
-      </w:r>
-      <w:r>
-        <w:rPr>
-          <w:rFonts w:hint="eastAsia"/>
-        </w:rPr>
-        <w:t xml:space="preserve">，</w:t>
-      </w:r>
-      <w:r>
-        <w:rPr>
-          <w:rStyle w:val="VerbatimChar"/>
-        </w:rPr>
-        <w:t xml:space="preserve">Operation=2</w:t>
-      </w:r>
-      <w:r>
-        <w:rPr>
-          <w:rFonts w:hint="eastAsia"/>
-        </w:rPr>
-        <w:t xml:space="preserve">，</w:t>
-      </w:r>
-      <w:r>
-        <w:rPr>
-          <w:rStyle w:val="VerbatimChar"/>
-        </w:rPr>
-        <w:t xml:space="preserve">Changes</w:t>
-      </w:r>
-      <w:r>
-        <w:t xml:space="preserve"> </w:t>
-      </w:r>
-      <w:r>
-        <w:rPr>
-          <w:rFonts w:hint="eastAsia"/>
-        </w:rPr>
-        <w:t xml:space="preserve">仅含真实变更字段且</w:t>
-      </w:r>
-      <w:r>
-        <w:t xml:space="preserve"> old/new </w:t>
-      </w:r>
-      <w:r>
-        <w:rPr>
-          <w:rFonts w:hint="eastAsia"/>
-        </w:rPr>
-        <w:t xml:space="preserve">正确；Added</w:t>
-      </w:r>
-      <w:r>
-        <w:t xml:space="preserve"> →</w:t>
-      </w:r>
-      <w:r>
-        <w:t xml:space="preserve"> </w:t>
-      </w:r>
-      <w:r>
-        <w:rPr>
-          <w:rStyle w:val="VerbatimChar"/>
-        </w:rPr>
-        <w:t xml:space="preserve">Operation=1</w:t>
-      </w:r>
-      <w:r>
-        <w:t xml:space="preserve"> </w:t>
-      </w:r>
-      <w:r>
-        <w:t xml:space="preserve">+ </w:t>
-      </w:r>
-      <w:r>
-        <w:rPr>
-          <w:rFonts w:hint="eastAsia"/>
-        </w:rPr>
-        <w:t xml:space="preserve">初值（EntityKey=落定真键）；Deleted</w:t>
-      </w:r>
-      <w:r>
-        <w:t xml:space="preserve"> →</w:t>
-      </w:r>
-      <w:r>
-        <w:t xml:space="preserve"> </w:t>
-      </w:r>
-      <w:r>
-        <w:rPr>
-          <w:rStyle w:val="VerbatimChar"/>
-        </w:rPr>
-        <w:t xml:space="preserve">Operation=3</w:t>
-      </w:r>
-      <w:r>
-        <w:t xml:space="preserve"> </w:t>
-      </w:r>
-      <w:r>
-        <w:t xml:space="preserve">+ </w:t>
-      </w:r>
-      <w:r>
-        <w:rPr>
-          <w:rFonts w:hint="eastAsia"/>
-        </w:rPr>
-        <w:t xml:space="preserve">旧值。</w:t>
+          <w:rStyle w:val="VerbatimChar"/>
+        </w:rPr>
+        <w:t xml:space="preserve">views/pms/FieldAuditView.vue</w:t>
+      </w:r>
+      <w:r>
+        <w:rPr>
+          <w:rFonts w:hint="eastAsia"/>
+        </w:rPr>
+        <w:t xml:space="preserve">（系统设置内）：列表（实体/主键/操作/操作人/时间/</w:t>
+      </w:r>
+      <w:r>
+        <w:rPr>
+          <w:rFonts w:hint="eastAsia"/>
+          <w:b/>
+          <w:bCs/>
+        </w:rPr>
+        <w:t xml:space="preserve">变更字段数</w:t>
+      </w:r>
+      <w:r>
+        <w:rPr>
+          <w:b/>
+          <w:bCs/>
+        </w:rPr>
+        <w:t xml:space="preserve"> </w:t>
+      </w:r>
+      <w:r>
+        <w:rPr>
+          <w:rStyle w:val="VerbatimChar"/>
+          <w:b/>
+          <w:bCs/>
+        </w:rPr>
+        <w:t xml:space="preserve">changeCount</w:t>
+      </w:r>
+      <w:r>
+        <w:rPr>
+          <w:rFonts w:hint="eastAsia"/>
+        </w:rPr>
+        <w:t xml:space="preserve">）+</w:t>
+      </w:r>
+      <w:r>
+        <w:t xml:space="preserve"> </w:t>
+      </w:r>
+      <w:r>
+        <w:rPr>
+          <w:rFonts w:hint="eastAsia"/>
+        </w:rPr>
+        <w:t xml:space="preserve">筛选（实体名/操作人/日期）；行点开”时间线”抽屉</w:t>
+      </w:r>
+      <w:r>
+        <w:t xml:space="preserve"> → </w:t>
+      </w:r>
+      <w:r>
+        <w:rPr>
+          <w:rFonts w:hint="eastAsia"/>
+        </w:rPr>
+        <w:t xml:space="preserve">调</w:t>
+      </w:r>
+      <w:r>
+        <w:t xml:space="preserve"> </w:t>
+      </w:r>
+      <w:r>
+        <w:rPr>
+          <w:rStyle w:val="VerbatimChar"/>
+        </w:rPr>
+        <w:t xml:space="preserve">record</w:t>
+      </w:r>
+      <w:r>
+        <w:t xml:space="preserve"> </w:t>
+      </w:r>
+      <w:r>
+        <w:rPr>
+          <w:rFonts w:hint="eastAsia"/>
+        </w:rPr>
+        <w:t xml:space="preserve">端点（返完整</w:t>
+      </w:r>
+      <w:r>
+        <w:t xml:space="preserve"> </w:t>
+      </w:r>
+      <w:r>
+        <w:rPr>
+          <w:rStyle w:val="VerbatimChar"/>
+        </w:rPr>
+        <w:t xml:space="preserve">changes</w:t>
+      </w:r>
+      <w:r>
+        <w:rPr>
+          <w:rFonts w:hint="eastAsia"/>
+        </w:rPr>
+        <w:t xml:space="preserve">），按时间正序展示每次变更的</w:t>
+      </w:r>
+      <w:r>
+        <w:t xml:space="preserve"> </w:t>
+      </w:r>
+      <w:r>
+        <w:rPr>
+          <w:rStyle w:val="VerbatimChar"/>
+        </w:rPr>
+        <w:t xml:space="preserve">[{field, old→new}]</w:t>
+      </w:r>
+      <w:r>
+        <w:rPr>
+          <w:rFonts w:hint="eastAsia"/>
+        </w:rPr>
+        <w:t xml:space="preserve">（回放）。</w:t>
       </w:r>
     </w:p>
     <w:p>
@@ -10749,51 +11243,90 @@
       </w:pPr>
       <w:r>
         <w:rPr>
-          <w:b/>
-          <w:bCs/>
-        </w:rPr>
-        <w:t xml:space="preserve">opt-in </w:t>
-      </w:r>
-      <w:r>
-        <w:rPr>
-          <w:rFonts w:hint="eastAsia"/>
-          <w:b/>
-          <w:bCs/>
-        </w:rPr>
-        <w:t xml:space="preserve">边界</w:t>
-      </w:r>
-      <w:r>
-        <w:rPr>
-          <w:rFonts w:hint="eastAsia"/>
-        </w:rPr>
-        <w:t xml:space="preserve">：未实现</w:t>
-      </w:r>
-      <w:r>
-        <w:t xml:space="preserve"> </w:t>
-      </w:r>
-      <w:r>
-        <w:rPr>
-          <w:rStyle w:val="VerbatimChar"/>
-        </w:rPr>
-        <w:t xml:space="preserve">IAuditable</w:t>
-      </w:r>
-      <w:r>
-        <w:t xml:space="preserve"> </w:t>
-      </w:r>
-      <w:r>
-        <w:rPr>
-          <w:rFonts w:hint="eastAsia"/>
-        </w:rPr>
-        <w:t xml:space="preserve">的实体变更</w:t>
-      </w:r>
-      <w:r>
-        <w:t xml:space="preserve"> → </w:t>
-      </w:r>
-      <w:r>
-        <w:rPr>
-          <w:rFonts w:hint="eastAsia"/>
-        </w:rPr>
-        <w:t xml:space="preserve">无审计行。</w:t>
+          <w:rStyle w:val="VerbatimChar"/>
+        </w:rPr>
+        <w:t xml:space="preserve">api/sys/fieldAudit.ts</w:t>
+      </w:r>
+      <w:r>
+        <w:rPr>
+          <w:rFonts w:hint="eastAsia"/>
+        </w:rPr>
+        <w:t xml:space="preserve">（</w:t>
+      </w:r>
+      <w:r>
+        <w:rPr>
+          <w:rStyle w:val="VerbatimChar"/>
+        </w:rPr>
+        <w:t xml:space="preserve">getList</w:t>
+      </w:r>
+      <w:r>
+        <w:t xml:space="preserve">/</w:t>
+      </w:r>
+      <w:r>
+        <w:rPr>
+          <w:rStyle w:val="VerbatimChar"/>
+        </w:rPr>
+        <w:t xml:space="preserve">getRecordTimeline</w:t>
+      </w:r>
+      <w:r>
+        <w:rPr>
+          <w:rFonts w:hint="eastAsia"/>
+        </w:rPr>
+        <w:t xml:space="preserve">，仿</w:t>
+      </w:r>
+      <w:r>
+        <w:t xml:space="preserve"> </w:t>
+      </w:r>
+      <w:r>
+        <w:rPr>
+          <w:rFonts w:hint="eastAsia"/>
+        </w:rPr>
+        <w:t xml:space="preserve">securityLog.ts）+</w:t>
+      </w:r>
+      <w:r>
+        <w:t xml:space="preserve"> </w:t>
+      </w:r>
+      <w:r>
+        <w:rPr>
+          <w:rStyle w:val="VerbatimChar"/>
+        </w:rPr>
+        <w:t xml:space="preserve">types/sys/fieldAudit.ts</w:t>
+      </w:r>
+      <w:r>
+        <w:rPr>
+          <w:rFonts w:hint="eastAsia"/>
+        </w:rPr>
+        <w:t xml:space="preserve">（</w:t>
+      </w:r>
+      <w:r>
+        <w:rPr>
+          <w:rStyle w:val="VerbatimChar"/>
+        </w:rPr>
+        <w:t xml:space="preserve">Operation</w:t>
+      </w:r>
+      <w:r>
+        <w:t xml:space="preserve"> </w:t>
+      </w:r>
+      <w:r>
+        <w:rPr>
+          <w:rFonts w:hint="eastAsia"/>
+        </w:rPr>
+        <w:t xml:space="preserve">枚举、列表项、</w:t>
+      </w:r>
+      <w:r>
+        <w:rPr>
+          <w:rStyle w:val="VerbatimChar"/>
+        </w:rPr>
+        <w:t xml:space="preserve">Change</w:t>
+      </w:r>
+      <w:r>
+        <w:t xml:space="preserve"> </w:t>
+      </w:r>
+      <w:r>
+        <w:rPr>
+          <w:rFonts w:hint="eastAsia"/>
+        </w:rPr>
+        <w:t xml:space="preserve">项）。</w:t>
       </w:r>
     </w:p>
     <w:p>
@@ -10805,115 +11338,120 @@
         </w:numPr>
       </w:pPr>
       <w:r>
-        <w:rPr>
-          <w:b/>
-          <w:bCs/>
-        </w:rPr>
-        <w:t xml:space="preserve">R2 </w:t>
-      </w:r>
-      <w:r>
-        <w:rPr>
-          <w:rFonts w:hint="eastAsia"/>
-          <w:b/>
-          <w:bCs/>
-        </w:rPr>
-        <w:t xml:space="preserve">回归</w:t>
-      </w:r>
-      <w:r>
-        <w:rPr>
-          <w:rFonts w:hint="eastAsia"/>
-        </w:rPr>
-        <w:t xml:space="preserve">：</w:t>
-      </w:r>
-      <w:r>
-        <w:rPr>
-          <w:rStyle w:val="VerbatimChar"/>
-        </w:rPr>
-        <w:t xml:space="preserve">RoleController.Update</w:t>
-      </w:r>
-      <w:r>
-        <w:t xml:space="preserve">/</w:t>
-      </w:r>
-      <w:r>
-        <w:rPr>
-          <w:rStyle w:val="VerbatimChar"/>
-        </w:rPr>
-        <w:t xml:space="preserve">MenuController.Update</w:t>
-      </w:r>
-      <w:r>
-        <w:t xml:space="preserve"> </w:t>
-      </w:r>
-      <w:r>
-        <w:rPr>
-          <w:rFonts w:hint="eastAsia"/>
-        </w:rPr>
-        <w:t xml:space="preserve">改造后，改</w:t>
-      </w:r>
-      <w:r>
-        <w:t xml:space="preserve"> </w:t>
-      </w:r>
-      <w:r>
-        <w:rPr>
-          <w:rStyle w:val="VerbatimChar"/>
-        </w:rPr>
-        <w:t xml:space="preserve">Sys_Role.RoleName</w:t>
-      </w:r>
-      <w:r>
-        <w:t xml:space="preserve">/</w:t>
-      </w:r>
-      <w:r>
-        <w:rPr>
-          <w:rStyle w:val="VerbatimChar"/>
-        </w:rPr>
-        <w:t xml:space="preserve">Sys_Menu.MenuName</w:t>
-      </w:r>
-      <w:r>
-        <w:t xml:space="preserve"> </w:t>
-      </w:r>
-      <w:r>
-        <w:t xml:space="preserve">→ </w:t>
-      </w:r>
-      <w:r>
-        <w:rPr>
-          <w:rFonts w:hint="eastAsia"/>
-        </w:rPr>
-        <w:t xml:space="preserve">产生</w:t>
-      </w:r>
-      <w:r>
-        <w:t xml:space="preserve"> </w:t>
-      </w:r>
-      <w:r>
-        <w:rPr>
-          <w:rStyle w:val="VerbatimChar"/>
-        </w:rPr>
-        <w:t xml:space="preserve">Operation=2</w:t>
-      </w:r>
-      <w:r>
-        <w:t xml:space="preserve"> </w:t>
-      </w:r>
-      <w:r>
-        <w:rPr>
-          <w:rFonts w:hint="eastAsia"/>
-        </w:rPr>
-        <w:t xml:space="preserve">审计行且</w:t>
-      </w:r>
-      <w:r>
-        <w:t xml:space="preserve"> diff </w:t>
-      </w:r>
-      <w:r>
-        <w:rPr>
-          <w:rFonts w:hint="eastAsia"/>
-        </w:rPr>
-        <w:t xml:space="preserve">含该字段（防回退到</w:t>
-      </w:r>
-      <w:r>
-        <w:t xml:space="preserve"> </w:t>
-      </w:r>
-      <w:r>
-        <w:rPr>
-          <w:rFonts w:hint="eastAsia"/>
-        </w:rPr>
-        <w:t xml:space="preserve">attach-as-Modified）。</w:t>
+        <w:t xml:space="preserve">router</w:t>
+      </w:r>
+      <w:r>
+        <w:t xml:space="preserve"> </w:t>
+      </w:r>
+      <w:r>
+        <w:rPr>
+          <w:rStyle w:val="VerbatimChar"/>
+        </w:rPr>
+        <w:t xml:space="preserve">viewModules</w:t>
+      </w:r>
+      <w:r>
+        <w:t xml:space="preserve"> </w:t>
+      </w:r>
+      <w:r>
+        <w:rPr>
+          <w:rFonts w:hint="eastAsia"/>
+        </w:rPr>
+        <w:t xml:space="preserve">加</w:t>
+      </w:r>
+      <w:r>
+        <w:t xml:space="preserve"> </w:t>
+      </w:r>
+      <w:r>
+        <w:rPr>
+          <w:rStyle w:val="VerbatimChar"/>
+        </w:rPr>
+        <w:t xml:space="preserve">'/sys/field-audit': () =&gt; import('@/views/pms/FieldAuditView.vue')</w:t>
+      </w:r>
+      <w:r>
+        <w:t xml:space="preserve">。</w:t>
+      </w:r>
+    </w:p>
+    <w:bookmarkEnd w:id="24"/>
+    <w:bookmarkEnd w:id="25"/>
+    <w:bookmarkStart w:id="28" w:name="测试策略"/>
+    <w:p>
+      <w:pPr>
+        <w:pStyle w:val="Heading2"/>
+      </w:pPr>
+      <w:r>
+        <w:t xml:space="preserve">§7 </w:t>
+      </w:r>
+      <w:r>
+        <w:rPr>
+          <w:rFonts w:hint="eastAsia"/>
+        </w:rPr>
+        <w:t xml:space="preserve">测试策略</w:t>
+      </w:r>
+    </w:p>
+    <w:bookmarkStart w:id="26" w:name="X7275ecddb1e06fa24edf38f2e987f0428ffb03a"/>
+    <w:p>
+      <w:pPr>
+        <w:pStyle w:val="Heading3"/>
+      </w:pPr>
+      <w:r>
+        <w:t xml:space="preserve">§7.1 </w:t>
+      </w:r>
+      <w:r>
+        <w:rPr>
+          <w:rFonts w:hint="eastAsia"/>
+        </w:rPr>
+        <w:t xml:space="preserve">单测（各</w:t>
+      </w:r>
+      <w:r>
+        <w:t xml:space="preserve"> </w:t>
+      </w:r>
+      <w:r>
+        <w:rPr>
+          <w:rFonts w:hint="eastAsia"/>
+        </w:rPr>
+        <w:t xml:space="preserve">Task，InMemory</w:t>
+      </w:r>
+      <w:r>
+        <w:t xml:space="preserve"> + </w:t>
+      </w:r>
+      <w:r>
+        <w:rPr>
+          <w:rFonts w:hint="eastAsia"/>
+        </w:rPr>
+        <w:t xml:space="preserve">直构</w:t>
+      </w:r>
+      <w:r>
+        <w:t xml:space="preserve"> </w:t>
+      </w:r>
+      <w:r>
+        <w:rPr>
+          <w:rStyle w:val="VerbatimChar"/>
+        </w:rPr>
+        <w:t xml:space="preserve">CP6Context</w:t>
+      </w:r>
+      <w:r>
+        <w:t xml:space="preserve"> </w:t>
+      </w:r>
+      <w:r>
+        <w:rPr>
+          <w:rFonts w:hint="eastAsia"/>
+        </w:rPr>
+        <w:t xml:space="preserve">注入假</w:t>
+      </w:r>
+      <w:r>
+        <w:t xml:space="preserve"> </w:t>
+      </w:r>
+      <w:r>
+        <w:rPr>
+          <w:rStyle w:val="VerbatimChar"/>
+        </w:rPr>
+        <w:t xml:space="preserve">ICurrentUserAccessor</w:t>
+      </w:r>
+      <w:r>
+        <w:rPr>
+          <w:rFonts w:hint="eastAsia"/>
+        </w:rPr>
+        <w:t xml:space="preserve">）</w:t>
       </w:r>
     </w:p>
     <w:p>
@@ -10921,7 +11459,7 @@
         <w:pStyle w:val="Compact"/>
         <w:numPr>
           <w:ilvl w:val="0"/>
-          <w:numId w:val="1013"/>
+          <w:numId w:val="1014"/>
         </w:numPr>
       </w:pPr>
       <w:r>
@@ -10930,31 +11468,58 @@
           <w:b/>
           <w:bCs/>
         </w:rPr>
-        <w:t xml:space="preserve">密钥护栏</w:t>
-      </w:r>
-      <w:r>
-        <w:rPr>
-          <w:rFonts w:hint="eastAsia"/>
-        </w:rPr>
-        <w:t xml:space="preserve">：改</w:t>
-      </w:r>
-      <w:r>
-        <w:t xml:space="preserve"> </w:t>
-      </w:r>
-      <w:r>
-        <w:rPr>
-          <w:rStyle w:val="VerbatimChar"/>
-        </w:rPr>
-        <w:t xml:space="preserve">Sys_User.Password</w:t>
-      </w:r>
-      <w:r>
-        <w:t xml:space="preserve"> </w:t>
-      </w:r>
-      <w:r>
-        <w:t xml:space="preserve">→</w:t>
-      </w:r>
-      <w:r>
-        <w:t xml:space="preserve"> </w:t>
+        <w:t xml:space="preserve">捕获正确性</w:t>
+      </w:r>
+      <w:r>
+        <w:rPr>
+          <w:rFonts w:hint="eastAsia"/>
+        </w:rPr>
+        <w:t xml:space="preserve">：标记实体</w:t>
+      </w:r>
+      <w:r>
+        <w:t xml:space="preserve"> </w:t>
+      </w:r>
+      <w:r>
+        <w:rPr>
+          <w:rFonts w:hint="eastAsia"/>
+        </w:rPr>
+        <w:t xml:space="preserve">Modified（先查后改）→</w:t>
+      </w:r>
+      <w:r>
+        <w:t xml:space="preserve"> </w:t>
+      </w:r>
+      <w:r>
+        <w:rPr>
+          <w:rFonts w:hint="eastAsia"/>
+        </w:rPr>
+        <w:t xml:space="preserve">一行</w:t>
+      </w:r>
+      <w:r>
+        <w:t xml:space="preserve"> </w:t>
+      </w:r>
+      <w:r>
+        <w:rPr>
+          <w:rStyle w:val="VerbatimChar"/>
+        </w:rPr>
+        <w:t xml:space="preserve">Sys_FieldAuditLog</w:t>
+      </w:r>
+      <w:r>
+        <w:rPr>
+          <w:rFonts w:hint="eastAsia"/>
+        </w:rPr>
+        <w:t xml:space="preserve">，</w:t>
+      </w:r>
+      <w:r>
+        <w:rPr>
+          <w:rStyle w:val="VerbatimChar"/>
+        </w:rPr>
+        <w:t xml:space="preserve">Operation=2</w:t>
+      </w:r>
+      <w:r>
+        <w:rPr>
+          <w:rFonts w:hint="eastAsia"/>
+        </w:rPr>
+        <w:t xml:space="preserve">，</w:t>
       </w:r>
       <w:r>
         <w:rPr>
@@ -10968,46 +11533,65 @@
       <w:r>
         <w:rPr>
           <w:rFonts w:hint="eastAsia"/>
-          <w:b/>
-          <w:bCs/>
-        </w:rPr>
-        <w:t xml:space="preserve">不含</w:t>
-      </w:r>
-      <w:r>
-        <w:rPr>
-          <w:rFonts w:hint="eastAsia"/>
-        </w:rPr>
-        <w:t xml:space="preserve">该字段（</w:t>
-      </w:r>
-      <w:r>
-        <w:rPr>
-          <w:rStyle w:val="VerbatimChar"/>
-        </w:rPr>
-        <w:t xml:space="preserve">[AuditIgnore]</w:t>
-      </w:r>
-      <w:r>
-        <w:t xml:space="preserve"> </w:t>
-      </w:r>
-      <w:r>
-        <w:rPr>
-          <w:rFonts w:hint="eastAsia"/>
-        </w:rPr>
-        <w:t xml:space="preserve">与拒名单各一测，含一例”故意不标</w:t>
-      </w:r>
-      <w:r>
-        <w:t xml:space="preserve"> </w:t>
-      </w:r>
-      <w:r>
-        <w:rPr>
-          <w:rStyle w:val="VerbatimChar"/>
-        </w:rPr>
-        <w:t xml:space="preserve">[AuditIgnore]</w:t>
-      </w:r>
-      <w:r>
-        <w:rPr>
-          <w:rFonts w:hint="eastAsia"/>
-        </w:rPr>
-        <w:t xml:space="preserve">、靠拒名单兜底”的字段）。</w:t>
+        </w:rPr>
+        <w:t xml:space="preserve">仅含真实变更字段且</w:t>
+      </w:r>
+      <w:r>
+        <w:t xml:space="preserve"> old/new </w:t>
+      </w:r>
+      <w:r>
+        <w:rPr>
+          <w:rFonts w:hint="eastAsia"/>
+        </w:rPr>
+        <w:t xml:space="preserve">正确；Added</w:t>
+      </w:r>
+      <w:r>
+        <w:t xml:space="preserve"> →</w:t>
+      </w:r>
+      <w:r>
+        <w:t xml:space="preserve"> </w:t>
+      </w:r>
+      <w:r>
+        <w:rPr>
+          <w:rStyle w:val="VerbatimChar"/>
+        </w:rPr>
+        <w:t xml:space="preserve">Operation=1</w:t>
+      </w:r>
+      <w:r>
+        <w:t xml:space="preserve"> </w:t>
+      </w:r>
+      <w:r>
+        <w:t xml:space="preserve">+ </w:t>
+      </w:r>
+      <w:r>
+        <w:rPr>
+          <w:rFonts w:hint="eastAsia"/>
+        </w:rPr>
+        <w:t xml:space="preserve">初值（EntityKey=落定真键）；Deleted</w:t>
+      </w:r>
+      <w:r>
+        <w:t xml:space="preserve"> →</w:t>
+      </w:r>
+      <w:r>
+        <w:t xml:space="preserve"> </w:t>
+      </w:r>
+      <w:r>
+        <w:rPr>
+          <w:rStyle w:val="VerbatimChar"/>
+        </w:rPr>
+        <w:t xml:space="preserve">Operation=3</w:t>
+      </w:r>
+      <w:r>
+        <w:t xml:space="preserve"> </w:t>
+      </w:r>
+      <w:r>
+        <w:t xml:space="preserve">+ </w:t>
+      </w:r>
+      <w:r>
+        <w:rPr>
+          <w:rFonts w:hint="eastAsia"/>
+        </w:rPr>
+        <w:t xml:space="preserve">旧值。</w:t>
       </w:r>
     </w:p>
     <w:p>
@@ -11015,61 +11599,56 @@
         <w:pStyle w:val="Compact"/>
         <w:numPr>
           <w:ilvl w:val="0"/>
-          <w:numId w:val="1013"/>
+          <w:numId w:val="1014"/>
         </w:numPr>
       </w:pPr>
       <w:r>
         <w:rPr>
-          <w:rFonts w:hint="eastAsia"/>
-          <w:b/>
-          <w:bCs/>
-        </w:rPr>
-        <w:t xml:space="preserve">跳过集</w:t>
-      </w:r>
-      <w:r>
-        <w:rPr>
-          <w:rFonts w:hint="eastAsia"/>
-        </w:rPr>
-        <w:t xml:space="preserve">：仅改</w:t>
-      </w:r>
-      <w:r>
-        <w:t xml:space="preserve"> </w:t>
-      </w:r>
-      <w:r>
-        <w:rPr>
-          <w:rStyle w:val="VerbatimChar"/>
-        </w:rPr>
-        <w:t xml:space="preserve">Modifier/ModifyDate</w:t>
-      </w:r>
-      <w:r>
-        <w:t xml:space="preserve"> </w:t>
-      </w:r>
-      <w:r>
-        <w:t xml:space="preserve">→ </w:t>
-      </w:r>
-      <w:r>
-        <w:rPr>
-          <w:rFonts w:hint="eastAsia"/>
-        </w:rPr>
-        <w:t xml:space="preserve">无审计行（空改）；</w:t>
-      </w:r>
-      <w:r>
-        <w:rPr>
-          <w:rStyle w:val="VerbatimChar"/>
-        </w:rPr>
-        <w:t xml:space="preserve">Id/TenantId</w:t>
-      </w:r>
-      <w:r>
-        <w:t xml:space="preserve"> </w:t>
-      </w:r>
-      <w:r>
-        <w:rPr>
-          <w:rFonts w:hint="eastAsia"/>
-        </w:rPr>
-        <w:t xml:space="preserve">不入</w:t>
-      </w:r>
-      <w:r>
-        <w:t xml:space="preserve"> diff。</w:t>
+          <w:b/>
+          <w:bCs/>
+        </w:rPr>
+        <w:t xml:space="preserve">opt-in </w:t>
+      </w:r>
+      <w:r>
+        <w:rPr>
+          <w:rFonts w:hint="eastAsia"/>
+          <w:b/>
+          <w:bCs/>
+        </w:rPr>
+        <w:t xml:space="preserve">边界</w:t>
+      </w:r>
+      <w:r>
+        <w:rPr>
+          <w:rFonts w:hint="eastAsia"/>
+        </w:rPr>
+        <w:t xml:space="preserve">：未实现</w:t>
+      </w:r>
+      <w:r>
+        <w:t xml:space="preserve"> </w:t>
+      </w:r>
+      <w:r>
+        <w:rPr>
+          <w:rStyle w:val="VerbatimChar"/>
+        </w:rPr>
+        <w:t xml:space="preserve">IAuditable</w:t>
+      </w:r>
+      <w:r>
+        <w:t xml:space="preserve"> </w:t>
+      </w:r>
+      <w:r>
+        <w:rPr>
+          <w:rFonts w:hint="eastAsia"/>
+        </w:rPr>
+        <w:t xml:space="preserve">的实体变更</w:t>
+      </w:r>
+      <w:r>
+        <w:t xml:space="preserve"> → </w:t>
+      </w:r>
+      <w:r>
+        <w:rPr>
+          <w:rFonts w:hint="eastAsia"/>
+        </w:rPr>
+        <w:t xml:space="preserve">无审计行。</w:t>
       </w:r>
     </w:p>
     <w:p>
@@ -11077,55 +11656,119 @@
         <w:pStyle w:val="Compact"/>
         <w:numPr>
           <w:ilvl w:val="0"/>
-          <w:numId w:val="1013"/>
+          <w:numId w:val="1014"/>
         </w:numPr>
       </w:pPr>
       <w:r>
         <w:rPr>
-          <w:rFonts w:hint="eastAsia"/>
-          <w:b/>
-          <w:bCs/>
-        </w:rPr>
-        <w:t xml:space="preserve">用户归属</w:t>
-      </w:r>
-      <w:r>
-        <w:rPr>
-          <w:rFonts w:hint="eastAsia"/>
-        </w:rPr>
-        <w:t xml:space="preserve">：注入有用户</w:t>
-      </w:r>
-      <w:r>
-        <w:t xml:space="preserve"> →</w:t>
-      </w:r>
-      <w:r>
-        <w:t xml:space="preserve"> </w:t>
-      </w:r>
-      <w:r>
-        <w:rPr>
-          <w:rStyle w:val="VerbatimChar"/>
-        </w:rPr>
-        <w:t xml:space="preserve">UserId/UserName</w:t>
-      </w:r>
-      <w:r>
-        <w:t xml:space="preserve"> </w:t>
-      </w:r>
-      <w:r>
-        <w:rPr>
-          <w:rFonts w:hint="eastAsia"/>
-        </w:rPr>
-        <w:t xml:space="preserve">落；注入</w:t>
-      </w:r>
-      <w:r>
-        <w:t xml:space="preserve"> </w:t>
-      </w:r>
-      <w:r>
-        <w:rPr>
-          <w:rFonts w:hint="eastAsia"/>
-        </w:rPr>
-        <w:t xml:space="preserve">null（后台）→</w:t>
-      </w:r>
-      <w:r>
-        <w:t xml:space="preserve"> null。</w:t>
+          <w:b/>
+          <w:bCs/>
+        </w:rPr>
+        <w:t xml:space="preserve">R2 </w:t>
+      </w:r>
+      <w:r>
+        <w:rPr>
+          <w:rFonts w:hint="eastAsia"/>
+          <w:b/>
+          <w:bCs/>
+        </w:rPr>
+        <w:t xml:space="preserve">回归</w:t>
+      </w:r>
+      <w:r>
+        <w:rPr>
+          <w:rFonts w:hint="eastAsia"/>
+        </w:rPr>
+        <w:t xml:space="preserve">：</w:t>
+      </w:r>
+      <w:r>
+        <w:rPr>
+          <w:rStyle w:val="VerbatimChar"/>
+        </w:rPr>
+        <w:t xml:space="preserve">RoleController.Update</w:t>
+      </w:r>
+      <w:r>
+        <w:t xml:space="preserve">/</w:t>
+      </w:r>
+      <w:r>
+        <w:rPr>
+          <w:rStyle w:val="VerbatimChar"/>
+        </w:rPr>
+        <w:t xml:space="preserve">MenuController.Update</w:t>
+      </w:r>
+      <w:r>
+        <w:t xml:space="preserve"> </w:t>
+      </w:r>
+      <w:r>
+        <w:rPr>
+          <w:rFonts w:hint="eastAsia"/>
+        </w:rPr>
+        <w:t xml:space="preserve">改造后，改</w:t>
+      </w:r>
+      <w:r>
+        <w:t xml:space="preserve"> </w:t>
+      </w:r>
+      <w:r>
+        <w:rPr>
+          <w:rStyle w:val="VerbatimChar"/>
+        </w:rPr>
+        <w:t xml:space="preserve">Sys_Role.RoleName</w:t>
+      </w:r>
+      <w:r>
+        <w:t xml:space="preserve">/</w:t>
+      </w:r>
+      <w:r>
+        <w:rPr>
+          <w:rStyle w:val="VerbatimChar"/>
+        </w:rPr>
+        <w:t xml:space="preserve">Sys_Menu.MenuName</w:t>
+      </w:r>
+      <w:r>
+        <w:t xml:space="preserve"> </w:t>
+      </w:r>
+      <w:r>
+        <w:t xml:space="preserve">→ </w:t>
+      </w:r>
+      <w:r>
+        <w:rPr>
+          <w:rFonts w:hint="eastAsia"/>
+        </w:rPr>
+        <w:t xml:space="preserve">产生</w:t>
+      </w:r>
+      <w:r>
+        <w:t xml:space="preserve"> </w:t>
+      </w:r>
+      <w:r>
+        <w:rPr>
+          <w:rStyle w:val="VerbatimChar"/>
+        </w:rPr>
+        <w:t xml:space="preserve">Operation=2</w:t>
+      </w:r>
+      <w:r>
+        <w:t xml:space="preserve"> </w:t>
+      </w:r>
+      <w:r>
+        <w:rPr>
+          <w:rFonts w:hint="eastAsia"/>
+        </w:rPr>
+        <w:t xml:space="preserve">审计行且</w:t>
+      </w:r>
+      <w:r>
+        <w:t xml:space="preserve"> diff </w:t>
+      </w:r>
+      <w:r>
+        <w:rPr>
+          <w:rFonts w:hint="eastAsia"/>
+        </w:rPr>
+        <w:t xml:space="preserve">含该字段（防回退到</w:t>
+      </w:r>
+      <w:r>
+        <w:t xml:space="preserve"> </w:t>
+      </w:r>
+      <w:r>
+        <w:rPr>
+          <w:rFonts w:hint="eastAsia"/>
+        </w:rPr>
+        <w:t xml:space="preserve">attach-as-Modified）。</w:t>
       </w:r>
     </w:p>
     <w:p>
@@ -11133,7 +11776,7 @@
         <w:pStyle w:val="Compact"/>
         <w:numPr>
           <w:ilvl w:val="0"/>
-          <w:numId w:val="1013"/>
+          <w:numId w:val="1014"/>
         </w:numPr>
       </w:pPr>
       <w:r>
@@ -11142,85 +11785,84 @@
           <w:b/>
           <w:bCs/>
         </w:rPr>
-        <w:t xml:space="preserve">键落定</w:t>
-      </w:r>
-      <w:r>
-        <w:rPr>
-          <w:rFonts w:hint="eastAsia"/>
-        </w:rPr>
-        <w:t xml:space="preserve">：Added</w:t>
-      </w:r>
-      <w:r>
-        <w:t xml:space="preserve"> </w:t>
-      </w:r>
-      <w:r>
-        <w:rPr>
-          <w:rFonts w:hint="eastAsia"/>
-        </w:rPr>
-        <w:t xml:space="preserve">实体审计行</w:t>
-      </w:r>
-      <w:r>
-        <w:t xml:space="preserve"> </w:t>
-      </w:r>
-      <w:r>
-        <w:rPr>
-          <w:rStyle w:val="VerbatimChar"/>
-        </w:rPr>
-        <w:t xml:space="preserve">EntityKey</w:t>
-      </w:r>
-      <w:r>
-        <w:t xml:space="preserve"> </w:t>
-      </w:r>
-      <w:r>
-        <w:t xml:space="preserve">== </w:t>
-      </w:r>
-      <w:r>
-        <w:rPr>
-          <w:rFonts w:hint="eastAsia"/>
-        </w:rPr>
-        <w:t xml:space="preserve">落定后的真</w:t>
-      </w:r>
-      <w:r>
-        <w:t xml:space="preserve"> </w:t>
-      </w:r>
-      <w:r>
-        <w:rPr>
-          <w:rStyle w:val="VerbatimChar"/>
-        </w:rPr>
-        <w:t xml:space="preserve">Id</w:t>
-      </w:r>
-      <w:r>
-        <w:rPr>
-          <w:rFonts w:hint="eastAsia"/>
-        </w:rPr>
-        <w:t xml:space="preserve">（InMemory</w:t>
-      </w:r>
-      <w:r>
-        <w:t xml:space="preserve"> </w:t>
-      </w:r>
-      <w:r>
-        <w:rPr>
-          <w:rFonts w:hint="eastAsia"/>
-        </w:rPr>
-        <w:t xml:space="preserve">验两阶段在同一</w:t>
-      </w:r>
-      <w:r>
-        <w:t xml:space="preserve"> </w:t>
-      </w:r>
-      <w:r>
-        <w:rPr>
-          <w:rStyle w:val="VerbatimChar"/>
-        </w:rPr>
-        <w:t xml:space="preserve">SaveChanges</w:t>
-      </w:r>
-      <w:r>
-        <w:t xml:space="preserve"> </w:t>
-      </w:r>
-      <w:r>
-        <w:rPr>
-          <w:rFonts w:hint="eastAsia"/>
-        </w:rPr>
-        <w:t xml:space="preserve">周期内完成）。</w:t>
+        <w:t xml:space="preserve">密钥护栏</w:t>
+      </w:r>
+      <w:r>
+        <w:rPr>
+          <w:rFonts w:hint="eastAsia"/>
+        </w:rPr>
+        <w:t xml:space="preserve">：改</w:t>
+      </w:r>
+      <w:r>
+        <w:t xml:space="preserve"> </w:t>
+      </w:r>
+      <w:r>
+        <w:rPr>
+          <w:rStyle w:val="VerbatimChar"/>
+        </w:rPr>
+        <w:t xml:space="preserve">Sys_User.Password</w:t>
+      </w:r>
+      <w:r>
+        <w:t xml:space="preserve"> </w:t>
+      </w:r>
+      <w:r>
+        <w:t xml:space="preserve">→</w:t>
+      </w:r>
+      <w:r>
+        <w:t xml:space="preserve"> </w:t>
+      </w:r>
+      <w:r>
+        <w:rPr>
+          <w:rStyle w:val="VerbatimChar"/>
+        </w:rPr>
+        <w:t xml:space="preserve">Changes</w:t>
+      </w:r>
+      <w:r>
+        <w:t xml:space="preserve"> </w:t>
+      </w:r>
+      <w:r>
+        <w:rPr>
+          <w:rFonts w:hint="eastAsia"/>
+          <w:b/>
+          <w:bCs/>
+        </w:rPr>
+        <w:t xml:space="preserve">不含</w:t>
+      </w:r>
+      <w:r>
+        <w:rPr>
+          <w:rFonts w:hint="eastAsia"/>
+        </w:rPr>
+        <w:t xml:space="preserve">该字段（</w:t>
+      </w:r>
+      <w:r>
+        <w:rPr>
+          <w:rStyle w:val="VerbatimChar"/>
+        </w:rPr>
+        <w:t xml:space="preserve">[AuditIgnore]</w:t>
+      </w:r>
+      <w:r>
+        <w:t xml:space="preserve"> </w:t>
+      </w:r>
+      <w:r>
+        <w:rPr>
+          <w:rFonts w:hint="eastAsia"/>
+        </w:rPr>
+        <w:t xml:space="preserve">与拒名单各一测，含一例”故意不标</w:t>
+      </w:r>
+      <w:r>
+        <w:t xml:space="preserve"> </w:t>
+      </w:r>
+      <w:r>
+        <w:rPr>
+          <w:rStyle w:val="VerbatimChar"/>
+        </w:rPr>
+        <w:t xml:space="preserve">[AuditIgnore]</w:t>
+      </w:r>
+      <w:r>
+        <w:rPr>
+          <w:rFonts w:hint="eastAsia"/>
+        </w:rPr>
+        <w:t xml:space="preserve">、靠拒名单兜底”的字段）。</w:t>
       </w:r>
     </w:p>
     <w:p>
@@ -11228,7 +11870,7 @@
         <w:pStyle w:val="Compact"/>
         <w:numPr>
           <w:ilvl w:val="0"/>
-          <w:numId w:val="1013"/>
+          <w:numId w:val="1014"/>
         </w:numPr>
       </w:pPr>
       <w:r>
@@ -11237,70 +11879,52 @@
           <w:b/>
           <w:bCs/>
         </w:rPr>
-        <w:t xml:space="preserve">审计行</w:t>
-      </w:r>
-      <w:r>
-        <w:rPr>
-          <w:b/>
-          <w:bCs/>
-        </w:rPr>
-        <w:t xml:space="preserve"> </w:t>
-      </w:r>
-      <w:r>
-        <w:rPr>
-          <w:rFonts w:hint="eastAsia"/>
-          <w:b/>
-          <w:bCs/>
-        </w:rPr>
-        <w:t xml:space="preserve">TenantId（R4）</w:t>
-      </w:r>
-      <w:r>
-        <w:rPr>
-          <w:rFonts w:hint="eastAsia"/>
-        </w:rPr>
-        <w:t xml:space="preserve">：双租户</w:t>
-      </w:r>
-      <w:r>
-        <w:t xml:space="preserve"> </w:t>
-      </w:r>
-      <w:r>
-        <w:rPr>
-          <w:rFonts w:hint="eastAsia"/>
-        </w:rPr>
-        <w:t xml:space="preserve">InMemory，</w:t>
-      </w:r>
-      <w:r>
-        <w:rPr>
-          <w:rStyle w:val="VerbatimChar"/>
-        </w:rPr>
-        <w:t xml:space="preserve">BaseTenantEntity</w:t>
-      </w:r>
-      <w:r>
-        <w:t xml:space="preserve"> </w:t>
-      </w:r>
-      <w:r>
-        <w:rPr>
-          <w:rFonts w:hint="eastAsia"/>
-        </w:rPr>
-        <w:t xml:space="preserve">业务实体的审计行</w:t>
-      </w:r>
-      <w:r>
-        <w:t xml:space="preserve"> </w:t>
-      </w:r>
-      <w:r>
-        <w:rPr>
-          <w:rFonts w:hint="eastAsia"/>
-        </w:rPr>
-        <w:t xml:space="preserve">TenantId==该实体</w:t>
-      </w:r>
-      <w:r>
-        <w:t xml:space="preserve"> </w:t>
-      </w:r>
-      <w:r>
-        <w:rPr>
-          <w:rFonts w:hint="eastAsia"/>
-        </w:rPr>
-        <w:t xml:space="preserve">TenantId；查询端点只见本租户审计行。</w:t>
+        <w:t xml:space="preserve">跳过集</w:t>
+      </w:r>
+      <w:r>
+        <w:rPr>
+          <w:rFonts w:hint="eastAsia"/>
+        </w:rPr>
+        <w:t xml:space="preserve">：仅改</w:t>
+      </w:r>
+      <w:r>
+        <w:t xml:space="preserve"> </w:t>
+      </w:r>
+      <w:r>
+        <w:rPr>
+          <w:rStyle w:val="VerbatimChar"/>
+        </w:rPr>
+        <w:t xml:space="preserve">Modifier/ModifyDate</w:t>
+      </w:r>
+      <w:r>
+        <w:t xml:space="preserve"> </w:t>
+      </w:r>
+      <w:r>
+        <w:t xml:space="preserve">→ </w:t>
+      </w:r>
+      <w:r>
+        <w:rPr>
+          <w:rFonts w:hint="eastAsia"/>
+        </w:rPr>
+        <w:t xml:space="preserve">无审计行（空改）；</w:t>
+      </w:r>
+      <w:r>
+        <w:rPr>
+          <w:rStyle w:val="VerbatimChar"/>
+        </w:rPr>
+        <w:t xml:space="preserve">Id/TenantId</w:t>
+      </w:r>
+      <w:r>
+        <w:t xml:space="preserve"> </w:t>
+      </w:r>
+      <w:r>
+        <w:rPr>
+          <w:rFonts w:hint="eastAsia"/>
+        </w:rPr>
+        <w:t xml:space="preserve">不入</w:t>
+      </w:r>
+      <w:r>
+        <w:t xml:space="preserve"> diff。</w:t>
       </w:r>
     </w:p>
     <w:p>
@@ -11308,53 +11932,55 @@
         <w:pStyle w:val="Compact"/>
         <w:numPr>
           <w:ilvl w:val="0"/>
-          <w:numId w:val="1013"/>
+          <w:numId w:val="1014"/>
         </w:numPr>
       </w:pPr>
       <w:r>
         <w:rPr>
-          <w:rStyle w:val="VerbatimChar"/>
-        </w:rPr>
-        <w:t xml:space="preserve">BuildChanges</w:t>
-      </w:r>
-      <w:r>
-        <w:rPr>
-          <w:rFonts w:hint="eastAsia"/>
-        </w:rPr>
-        <w:t xml:space="preserve">/拒名单/</w:t>
-      </w:r>
-      <w:r>
-        <w:rPr>
-          <w:rStyle w:val="VerbatimChar"/>
-        </w:rPr>
-        <w:t xml:space="preserve">ResolveAuditTenant</w:t>
-      </w:r>
-      <w:r>
-        <w:t xml:space="preserve"> </w:t>
-      </w:r>
-      <w:r>
-        <w:rPr>
-          <w:rFonts w:hint="eastAsia"/>
-        </w:rPr>
-        <w:t xml:space="preserve">纯函数单测（值截断、null</w:t>
-      </w:r>
-      <w:r>
-        <w:t xml:space="preserve"> </w:t>
-      </w:r>
-      <w:r>
-        <w:rPr>
-          <w:rFonts w:hint="eastAsia"/>
-        </w:rPr>
-        <w:t xml:space="preserve">处理、Invariant</w:t>
-      </w:r>
-      <w:r>
-        <w:t xml:space="preserve"> </w:t>
-      </w:r>
-      <w:r>
-        <w:rPr>
-          <w:rFonts w:hint="eastAsia"/>
-        </w:rPr>
-        <w:t xml:space="preserve">格式、共享表回退）。</w:t>
+          <w:rFonts w:hint="eastAsia"/>
+          <w:b/>
+          <w:bCs/>
+        </w:rPr>
+        <w:t xml:space="preserve">用户归属</w:t>
+      </w:r>
+      <w:r>
+        <w:rPr>
+          <w:rFonts w:hint="eastAsia"/>
+        </w:rPr>
+        <w:t xml:space="preserve">：注入有用户</w:t>
+      </w:r>
+      <w:r>
+        <w:t xml:space="preserve"> →</w:t>
+      </w:r>
+      <w:r>
+        <w:t xml:space="preserve"> </w:t>
+      </w:r>
+      <w:r>
+        <w:rPr>
+          <w:rStyle w:val="VerbatimChar"/>
+        </w:rPr>
+        <w:t xml:space="preserve">UserId/UserName</w:t>
+      </w:r>
+      <w:r>
+        <w:t xml:space="preserve"> </w:t>
+      </w:r>
+      <w:r>
+        <w:rPr>
+          <w:rFonts w:hint="eastAsia"/>
+        </w:rPr>
+        <w:t xml:space="preserve">落；注入</w:t>
+      </w:r>
+      <w:r>
+        <w:t xml:space="preserve"> </w:t>
+      </w:r>
+      <w:r>
+        <w:rPr>
+          <w:rFonts w:hint="eastAsia"/>
+        </w:rPr>
+        <w:t xml:space="preserve">null（后台）→</w:t>
+      </w:r>
+      <w:r>
+        <w:t xml:space="preserve"> null。</w:t>
       </w:r>
     </w:p>
     <w:p>
@@ -11362,222 +11988,252 @@
         <w:pStyle w:val="Compact"/>
         <w:numPr>
           <w:ilvl w:val="0"/>
-          <w:numId w:val="1013"/>
+          <w:numId w:val="1014"/>
         </w:numPr>
       </w:pPr>
       <w:r>
         <w:rPr>
           <w:rFonts w:hint="eastAsia"/>
-        </w:rPr>
-        <w:t xml:space="preserve">控制器（仿</w:t>
-      </w:r>
-      <w:r>
-        <w:t xml:space="preserve"> </w:t>
-      </w:r>
-      <w:r>
-        <w:rPr>
-          <w:rStyle w:val="VerbatimChar"/>
-        </w:rPr>
-        <w:t xml:space="preserve">SecurityLogControllerTests</w:t>
-      </w:r>
-      <w:r>
-        <w:rPr>
-          <w:rFonts w:hint="eastAsia"/>
-        </w:rPr>
-        <w:t xml:space="preserve">，</w:t>
-      </w:r>
-      <w:r>
-        <w:rPr>
-          <w:rFonts w:hint="eastAsia"/>
-          <w:b/>
-          <w:bCs/>
-        </w:rPr>
-        <w:t xml:space="preserve">直</w:t>
-      </w:r>
-      <w:r>
-        <w:rPr>
-          <w:b/>
-          <w:bCs/>
-        </w:rPr>
-        <w:t xml:space="preserve"> </w:t>
-      </w:r>
-      <w:r>
-        <w:rPr>
-          <w:rStyle w:val="VerbatimChar"/>
-          <w:b/>
-          <w:bCs/>
-        </w:rPr>
-        <w:t xml:space="preserve">new FieldAuditController(db, fakeUser?)</w:t>
-      </w:r>
-      <w:r>
-        <w:rPr>
-          <w:b/>
-          <w:bCs/>
-        </w:rPr>
-        <w:t xml:space="preserve"> </w:t>
-      </w:r>
-      <w:r>
-        <w:rPr>
-          <w:rFonts w:hint="eastAsia"/>
-          <w:b/>
-          <w:bCs/>
-        </w:rPr>
-        <w:t xml:space="preserve">调方法</w:t>
-      </w:r>
-      <w:r>
-        <w:rPr>
-          <w:rFonts w:hint="eastAsia"/>
-        </w:rPr>
-        <w:t xml:space="preserve">）：筛选</w:t>
-      </w:r>
-      <w:r>
+          <w:b/>
+          <w:bCs/>
+        </w:rPr>
+        <w:t xml:space="preserve">键落定</w:t>
+      </w:r>
+      <w:r>
+        <w:rPr>
+          <w:b/>
+          <w:bCs/>
+        </w:rPr>
         <w:t xml:space="preserve"> + </w:t>
       </w:r>
       <w:r>
         <w:rPr>
           <w:rFonts w:hint="eastAsia"/>
-        </w:rPr>
-        <w:t xml:space="preserve">分页</w:t>
-      </w:r>
-      <w:r>
-        <w:t xml:space="preserve"> clamp + </w:t>
-      </w:r>
-      <w:r>
-        <w:rPr>
-          <w:rFonts w:hint="eastAsia"/>
-        </w:rPr>
-        <w:t xml:space="preserve">列表返</w:t>
-      </w:r>
-      <w:r>
-        <w:t xml:space="preserve"> </w:t>
-      </w:r>
-      <w:r>
-        <w:rPr>
-          <w:rStyle w:val="VerbatimChar"/>
-        </w:rPr>
-        <w:t xml:space="preserve">{total,rows}</w:t>
-      </w:r>
-      <w:r>
-        <w:t xml:space="preserve"> </w:t>
-      </w:r>
-      <w:r>
-        <w:rPr>
-          <w:rFonts w:hint="eastAsia"/>
-        </w:rPr>
-        <w:t xml:space="preserve">且</w:t>
-      </w:r>
-      <w:r>
-        <w:t xml:space="preserve"> </w:t>
-      </w:r>
-      <w:r>
-        <w:rPr>
-          <w:rStyle w:val="VerbatimChar"/>
-        </w:rPr>
-        <w:t xml:space="preserve">rows</w:t>
-      </w:r>
-      <w:r>
-        <w:t xml:space="preserve"> </w:t>
-      </w:r>
-      <w:r>
-        <w:rPr>
-          <w:rFonts w:hint="eastAsia"/>
-        </w:rPr>
-        <w:t xml:space="preserve">含</w:t>
-      </w:r>
-      <w:r>
-        <w:t xml:space="preserve"> </w:t>
-      </w:r>
-      <w:r>
-        <w:rPr>
-          <w:rStyle w:val="VerbatimChar"/>
-        </w:rPr>
-        <w:t xml:space="preserve">changeCount</w:t>
-      </w:r>
-      <w:r>
-        <w:t xml:space="preserve"> </w:t>
-      </w:r>
-      <w:r>
-        <w:rPr>
-          <w:rFonts w:hint="eastAsia"/>
-        </w:rPr>
-        <w:t xml:space="preserve">不含完整</w:t>
-      </w:r>
-      <w:r>
-        <w:t xml:space="preserve"> changes +</w:t>
-      </w:r>
-      <w:r>
-        <w:t xml:space="preserve"> </w:t>
-      </w:r>
-      <w:r>
-        <w:rPr>
-          <w:rStyle w:val="VerbatimChar"/>
-        </w:rPr>
-        <w:t xml:space="preserve">record</w:t>
-      </w:r>
-      <w:r>
-        <w:t xml:space="preserve"> </w:t>
-      </w:r>
-      <w:r>
-        <w:rPr>
-          <w:rFonts w:hint="eastAsia"/>
-        </w:rPr>
-        <w:t xml:space="preserve">时间线正序返完整</w:t>
-      </w:r>
-      <w:r>
-        <w:t xml:space="preserve"> </w:t>
-      </w:r>
-      <w:r>
-        <w:rPr>
-          <w:rFonts w:hint="eastAsia"/>
-        </w:rPr>
-        <w:t xml:space="preserve">changes（反射读匿名）。</w:t>
-      </w:r>
-      <w:r>
-        <w:rPr>
-          <w:rStyle w:val="VerbatimChar"/>
-          <w:b/>
-          <w:bCs/>
-        </w:rPr>
-        <w:t xml:space="preserve">[RequirePermission]</w:t>
-      </w:r>
-      <w:r>
-        <w:rPr>
-          <w:b/>
-          <w:bCs/>
-        </w:rPr>
-        <w:t xml:space="preserve"> </w:t>
-      </w:r>
-      <w:r>
-        <w:rPr>
-          <w:rFonts w:hint="eastAsia"/>
-          <w:b/>
-          <w:bCs/>
-        </w:rPr>
-        <w:t xml:space="preserve">不在单测覆盖</w:t>
-      </w:r>
-      <w:r>
-        <w:rPr>
-          <w:rFonts w:hint="eastAsia"/>
-        </w:rPr>
-        <w:t xml:space="preserve">（直调绕过过滤器）——移交</w:t>
-      </w:r>
-      <w:r>
-        <w:t xml:space="preserve"> §7.2 </w:t>
-      </w:r>
-      <w:r>
-        <w:rPr>
-          <w:rFonts w:hint="eastAsia"/>
-        </w:rPr>
-        <w:t xml:space="preserve">gstack/集成（评审</w:t>
-      </w:r>
-      <w:r>
-        <w:t xml:space="preserve"> </w:t>
-      </w:r>
-      <w:r>
-        <w:rPr>
-          <w:rFonts w:hint="eastAsia"/>
-        </w:rPr>
-        <w:t xml:space="preserve">R5）。</w:t>
+          <w:b/>
+          <w:bCs/>
+        </w:rPr>
+        <w:t xml:space="preserve">键形无关（R8）</w:t>
+      </w:r>
+      <w:r>
+        <w:rPr>
+          <w:rFonts w:hint="eastAsia"/>
+        </w:rPr>
+        <w:t xml:space="preserve">：Guid</w:t>
+      </w:r>
+      <w:r>
+        <w:t xml:space="preserve"> </w:t>
+      </w:r>
+      <w:r>
+        <w:rPr>
+          <w:rFonts w:hint="eastAsia"/>
+        </w:rPr>
+        <w:t xml:space="preserve">键实体</w:t>
+      </w:r>
+      <w:r>
+        <w:t xml:space="preserve"> Added → </w:t>
+      </w:r>
+      <w:r>
+        <w:rPr>
+          <w:rFonts w:hint="eastAsia"/>
+        </w:rPr>
+        <w:t xml:space="preserve">审计行</w:t>
+      </w:r>
+      <w:r>
+        <w:t xml:space="preserve"> </w:t>
+      </w:r>
+      <w:r>
+        <w:rPr>
+          <w:rStyle w:val="VerbatimChar"/>
+        </w:rPr>
+        <w:t xml:space="preserve">EntityKey</w:t>
+      </w:r>
+      <w:r>
+        <w:t xml:space="preserve"> </w:t>
+      </w:r>
+      <w:r>
+        <w:t xml:space="preserve">== </w:t>
+      </w:r>
+      <w:r>
+        <w:rPr>
+          <w:rFonts w:hint="eastAsia"/>
+        </w:rPr>
+        <w:t xml:space="preserve">落定后的真</w:t>
+      </w:r>
+      <w:r>
+        <w:t xml:space="preserve"> </w:t>
+      </w:r>
+      <w:r>
+        <w:rPr>
+          <w:rStyle w:val="VerbatimChar"/>
+        </w:rPr>
+        <w:t xml:space="preserve">Id</w:t>
+      </w:r>
+      <w:r>
+        <w:t xml:space="preserve"> </w:t>
+      </w:r>
+      <w:r>
+        <w:rPr>
+          <w:rFonts w:hint="eastAsia"/>
+        </w:rPr>
+        <w:t xml:space="preserve">串（InMemory</w:t>
+      </w:r>
+      <w:r>
+        <w:t xml:space="preserve"> </w:t>
+      </w:r>
+      <w:r>
+        <w:rPr>
+          <w:rFonts w:hint="eastAsia"/>
+        </w:rPr>
+        <w:t xml:space="preserve">验两阶段在同一</w:t>
+      </w:r>
+      <w:r>
+        <w:t xml:space="preserve"> </w:t>
+      </w:r>
+      <w:r>
+        <w:rPr>
+          <w:rStyle w:val="VerbatimChar"/>
+        </w:rPr>
+        <w:t xml:space="preserve">SaveChanges</w:t>
+      </w:r>
+      <w:r>
+        <w:t xml:space="preserve"> </w:t>
+      </w:r>
+      <w:r>
+        <w:rPr>
+          <w:rFonts w:hint="eastAsia"/>
+        </w:rPr>
+        <w:t xml:space="preserve">周期内完成）；</w:t>
+      </w:r>
+      <w:r>
+        <w:rPr>
+          <w:rStyle w:val="VerbatimChar"/>
+          <w:b/>
+          <w:bCs/>
+        </w:rPr>
+        <w:t xml:space="preserve">Sys_Menu</w:t>
+      </w:r>
+      <w:r>
+        <w:rPr>
+          <w:b/>
+          <w:bCs/>
+        </w:rPr>
+        <w:t xml:space="preserve">(int MenuId)/</w:t>
+      </w:r>
+      <w:r>
+        <w:rPr>
+          <w:rStyle w:val="VerbatimChar"/>
+          <w:b/>
+          <w:bCs/>
+        </w:rPr>
+        <w:t xml:space="preserve">Sys_Role</w:t>
+      </w:r>
+      <w:r>
+        <w:rPr>
+          <w:b/>
+          <w:bCs/>
+        </w:rPr>
+        <w:t xml:space="preserve">(int RoleId) Added/Modified →</w:t>
+      </w:r>
+      <w:r>
+        <w:rPr>
+          <w:b/>
+          <w:bCs/>
+        </w:rPr>
+        <w:t xml:space="preserve"> </w:t>
+      </w:r>
+      <w:r>
+        <w:rPr>
+          <w:rStyle w:val="VerbatimChar"/>
+          <w:b/>
+          <w:bCs/>
+        </w:rPr>
+        <w:t xml:space="preserve">EntityKey</w:t>
+      </w:r>
+      <w:r>
+        <w:rPr>
+          <w:b/>
+          <w:bCs/>
+        </w:rPr>
+        <w:t xml:space="preserve"> </w:t>
+      </w:r>
+      <w:r>
+        <w:rPr>
+          <w:b/>
+          <w:bCs/>
+        </w:rPr>
+        <w:t xml:space="preserve">== MenuId/RoleId </w:t>
+      </w:r>
+      <w:r>
+        <w:rPr>
+          <w:rFonts w:hint="eastAsia"/>
+          <w:b/>
+          <w:bCs/>
+        </w:rPr>
+        <w:t xml:space="preserve">串（非空、非</w:t>
+      </w:r>
+      <w:r>
+        <w:rPr>
+          <w:b/>
+          <w:bCs/>
+        </w:rPr>
+        <w:t xml:space="preserve"> </w:t>
+      </w:r>
+      <w:r>
+        <w:rPr>
+          <w:b/>
+          <w:bCs/>
+        </w:rPr>
+        <w:t xml:space="preserve">“Id”</w:t>
+      </w:r>
+      <w:r>
+        <w:rPr>
+          <w:rFonts w:hint="eastAsia"/>
+          <w:b/>
+          <w:bCs/>
+        </w:rPr>
+        <w:t xml:space="preserve">）</w:t>
+      </w:r>
+      <w:r>
+        <w:rPr>
+          <w:rFonts w:hint="eastAsia"/>
+        </w:rPr>
+        <w:t xml:space="preserve">；Deleted（任意键形）→</w:t>
+      </w:r>
+      <w:r>
+        <w:t xml:space="preserve"> </w:t>
+      </w:r>
+      <w:r>
+        <w:rPr>
+          <w:rStyle w:val="VerbatimChar"/>
+        </w:rPr>
+        <w:t xml:space="preserve">EntityKey</w:t>
+      </w:r>
+      <w:r>
+        <w:t xml:space="preserve"> </w:t>
+      </w:r>
+      <w:r>
+        <w:t xml:space="preserve">== </w:t>
+      </w:r>
+      <w:r>
+        <w:rPr>
+          <w:rFonts w:hint="eastAsia"/>
+        </w:rPr>
+        <w:t xml:space="preserve">删除前键（用</w:t>
+      </w:r>
+      <w:r>
+        <w:t xml:space="preserve"> </w:t>
+      </w:r>
+      <w:r>
+        <w:rPr>
+          <w:rStyle w:val="VerbatimChar"/>
+        </w:rPr>
+        <w:t xml:space="preserve">KeyBeforeSave</w:t>
+      </w:r>
+      <w:r>
+        <w:rPr>
+          <w:rFonts w:hint="eastAsia"/>
+        </w:rPr>
+        <w:t xml:space="preserve">）。</w:t>
       </w:r>
     </w:p>
     <w:p>
@@ -11585,7 +12241,364 @@
         <w:pStyle w:val="Compact"/>
         <w:numPr>
           <w:ilvl w:val="0"/>
-          <w:numId w:val="1013"/>
+          <w:numId w:val="1014"/>
+        </w:numPr>
+      </w:pPr>
+      <w:r>
+        <w:rPr>
+          <w:rFonts w:hint="eastAsia"/>
+          <w:b/>
+          <w:bCs/>
+        </w:rPr>
+        <w:t xml:space="preserve">审计行</w:t>
+      </w:r>
+      <w:r>
+        <w:rPr>
+          <w:b/>
+          <w:bCs/>
+        </w:rPr>
+        <w:t xml:space="preserve"> </w:t>
+      </w:r>
+      <w:r>
+        <w:rPr>
+          <w:rFonts w:hint="eastAsia"/>
+          <w:b/>
+          <w:bCs/>
+        </w:rPr>
+        <w:t xml:space="preserve">TenantId（R4）</w:t>
+      </w:r>
+      <w:r>
+        <w:rPr>
+          <w:rFonts w:hint="eastAsia"/>
+        </w:rPr>
+        <w:t xml:space="preserve">：双租户</w:t>
+      </w:r>
+      <w:r>
+        <w:t xml:space="preserve"> </w:t>
+      </w:r>
+      <w:r>
+        <w:rPr>
+          <w:rFonts w:hint="eastAsia"/>
+        </w:rPr>
+        <w:t xml:space="preserve">InMemory，</w:t>
+      </w:r>
+      <w:r>
+        <w:rPr>
+          <w:rStyle w:val="VerbatimChar"/>
+        </w:rPr>
+        <w:t xml:space="preserve">BaseTenantEntity</w:t>
+      </w:r>
+      <w:r>
+        <w:t xml:space="preserve"> </w:t>
+      </w:r>
+      <w:r>
+        <w:rPr>
+          <w:rFonts w:hint="eastAsia"/>
+        </w:rPr>
+        <w:t xml:space="preserve">业务实体的审计行</w:t>
+      </w:r>
+      <w:r>
+        <w:t xml:space="preserve"> </w:t>
+      </w:r>
+      <w:r>
+        <w:rPr>
+          <w:rFonts w:hint="eastAsia"/>
+        </w:rPr>
+        <w:t xml:space="preserve">TenantId==该实体</w:t>
+      </w:r>
+      <w:r>
+        <w:t xml:space="preserve"> </w:t>
+      </w:r>
+      <w:r>
+        <w:rPr>
+          <w:rFonts w:hint="eastAsia"/>
+        </w:rPr>
+        <w:t xml:space="preserve">TenantId；查询端点只见本租户审计行。</w:t>
+      </w:r>
+    </w:p>
+    <w:p>
+      <w:pPr>
+        <w:pStyle w:val="Compact"/>
+        <w:numPr>
+          <w:ilvl w:val="0"/>
+          <w:numId w:val="1014"/>
+        </w:numPr>
+      </w:pPr>
+      <w:r>
+        <w:rPr>
+          <w:rStyle w:val="VerbatimChar"/>
+        </w:rPr>
+        <w:t xml:space="preserve">BuildChanges</w:t>
+      </w:r>
+      <w:r>
+        <w:rPr>
+          <w:rFonts w:hint="eastAsia"/>
+        </w:rPr>
+        <w:t xml:space="preserve">/拒名单/</w:t>
+      </w:r>
+      <w:r>
+        <w:rPr>
+          <w:rStyle w:val="VerbatimChar"/>
+        </w:rPr>
+        <w:t xml:space="preserve">ResolveAuditTenant</w:t>
+      </w:r>
+      <w:r>
+        <w:t xml:space="preserve"> </w:t>
+      </w:r>
+      <w:r>
+        <w:rPr>
+          <w:rFonts w:hint="eastAsia"/>
+        </w:rPr>
+        <w:t xml:space="preserve">纯函数单测（值截断、null</w:t>
+      </w:r>
+      <w:r>
+        <w:t xml:space="preserve"> </w:t>
+      </w:r>
+      <w:r>
+        <w:rPr>
+          <w:rFonts w:hint="eastAsia"/>
+        </w:rPr>
+        <w:t xml:space="preserve">处理、Invariant</w:t>
+      </w:r>
+      <w:r>
+        <w:t xml:space="preserve"> </w:t>
+      </w:r>
+      <w:r>
+        <w:rPr>
+          <w:rFonts w:hint="eastAsia"/>
+        </w:rPr>
+        <w:t xml:space="preserve">格式、共享表回退）。</w:t>
+      </w:r>
+    </w:p>
+    <w:p>
+      <w:pPr>
+        <w:pStyle w:val="Compact"/>
+        <w:numPr>
+          <w:ilvl w:val="0"/>
+          <w:numId w:val="1014"/>
+        </w:numPr>
+      </w:pPr>
+      <w:r>
+        <w:rPr>
+          <w:rFonts w:hint="eastAsia"/>
+        </w:rPr>
+        <w:t xml:space="preserve">控制器（仿</w:t>
+      </w:r>
+      <w:r>
+        <w:t xml:space="preserve"> </w:t>
+      </w:r>
+      <w:r>
+        <w:rPr>
+          <w:rStyle w:val="VerbatimChar"/>
+        </w:rPr>
+        <w:t xml:space="preserve">SecurityLogControllerTests</w:t>
+      </w:r>
+      <w:r>
+        <w:rPr>
+          <w:rFonts w:hint="eastAsia"/>
+        </w:rPr>
+        <w:t xml:space="preserve">，</w:t>
+      </w:r>
+      <w:r>
+        <w:rPr>
+          <w:rFonts w:hint="eastAsia"/>
+          <w:b/>
+          <w:bCs/>
+        </w:rPr>
+        <w:t xml:space="preserve">直</w:t>
+      </w:r>
+      <w:r>
+        <w:rPr>
+          <w:b/>
+          <w:bCs/>
+        </w:rPr>
+        <w:t xml:space="preserve"> </w:t>
+      </w:r>
+      <w:r>
+        <w:rPr>
+          <w:rStyle w:val="VerbatimChar"/>
+          <w:b/>
+          <w:bCs/>
+        </w:rPr>
+        <w:t xml:space="preserve">new FieldAuditController(db, fakeUser?)</w:t>
+      </w:r>
+      <w:r>
+        <w:rPr>
+          <w:b/>
+          <w:bCs/>
+        </w:rPr>
+        <w:t xml:space="preserve"> </w:t>
+      </w:r>
+      <w:r>
+        <w:rPr>
+          <w:rFonts w:hint="eastAsia"/>
+          <w:b/>
+          <w:bCs/>
+        </w:rPr>
+        <w:t xml:space="preserve">调方法</w:t>
+      </w:r>
+      <w:r>
+        <w:rPr>
+          <w:rFonts w:hint="eastAsia"/>
+        </w:rPr>
+        <w:t xml:space="preserve">）：筛选</w:t>
+      </w:r>
+      <w:r>
+        <w:t xml:space="preserve"> + </w:t>
+      </w:r>
+      <w:r>
+        <w:rPr>
+          <w:rFonts w:hint="eastAsia"/>
+        </w:rPr>
+        <w:t xml:space="preserve">分页</w:t>
+      </w:r>
+      <w:r>
+        <w:t xml:space="preserve"> clamp + </w:t>
+      </w:r>
+      <w:r>
+        <w:rPr>
+          <w:rFonts w:hint="eastAsia"/>
+        </w:rPr>
+        <w:t xml:space="preserve">列表返</w:t>
+      </w:r>
+      <w:r>
+        <w:t xml:space="preserve"> </w:t>
+      </w:r>
+      <w:r>
+        <w:rPr>
+          <w:rStyle w:val="VerbatimChar"/>
+        </w:rPr>
+        <w:t xml:space="preserve">{total,rows}</w:t>
+      </w:r>
+      <w:r>
+        <w:t xml:space="preserve"> </w:t>
+      </w:r>
+      <w:r>
+        <w:rPr>
+          <w:rFonts w:hint="eastAsia"/>
+        </w:rPr>
+        <w:t xml:space="preserve">且</w:t>
+      </w:r>
+      <w:r>
+        <w:t xml:space="preserve"> </w:t>
+      </w:r>
+      <w:r>
+        <w:rPr>
+          <w:rStyle w:val="VerbatimChar"/>
+        </w:rPr>
+        <w:t xml:space="preserve">rows</w:t>
+      </w:r>
+      <w:r>
+        <w:t xml:space="preserve"> </w:t>
+      </w:r>
+      <w:r>
+        <w:rPr>
+          <w:rFonts w:hint="eastAsia"/>
+        </w:rPr>
+        <w:t xml:space="preserve">含</w:t>
+      </w:r>
+      <w:r>
+        <w:t xml:space="preserve"> </w:t>
+      </w:r>
+      <w:r>
+        <w:rPr>
+          <w:rStyle w:val="VerbatimChar"/>
+        </w:rPr>
+        <w:t xml:space="preserve">changeCount</w:t>
+      </w:r>
+      <w:r>
+        <w:t xml:space="preserve"> </w:t>
+      </w:r>
+      <w:r>
+        <w:rPr>
+          <w:rFonts w:hint="eastAsia"/>
+        </w:rPr>
+        <w:t xml:space="preserve">不含完整</w:t>
+      </w:r>
+      <w:r>
+        <w:t xml:space="preserve"> changes +</w:t>
+      </w:r>
+      <w:r>
+        <w:t xml:space="preserve"> </w:t>
+      </w:r>
+      <w:r>
+        <w:rPr>
+          <w:rStyle w:val="VerbatimChar"/>
+        </w:rPr>
+        <w:t xml:space="preserve">record</w:t>
+      </w:r>
+      <w:r>
+        <w:t xml:space="preserve"> </w:t>
+      </w:r>
+      <w:r>
+        <w:rPr>
+          <w:rFonts w:hint="eastAsia"/>
+        </w:rPr>
+        <w:t xml:space="preserve">时间线正序返完整</w:t>
+      </w:r>
+      <w:r>
+        <w:t xml:space="preserve"> </w:t>
+      </w:r>
+      <w:r>
+        <w:rPr>
+          <w:rFonts w:hint="eastAsia"/>
+        </w:rPr>
+        <w:t xml:space="preserve">changes（反射读匿名）。</w:t>
+      </w:r>
+      <w:r>
+        <w:rPr>
+          <w:rStyle w:val="VerbatimChar"/>
+          <w:b/>
+          <w:bCs/>
+        </w:rPr>
+        <w:t xml:space="preserve">[RequirePermission]</w:t>
+      </w:r>
+      <w:r>
+        <w:rPr>
+          <w:b/>
+          <w:bCs/>
+        </w:rPr>
+        <w:t xml:space="preserve"> </w:t>
+      </w:r>
+      <w:r>
+        <w:rPr>
+          <w:rFonts w:hint="eastAsia"/>
+          <w:b/>
+          <w:bCs/>
+        </w:rPr>
+        <w:t xml:space="preserve">不在单测覆盖</w:t>
+      </w:r>
+      <w:r>
+        <w:rPr>
+          <w:rFonts w:hint="eastAsia"/>
+        </w:rPr>
+        <w:t xml:space="preserve">（直调绕过过滤器）——移交</w:t>
+      </w:r>
+      <w:r>
+        <w:t xml:space="preserve"> §7.2 </w:t>
+      </w:r>
+      <w:r>
+        <w:rPr>
+          <w:rFonts w:hint="eastAsia"/>
+        </w:rPr>
+        <w:t xml:space="preserve">gstack/集成（评审</w:t>
+      </w:r>
+      <w:r>
+        <w:t xml:space="preserve"> </w:t>
+      </w:r>
+      <w:r>
+        <w:rPr>
+          <w:rFonts w:hint="eastAsia"/>
+        </w:rPr>
+        <w:t xml:space="preserve">R5）。</w:t>
+      </w:r>
+    </w:p>
+    <w:p>
+      <w:pPr>
+        <w:pStyle w:val="Compact"/>
+        <w:numPr>
+          <w:ilvl w:val="0"/>
+          <w:numId w:val="1014"/>
         </w:numPr>
       </w:pPr>
       <w:r>
@@ -12290,7 +13303,7 @@
       </w:r>
     </w:p>
     <w:bookmarkEnd w:id="29"/>
-    <w:bookmarkStart w:id="30" w:name="定稿评审修订2026-06-237-点锚点经只读-subagent-核验实代码"/>
+    <w:bookmarkStart w:id="30" w:name="定稿评审修订2026-06-238-点锚点经只读-subagent-核验实代码"/>
     <w:p>
       <w:pPr>
         <w:pStyle w:val="Heading2"/>
@@ -12302,7 +13315,7 @@
         <w:rPr>
           <w:rFonts w:hint="eastAsia"/>
         </w:rPr>
-        <w:t xml:space="preserve">定稿评审修订（2026-06-23，7</w:t>
+        <w:t xml:space="preserve">定稿评审修订（2026-06-23，8</w:t>
       </w:r>
       <w:r>
         <w:t xml:space="preserve"> </w:t>
@@ -13692,6 +14705,332 @@
           </w:p>
         </w:tc>
       </w:tr>
+      <w:tr>
+        <w:tc>
+          <w:tcPr/>
+          <w:p>
+            <w:pPr>
+              <w:pStyle w:val="Compact"/>
+            </w:pPr>
+            <w:r>
+              <w:rPr>
+                <w:b/>
+                <w:bCs/>
+              </w:rPr>
+              <w:t xml:space="preserve">R8</w:t>
+            </w:r>
+          </w:p>
+        </w:tc>
+        <w:tc>
+          <w:tcPr/>
+          <w:p>
+            <w:pPr>
+              <w:pStyle w:val="Compact"/>
+            </w:pPr>
+            <w:r>
+              <w:t xml:space="preserve">EntityKey </w:t>
+            </w:r>
+            <w:r>
+              <w:rPr>
+                <w:rFonts w:hint="eastAsia"/>
+              </w:rPr>
+              <w:t xml:space="preserve">提取写死</w:t>
+            </w:r>
+            <w:r>
+              <w:t xml:space="preserve"> </w:t>
+            </w:r>
+            <w:r>
+              <w:rPr>
+                <w:rStyle w:val="VerbatimChar"/>
+              </w:rPr>
+              <w:t xml:space="preserve">entry.Entity.Id</w:t>
+            </w:r>
+            <w:r>
+              <w:t xml:space="preserve"> </w:t>
+            </w:r>
+            <w:r>
+              <w:rPr>
+                <w:rFonts w:hint="eastAsia"/>
+              </w:rPr>
+              <w:t xml:space="preserve">不成立——核验下钻键形：首批</w:t>
+            </w:r>
+            <w:r>
+              <w:t xml:space="preserve"> </w:t>
+            </w:r>
+            <w:r>
+              <w:rPr>
+                <w:rStyle w:val="VerbatimChar"/>
+              </w:rPr>
+              <w:t xml:space="preserve">Sys_Role</w:t>
+            </w:r>
+            <w:r>
+              <w:t xml:space="preserve">(int RoleId)/</w:t>
+            </w:r>
+            <w:r>
+              <w:rPr>
+                <w:rStyle w:val="VerbatimChar"/>
+              </w:rPr>
+              <w:t xml:space="preserve">Sys_Menu</w:t>
+            </w:r>
+            <w:r>
+              <w:t xml:space="preserve">(int MenuId)</w:t>
+            </w:r>
+            <w:r>
+              <w:t xml:space="preserve"> </w:t>
+            </w:r>
+            <w:r>
+              <w:rPr>
+                <w:rFonts w:hint="eastAsia"/>
+                <w:b/>
+                <w:bCs/>
+              </w:rPr>
+              <w:t xml:space="preserve">无</w:t>
+            </w:r>
+            <w:r>
+              <w:rPr>
+                <w:b/>
+                <w:bCs/>
+              </w:rPr>
+              <w:t xml:space="preserve"> </w:t>
+            </w:r>
+            <w:r>
+              <w:rPr>
+                <w:rStyle w:val="VerbatimChar"/>
+                <w:b/>
+                <w:bCs/>
+              </w:rPr>
+              <w:t xml:space="preserve">.Id</w:t>
+            </w:r>
+            <w:r>
+              <w:rPr>
+                <w:rFonts w:hint="eastAsia"/>
+                <w:b/>
+                <w:bCs/>
+              </w:rPr>
+              <w:t xml:space="preserve">、非</w:t>
+            </w:r>
+            <w:r>
+              <w:rPr>
+                <w:b/>
+                <w:bCs/>
+              </w:rPr>
+              <w:t xml:space="preserve"> BaseTenantEntity</w:t>
+            </w:r>
+            <w:r>
+              <w:rPr>
+                <w:rFonts w:hint="eastAsia"/>
+              </w:rPr>
+              <w:t xml:space="preserve">（其余</w:t>
+            </w:r>
+            <w:r>
+              <w:t xml:space="preserve"> 9 </w:t>
+            </w:r>
+            <w:r>
+              <w:rPr>
+                <w:rFonts w:hint="eastAsia"/>
+              </w:rPr>
+              <w:t xml:space="preserve">个为</w:t>
+            </w:r>
+            <w:r>
+              <w:t xml:space="preserve"> Guid </w:t>
+            </w:r>
+            <w:r>
+              <w:rPr>
+                <w:rFonts w:hint="eastAsia"/>
+              </w:rPr>
+              <w:t xml:space="preserve">键）；且原</w:t>
+            </w:r>
+            <w:r>
+              <w:t xml:space="preserve"> §3.4 step5 </w:t>
+            </w:r>
+            <w:r>
+              <w:rPr>
+                <w:rFonts w:hint="eastAsia"/>
+              </w:rPr>
+              <w:t xml:space="preserve">对</w:t>
+            </w:r>
+            <w:r>
+              <w:t xml:space="preserve"> Deleted </w:t>
+            </w:r>
+            <w:r>
+              <w:rPr>
+                <w:rFonts w:hint="eastAsia"/>
+              </w:rPr>
+              <w:t xml:space="preserve">存后取键会遇</w:t>
+            </w:r>
+            <w:r>
+              <w:t xml:space="preserve"> Detached entry</w:t>
+            </w:r>
+          </w:p>
+        </w:tc>
+        <w:tc>
+          <w:tcPr/>
+          <w:p>
+            <w:pPr>
+              <w:pStyle w:val="Compact"/>
+            </w:pPr>
+            <w:r>
+              <w:t xml:space="preserve">§2.1 EntityKey </w:t>
+            </w:r>
+            <w:r>
+              <w:rPr>
+                <w:rFonts w:hint="eastAsia"/>
+              </w:rPr>
+              <w:t xml:space="preserve">改”主键字符串(键形无关)</w:t>
+            </w:r>
+            <w:r>
+              <w:t xml:space="preserve">“+MaxLength </w:t>
+            </w:r>
+            <w:r>
+              <w:rPr>
+                <w:rFonts w:hint="eastAsia"/>
+              </w:rPr>
+              <w:t xml:space="preserve">64→128；§3.2</w:t>
+            </w:r>
+            <w:r>
+              <w:t xml:space="preserve"> </w:t>
+            </w:r>
+            <w:r>
+              <w:rPr>
+                <w:rFonts w:hint="eastAsia"/>
+              </w:rPr>
+              <w:t xml:space="preserve">跳过集改”</w:t>
+            </w:r>
+            <w:r>
+              <w:rPr>
+                <w:rFonts w:hint="eastAsia"/>
+              </w:rPr>
+              <w:t xml:space="preserve">全部主键列(FindPrimaryKey),勿写死</w:t>
+            </w:r>
+            <w:r>
+              <w:t xml:space="preserve"> </w:t>
+            </w:r>
+            <w:r>
+              <w:rPr>
+                <w:rFonts w:hint="eastAsia"/>
+              </w:rPr>
+              <w:t xml:space="preserve">Id”；§3.4</w:t>
+            </w:r>
+            <w:r>
+              <w:t xml:space="preserve"> </w:t>
+            </w:r>
+            <w:r>
+              <w:rPr>
+                <w:rFonts w:hint="eastAsia"/>
+              </w:rPr>
+              <w:t xml:space="preserve">加</w:t>
+            </w:r>
+            <w:r>
+              <w:t xml:space="preserve"> </w:t>
+            </w:r>
+            <w:r>
+              <w:rPr>
+                <w:rStyle w:val="VerbatimChar"/>
+              </w:rPr>
+              <w:t xml:space="preserve">ExtractKey</w:t>
+            </w:r>
+            <w:r>
+              <w:rPr>
+                <w:rFonts w:hint="eastAsia"/>
+              </w:rPr>
+              <w:t xml:space="preserve">(走主键元数据,</w:t>
+            </w:r>
+            <w:r>
+              <w:rPr>
+                <w:rStyle w:val="VerbatimChar"/>
+              </w:rPr>
+              <w:t xml:space="preserve">\|</w:t>
+            </w:r>
+            <w:r>
+              <w:t xml:space="preserve"> </w:t>
+            </w:r>
+            <w:r>
+              <w:rPr>
+                <w:rFonts w:hint="eastAsia"/>
+              </w:rPr>
+              <w:t xml:space="preserve">连接复合键)+</w:t>
+            </w:r>
+            <w:r>
+              <w:rPr>
+                <w:rStyle w:val="VerbatimChar"/>
+              </w:rPr>
+              <w:t xml:space="preserve">PendingAudit.KeyBeforeSave</w:t>
+            </w:r>
+            <w:r>
+              <w:t xml:space="preserve">(step1 </w:t>
+            </w:r>
+            <w:r>
+              <w:rPr>
+                <w:rFonts w:hint="eastAsia"/>
+              </w:rPr>
+              <w:t xml:space="preserve">捕获,Modified/Deleted</w:t>
+            </w:r>
+            <w:r>
+              <w:t xml:space="preserve"> </w:t>
+            </w:r>
+            <w:r>
+              <w:rPr>
+                <w:rFonts w:hint="eastAsia"/>
+              </w:rPr>
+              <w:t xml:space="preserve">用之、Added</w:t>
+            </w:r>
+            <w:r>
+              <w:t xml:space="preserve"> step5 </w:t>
+            </w:r>
+            <w:r>
+              <w:rPr>
+                <w:rFonts w:hint="eastAsia"/>
+              </w:rPr>
+              <w:t xml:space="preserve">重取)+</w:t>
+            </w:r>
+            <w:r>
+              <w:rPr>
+                <w:rStyle w:val="VerbatimChar"/>
+              </w:rPr>
+              <w:t xml:space="preserve">TenantId</w:t>
+            </w:r>
+            <w:r>
+              <w:t xml:space="preserve"> </w:t>
+            </w:r>
+            <w:r>
+              <w:t xml:space="preserve">step1 </w:t>
+            </w:r>
+            <w:r>
+              <w:rPr>
+                <w:rFonts w:hint="eastAsia"/>
+              </w:rPr>
+              <w:t xml:space="preserve">捕获;§7.1</w:t>
+            </w:r>
+            <w:r>
+              <w:t xml:space="preserve"> </w:t>
+            </w:r>
+            <w:r>
+              <w:rPr>
+                <w:rFonts w:hint="eastAsia"/>
+              </w:rPr>
+              <w:t xml:space="preserve">加</w:t>
+            </w:r>
+            <w:r>
+              <w:t xml:space="preserve"> int </w:t>
+            </w:r>
+            <w:r>
+              <w:rPr>
+                <w:rFonts w:hint="eastAsia"/>
+              </w:rPr>
+              <w:t xml:space="preserve">键/Deleted</w:t>
+            </w:r>
+            <w:r>
+              <w:t xml:space="preserve"> </w:t>
+            </w:r>
+            <w:r>
+              <w:rPr>
+                <w:rFonts w:hint="eastAsia"/>
+              </w:rPr>
+              <w:t xml:space="preserve">键测试</w:t>
+            </w:r>
+          </w:p>
+        </w:tc>
+      </w:tr>
     </w:tbl>
     <w:p>
       <w:pPr>
@@ -13882,7 +15221,7 @@
           <w:i/>
           <w:iCs/>
         </w:rPr>
-        <w:t xml:space="preserve">七点评审修订，全部</w:t>
+        <w:t xml:space="preserve">八点评审修订，全部</w:t>
       </w:r>
       <w:r>
         <w:rPr>
@@ -14474,6 +15813,9 @@
     <w:abstractNumId w:val="991"/>
   </w:num>
   <w:num w:numId="1006">
+    <w:abstractNumId w:val="991"/>
+  </w:num>
+  <w:num w:numId="1007">
     <w:abstractNumId w:val="99411"/>
     <w:lvlOverride w:ilvl="0">
       <w:startOverride w:val="1"/>
@@ -14503,9 +15845,6 @@
       <w:startOverride w:val="1"/>
     </w:lvlOverride>
   </w:num>
-  <w:num w:numId="1007">
-    <w:abstractNumId w:val="991"/>
-  </w:num>
   <w:num w:numId="1008">
     <w:abstractNumId w:val="991"/>
   </w:num>
@@ -14522,6 +15861,9 @@
     <w:abstractNumId w:val="991"/>
   </w:num>
   <w:num w:numId="1013">
+    <w:abstractNumId w:val="991"/>
+  </w:num>
+  <w:num w:numId="1014">
     <w:abstractNumId w:val="991"/>
   </w:num>
 </w:numbering>
